--- a/03_report/tables/regression_results_team_process_h1_h5.docx
+++ b/03_report/tables/regression_results_team_process_h1_h5.docx
@@ -25,7 +25,7 @@
           <w:tcPr>
             <w:tcBorders>
               <w:bottom w:val="none" w:sz="0" w:space="0" w:color="000000"/>
-              <w:top w:val="double" w:sz="8" w:space="0" w:color="000000"/>
+              <w:top w:val="single" w:sz="12" w:space="0" w:color="000000"/>
               <w:left w:val="none" w:sz="0" w:space="0" w:color="000000"/>
               <w:right w:val="none" w:sz="0" w:space="0" w:color="000000"/>
             </w:tcBorders>
@@ -48,7 +48,7 @@
                 <w:left w:val="none" w:sz="0" w:space="0" w:color="000000"/>
                 <w:right w:val="none" w:sz="0" w:space="0" w:color="000000"/>
               </w:pBdr>
-              <w:spacing w:after="40" w:before="40" w:line="240"/>
+              <w:spacing w:after="0" w:before="0" w:line="216"/>
               <w:ind w:left="40" w:right="40" w:firstLine="0" w:firstLineChars="0"/>
               <w:rPr>
                 <w:rFonts w:ascii="Times New Roman" w:hAnsi="Times New Roman" w:eastAsia="Times New Roman" w:cs="Times New Roman"/>
@@ -56,8 +56,8 @@
                 <w:b w:val="true"/>
                 <w:u w:val="none"/>
                 <w:strike w:val="false"/>
-                <w:sz w:val="18"/>
-                <w:szCs w:val="18"/>
+                <w:sz w:val="20"/>
+                <w:szCs w:val="20"/>
                 <w:color w:val="000000"/>
               </w:rPr>
             </w:pPr>
@@ -68,8 +68,8 @@
                 <w:b w:val="true"/>
                 <w:u w:val="none"/>
                 <w:strike w:val="false"/>
-                <w:sz w:val="18"/>
-                <w:szCs w:val="18"/>
+                <w:sz w:val="20"/>
+                <w:szCs w:val="20"/>
                 <w:color w:val="000000"/>
               </w:rPr>
               <w:t xml:space="preserve">Model</w:t>
@@ -80,30 +80,30 @@
           <w:tcPr>
             <w:tcBorders>
               <w:bottom w:val="none" w:sz="0" w:space="0" w:color="000000"/>
-              <w:top w:val="double" w:sz="8" w:space="0" w:color="000000"/>
-              <w:left w:val="none" w:sz="0" w:space="0" w:color="000000"/>
-              <w:right w:val="none" w:sz="0" w:space="0" w:color="000000"/>
-            </w:tcBorders>
-            <w:shd w:val="clear" w:color="auto" w:fill="FFFFFF"/>
-            <w:tcMar>
-              <w:top w:w="0" w:type="dxa"/>
-              <w:bottom w:w="0" w:type="dxa"/>
-              <w:left w:w="0" w:type="dxa"/>
-              <w:right w:w="0" w:type="dxa"/>
-            </w:tcMar>
-            <w:vAlign w:val="center"/>
-          </w:tcPr>
-          <w:p>
-            <w:pPr>
-              <w:pStyle w:val="Normal"/>
-              <w:jc w:val="center"/>
-              <w:pBdr>
-                <w:bottom w:val="none" w:sz="0" w:space="0" w:color="000000"/>
-                <w:top w:val="none" w:sz="0" w:space="0" w:color="000000"/>
-                <w:left w:val="none" w:sz="0" w:space="0" w:color="000000"/>
-                <w:right w:val="none" w:sz="0" w:space="0" w:color="000000"/>
-              </w:pBdr>
-              <w:spacing w:after="40" w:before="40" w:line="240"/>
+              <w:top w:val="single" w:sz="12" w:space="0" w:color="000000"/>
+              <w:left w:val="none" w:sz="0" w:space="0" w:color="000000"/>
+              <w:right w:val="none" w:sz="0" w:space="0" w:color="000000"/>
+            </w:tcBorders>
+            <w:shd w:val="clear" w:color="auto" w:fill="FFFFFF"/>
+            <w:tcMar>
+              <w:top w:w="0" w:type="dxa"/>
+              <w:bottom w:w="0" w:type="dxa"/>
+              <w:left w:w="0" w:type="dxa"/>
+              <w:right w:w="0" w:type="dxa"/>
+            </w:tcMar>
+            <w:vAlign w:val="center"/>
+          </w:tcPr>
+          <w:p>
+            <w:pPr>
+              <w:pStyle w:val="Normal"/>
+              <w:jc w:val="center"/>
+              <w:pBdr>
+                <w:bottom w:val="none" w:sz="0" w:space="0" w:color="000000"/>
+                <w:top w:val="none" w:sz="0" w:space="0" w:color="000000"/>
+                <w:left w:val="none" w:sz="0" w:space="0" w:color="000000"/>
+                <w:right w:val="none" w:sz="0" w:space="0" w:color="000000"/>
+              </w:pBdr>
+              <w:spacing w:after="0" w:before="0" w:line="216"/>
               <w:ind w:left="40" w:right="40" w:firstLine="0" w:firstLineChars="0"/>
               <w:rPr>
                 <w:rFonts w:ascii="Times New Roman" w:hAnsi="Times New Roman" w:eastAsia="Times New Roman" w:cs="Times New Roman"/>
@@ -111,8 +111,8 @@
                 <w:b w:val="true"/>
                 <w:u w:val="none"/>
                 <w:strike w:val="false"/>
-                <w:sz w:val="18"/>
-                <w:szCs w:val="18"/>
+                <w:sz w:val="20"/>
+                <w:szCs w:val="20"/>
                 <w:color w:val="000000"/>
               </w:rPr>
             </w:pPr>
@@ -123,8 +123,8 @@
                 <w:b w:val="true"/>
                 <w:u w:val="none"/>
                 <w:strike w:val="false"/>
-                <w:sz w:val="18"/>
-                <w:szCs w:val="18"/>
+                <w:sz w:val="20"/>
+                <w:szCs w:val="20"/>
                 <w:color w:val="000000"/>
               </w:rPr>
               <w:t xml:space="preserve">(1)</w:t>
@@ -135,30 +135,30 @@
           <w:tcPr>
             <w:tcBorders>
               <w:bottom w:val="none" w:sz="0" w:space="0" w:color="000000"/>
-              <w:top w:val="double" w:sz="8" w:space="0" w:color="000000"/>
-              <w:left w:val="none" w:sz="0" w:space="0" w:color="000000"/>
-              <w:right w:val="none" w:sz="0" w:space="0" w:color="000000"/>
-            </w:tcBorders>
-            <w:shd w:val="clear" w:color="auto" w:fill="FFFFFF"/>
-            <w:tcMar>
-              <w:top w:w="0" w:type="dxa"/>
-              <w:bottom w:w="0" w:type="dxa"/>
-              <w:left w:w="0" w:type="dxa"/>
-              <w:right w:w="0" w:type="dxa"/>
-            </w:tcMar>
-            <w:vAlign w:val="center"/>
-          </w:tcPr>
-          <w:p>
-            <w:pPr>
-              <w:pStyle w:val="Normal"/>
-              <w:jc w:val="center"/>
-              <w:pBdr>
-                <w:bottom w:val="none" w:sz="0" w:space="0" w:color="000000"/>
-                <w:top w:val="none" w:sz="0" w:space="0" w:color="000000"/>
-                <w:left w:val="none" w:sz="0" w:space="0" w:color="000000"/>
-                <w:right w:val="none" w:sz="0" w:space="0" w:color="000000"/>
-              </w:pBdr>
-              <w:spacing w:after="40" w:before="40" w:line="240"/>
+              <w:top w:val="single" w:sz="12" w:space="0" w:color="000000"/>
+              <w:left w:val="none" w:sz="0" w:space="0" w:color="000000"/>
+              <w:right w:val="none" w:sz="0" w:space="0" w:color="000000"/>
+            </w:tcBorders>
+            <w:shd w:val="clear" w:color="auto" w:fill="FFFFFF"/>
+            <w:tcMar>
+              <w:top w:w="0" w:type="dxa"/>
+              <w:bottom w:w="0" w:type="dxa"/>
+              <w:left w:w="0" w:type="dxa"/>
+              <w:right w:w="0" w:type="dxa"/>
+            </w:tcMar>
+            <w:vAlign w:val="center"/>
+          </w:tcPr>
+          <w:p>
+            <w:pPr>
+              <w:pStyle w:val="Normal"/>
+              <w:jc w:val="center"/>
+              <w:pBdr>
+                <w:bottom w:val="none" w:sz="0" w:space="0" w:color="000000"/>
+                <w:top w:val="none" w:sz="0" w:space="0" w:color="000000"/>
+                <w:left w:val="none" w:sz="0" w:space="0" w:color="000000"/>
+                <w:right w:val="none" w:sz="0" w:space="0" w:color="000000"/>
+              </w:pBdr>
+              <w:spacing w:after="0" w:before="0" w:line="216"/>
               <w:ind w:left="40" w:right="40" w:firstLine="0" w:firstLineChars="0"/>
               <w:rPr>
                 <w:rFonts w:ascii="Times New Roman" w:hAnsi="Times New Roman" w:eastAsia="Times New Roman" w:cs="Times New Roman"/>
@@ -166,8 +166,8 @@
                 <w:b w:val="true"/>
                 <w:u w:val="none"/>
                 <w:strike w:val="false"/>
-                <w:sz w:val="18"/>
-                <w:szCs w:val="18"/>
+                <w:sz w:val="20"/>
+                <w:szCs w:val="20"/>
                 <w:color w:val="000000"/>
               </w:rPr>
             </w:pPr>
@@ -178,8 +178,8 @@
                 <w:b w:val="true"/>
                 <w:u w:val="none"/>
                 <w:strike w:val="false"/>
-                <w:sz w:val="18"/>
-                <w:szCs w:val="18"/>
+                <w:sz w:val="20"/>
+                <w:szCs w:val="20"/>
                 <w:color w:val="000000"/>
               </w:rPr>
               <w:t xml:space="preserve">(2)</w:t>
@@ -190,30 +190,30 @@
           <w:tcPr>
             <w:tcBorders>
               <w:bottom w:val="none" w:sz="0" w:space="0" w:color="000000"/>
-              <w:top w:val="double" w:sz="8" w:space="0" w:color="000000"/>
-              <w:left w:val="none" w:sz="0" w:space="0" w:color="000000"/>
-              <w:right w:val="none" w:sz="0" w:space="0" w:color="000000"/>
-            </w:tcBorders>
-            <w:shd w:val="clear" w:color="auto" w:fill="FFFFFF"/>
-            <w:tcMar>
-              <w:top w:w="0" w:type="dxa"/>
-              <w:bottom w:w="0" w:type="dxa"/>
-              <w:left w:w="0" w:type="dxa"/>
-              <w:right w:w="0" w:type="dxa"/>
-            </w:tcMar>
-            <w:vAlign w:val="center"/>
-          </w:tcPr>
-          <w:p>
-            <w:pPr>
-              <w:pStyle w:val="Normal"/>
-              <w:jc w:val="center"/>
-              <w:pBdr>
-                <w:bottom w:val="none" w:sz="0" w:space="0" w:color="000000"/>
-                <w:top w:val="none" w:sz="0" w:space="0" w:color="000000"/>
-                <w:left w:val="none" w:sz="0" w:space="0" w:color="000000"/>
-                <w:right w:val="none" w:sz="0" w:space="0" w:color="000000"/>
-              </w:pBdr>
-              <w:spacing w:after="40" w:before="40" w:line="240"/>
+              <w:top w:val="single" w:sz="12" w:space="0" w:color="000000"/>
+              <w:left w:val="none" w:sz="0" w:space="0" w:color="000000"/>
+              <w:right w:val="none" w:sz="0" w:space="0" w:color="000000"/>
+            </w:tcBorders>
+            <w:shd w:val="clear" w:color="auto" w:fill="FFFFFF"/>
+            <w:tcMar>
+              <w:top w:w="0" w:type="dxa"/>
+              <w:bottom w:w="0" w:type="dxa"/>
+              <w:left w:w="0" w:type="dxa"/>
+              <w:right w:w="0" w:type="dxa"/>
+            </w:tcMar>
+            <w:vAlign w:val="center"/>
+          </w:tcPr>
+          <w:p>
+            <w:pPr>
+              <w:pStyle w:val="Normal"/>
+              <w:jc w:val="center"/>
+              <w:pBdr>
+                <w:bottom w:val="none" w:sz="0" w:space="0" w:color="000000"/>
+                <w:top w:val="none" w:sz="0" w:space="0" w:color="000000"/>
+                <w:left w:val="none" w:sz="0" w:space="0" w:color="000000"/>
+                <w:right w:val="none" w:sz="0" w:space="0" w:color="000000"/>
+              </w:pBdr>
+              <w:spacing w:after="0" w:before="0" w:line="216"/>
               <w:ind w:left="40" w:right="40" w:firstLine="0" w:firstLineChars="0"/>
               <w:rPr>
                 <w:rFonts w:ascii="Times New Roman" w:hAnsi="Times New Roman" w:eastAsia="Times New Roman" w:cs="Times New Roman"/>
@@ -221,8 +221,8 @@
                 <w:b w:val="true"/>
                 <w:u w:val="none"/>
                 <w:strike w:val="false"/>
-                <w:sz w:val="18"/>
-                <w:szCs w:val="18"/>
+                <w:sz w:val="20"/>
+                <w:szCs w:val="20"/>
                 <w:color w:val="000000"/>
               </w:rPr>
             </w:pPr>
@@ -233,8 +233,8 @@
                 <w:b w:val="true"/>
                 <w:u w:val="none"/>
                 <w:strike w:val="false"/>
-                <w:sz w:val="18"/>
-                <w:szCs w:val="18"/>
+                <w:sz w:val="20"/>
+                <w:szCs w:val="20"/>
                 <w:color w:val="000000"/>
               </w:rPr>
               <w:t xml:space="preserve">(3)</w:t>
@@ -245,30 +245,30 @@
           <w:tcPr>
             <w:tcBorders>
               <w:bottom w:val="none" w:sz="0" w:space="0" w:color="000000"/>
-              <w:top w:val="double" w:sz="8" w:space="0" w:color="000000"/>
-              <w:left w:val="none" w:sz="0" w:space="0" w:color="000000"/>
-              <w:right w:val="none" w:sz="0" w:space="0" w:color="000000"/>
-            </w:tcBorders>
-            <w:shd w:val="clear" w:color="auto" w:fill="FFFFFF"/>
-            <w:tcMar>
-              <w:top w:w="0" w:type="dxa"/>
-              <w:bottom w:w="0" w:type="dxa"/>
-              <w:left w:w="0" w:type="dxa"/>
-              <w:right w:w="0" w:type="dxa"/>
-            </w:tcMar>
-            <w:vAlign w:val="center"/>
-          </w:tcPr>
-          <w:p>
-            <w:pPr>
-              <w:pStyle w:val="Normal"/>
-              <w:jc w:val="center"/>
-              <w:pBdr>
-                <w:bottom w:val="none" w:sz="0" w:space="0" w:color="000000"/>
-                <w:top w:val="none" w:sz="0" w:space="0" w:color="000000"/>
-                <w:left w:val="none" w:sz="0" w:space="0" w:color="000000"/>
-                <w:right w:val="none" w:sz="0" w:space="0" w:color="000000"/>
-              </w:pBdr>
-              <w:spacing w:after="40" w:before="40" w:line="240"/>
+              <w:top w:val="single" w:sz="12" w:space="0" w:color="000000"/>
+              <w:left w:val="none" w:sz="0" w:space="0" w:color="000000"/>
+              <w:right w:val="none" w:sz="0" w:space="0" w:color="000000"/>
+            </w:tcBorders>
+            <w:shd w:val="clear" w:color="auto" w:fill="FFFFFF"/>
+            <w:tcMar>
+              <w:top w:w="0" w:type="dxa"/>
+              <w:bottom w:w="0" w:type="dxa"/>
+              <w:left w:w="0" w:type="dxa"/>
+              <w:right w:w="0" w:type="dxa"/>
+            </w:tcMar>
+            <w:vAlign w:val="center"/>
+          </w:tcPr>
+          <w:p>
+            <w:pPr>
+              <w:pStyle w:val="Normal"/>
+              <w:jc w:val="center"/>
+              <w:pBdr>
+                <w:bottom w:val="none" w:sz="0" w:space="0" w:color="000000"/>
+                <w:top w:val="none" w:sz="0" w:space="0" w:color="000000"/>
+                <w:left w:val="none" w:sz="0" w:space="0" w:color="000000"/>
+                <w:right w:val="none" w:sz="0" w:space="0" w:color="000000"/>
+              </w:pBdr>
+              <w:spacing w:after="0" w:before="0" w:line="216"/>
               <w:ind w:left="40" w:right="40" w:firstLine="0" w:firstLineChars="0"/>
               <w:rPr>
                 <w:rFonts w:ascii="Times New Roman" w:hAnsi="Times New Roman" w:eastAsia="Times New Roman" w:cs="Times New Roman"/>
@@ -276,8 +276,8 @@
                 <w:b w:val="true"/>
                 <w:u w:val="none"/>
                 <w:strike w:val="false"/>
-                <w:sz w:val="18"/>
-                <w:szCs w:val="18"/>
+                <w:sz w:val="20"/>
+                <w:szCs w:val="20"/>
                 <w:color w:val="000000"/>
               </w:rPr>
             </w:pPr>
@@ -288,8 +288,8 @@
                 <w:b w:val="true"/>
                 <w:u w:val="none"/>
                 <w:strike w:val="false"/>
-                <w:sz w:val="18"/>
-                <w:szCs w:val="18"/>
+                <w:sz w:val="20"/>
+                <w:szCs w:val="20"/>
                 <w:color w:val="000000"/>
               </w:rPr>
               <w:t xml:space="preserve">(4)</w:t>
@@ -300,30 +300,30 @@
           <w:tcPr>
             <w:tcBorders>
               <w:bottom w:val="none" w:sz="0" w:space="0" w:color="000000"/>
-              <w:top w:val="double" w:sz="8" w:space="0" w:color="000000"/>
-              <w:left w:val="none" w:sz="0" w:space="0" w:color="000000"/>
-              <w:right w:val="none" w:sz="0" w:space="0" w:color="000000"/>
-            </w:tcBorders>
-            <w:shd w:val="clear" w:color="auto" w:fill="FFFFFF"/>
-            <w:tcMar>
-              <w:top w:w="0" w:type="dxa"/>
-              <w:bottom w:w="0" w:type="dxa"/>
-              <w:left w:w="0" w:type="dxa"/>
-              <w:right w:w="0" w:type="dxa"/>
-            </w:tcMar>
-            <w:vAlign w:val="center"/>
-          </w:tcPr>
-          <w:p>
-            <w:pPr>
-              <w:pStyle w:val="Normal"/>
-              <w:jc w:val="center"/>
-              <w:pBdr>
-                <w:bottom w:val="none" w:sz="0" w:space="0" w:color="000000"/>
-                <w:top w:val="none" w:sz="0" w:space="0" w:color="000000"/>
-                <w:left w:val="none" w:sz="0" w:space="0" w:color="000000"/>
-                <w:right w:val="none" w:sz="0" w:space="0" w:color="000000"/>
-              </w:pBdr>
-              <w:spacing w:after="40" w:before="40" w:line="240"/>
+              <w:top w:val="single" w:sz="12" w:space="0" w:color="000000"/>
+              <w:left w:val="none" w:sz="0" w:space="0" w:color="000000"/>
+              <w:right w:val="none" w:sz="0" w:space="0" w:color="000000"/>
+            </w:tcBorders>
+            <w:shd w:val="clear" w:color="auto" w:fill="FFFFFF"/>
+            <w:tcMar>
+              <w:top w:w="0" w:type="dxa"/>
+              <w:bottom w:w="0" w:type="dxa"/>
+              <w:left w:w="0" w:type="dxa"/>
+              <w:right w:w="0" w:type="dxa"/>
+            </w:tcMar>
+            <w:vAlign w:val="center"/>
+          </w:tcPr>
+          <w:p>
+            <w:pPr>
+              <w:pStyle w:val="Normal"/>
+              <w:jc w:val="center"/>
+              <w:pBdr>
+                <w:bottom w:val="none" w:sz="0" w:space="0" w:color="000000"/>
+                <w:top w:val="none" w:sz="0" w:space="0" w:color="000000"/>
+                <w:left w:val="none" w:sz="0" w:space="0" w:color="000000"/>
+                <w:right w:val="none" w:sz="0" w:space="0" w:color="000000"/>
+              </w:pBdr>
+              <w:spacing w:after="0" w:before="0" w:line="216"/>
               <w:ind w:left="40" w:right="40" w:firstLine="0" w:firstLineChars="0"/>
               <w:rPr>
                 <w:rFonts w:ascii="Times New Roman" w:hAnsi="Times New Roman" w:eastAsia="Times New Roman" w:cs="Times New Roman"/>
@@ -331,8 +331,8 @@
                 <w:b w:val="true"/>
                 <w:u w:val="none"/>
                 <w:strike w:val="false"/>
-                <w:sz w:val="18"/>
-                <w:szCs w:val="18"/>
+                <w:sz w:val="20"/>
+                <w:szCs w:val="20"/>
                 <w:color w:val="000000"/>
               </w:rPr>
             </w:pPr>
@@ -343,8 +343,8 @@
                 <w:b w:val="true"/>
                 <w:u w:val="none"/>
                 <w:strike w:val="false"/>
-                <w:sz w:val="18"/>
-                <w:szCs w:val="18"/>
+                <w:sz w:val="20"/>
+                <w:szCs w:val="20"/>
                 <w:color w:val="000000"/>
               </w:rPr>
               <w:t xml:space="preserve">(5)</w:t>
@@ -355,30 +355,30 @@
           <w:tcPr>
             <w:tcBorders>
               <w:bottom w:val="none" w:sz="0" w:space="0" w:color="000000"/>
-              <w:top w:val="double" w:sz="8" w:space="0" w:color="000000"/>
-              <w:left w:val="none" w:sz="0" w:space="0" w:color="000000"/>
-              <w:right w:val="none" w:sz="0" w:space="0" w:color="000000"/>
-            </w:tcBorders>
-            <w:shd w:val="clear" w:color="auto" w:fill="FFFFFF"/>
-            <w:tcMar>
-              <w:top w:w="0" w:type="dxa"/>
-              <w:bottom w:w="0" w:type="dxa"/>
-              <w:left w:w="0" w:type="dxa"/>
-              <w:right w:w="0" w:type="dxa"/>
-            </w:tcMar>
-            <w:vAlign w:val="center"/>
-          </w:tcPr>
-          <w:p>
-            <w:pPr>
-              <w:pStyle w:val="Normal"/>
-              <w:jc w:val="center"/>
-              <w:pBdr>
-                <w:bottom w:val="none" w:sz="0" w:space="0" w:color="000000"/>
-                <w:top w:val="none" w:sz="0" w:space="0" w:color="000000"/>
-                <w:left w:val="none" w:sz="0" w:space="0" w:color="000000"/>
-                <w:right w:val="none" w:sz="0" w:space="0" w:color="000000"/>
-              </w:pBdr>
-              <w:spacing w:after="40" w:before="40" w:line="240"/>
+              <w:top w:val="single" w:sz="12" w:space="0" w:color="000000"/>
+              <w:left w:val="none" w:sz="0" w:space="0" w:color="000000"/>
+              <w:right w:val="none" w:sz="0" w:space="0" w:color="000000"/>
+            </w:tcBorders>
+            <w:shd w:val="clear" w:color="auto" w:fill="FFFFFF"/>
+            <w:tcMar>
+              <w:top w:w="0" w:type="dxa"/>
+              <w:bottom w:w="0" w:type="dxa"/>
+              <w:left w:w="0" w:type="dxa"/>
+              <w:right w:w="0" w:type="dxa"/>
+            </w:tcMar>
+            <w:vAlign w:val="center"/>
+          </w:tcPr>
+          <w:p>
+            <w:pPr>
+              <w:pStyle w:val="Normal"/>
+              <w:jc w:val="center"/>
+              <w:pBdr>
+                <w:bottom w:val="none" w:sz="0" w:space="0" w:color="000000"/>
+                <w:top w:val="none" w:sz="0" w:space="0" w:color="000000"/>
+                <w:left w:val="none" w:sz="0" w:space="0" w:color="000000"/>
+                <w:right w:val="none" w:sz="0" w:space="0" w:color="000000"/>
+              </w:pBdr>
+              <w:spacing w:after="0" w:before="0" w:line="216"/>
               <w:ind w:left="40" w:right="40" w:firstLine="0" w:firstLineChars="0"/>
               <w:rPr>
                 <w:rFonts w:ascii="Times New Roman" w:hAnsi="Times New Roman" w:eastAsia="Times New Roman" w:cs="Times New Roman"/>
@@ -386,8 +386,8 @@
                 <w:b w:val="true"/>
                 <w:u w:val="none"/>
                 <w:strike w:val="false"/>
-                <w:sz w:val="18"/>
-                <w:szCs w:val="18"/>
+                <w:sz w:val="20"/>
+                <w:szCs w:val="20"/>
                 <w:color w:val="000000"/>
               </w:rPr>
             </w:pPr>
@@ -398,8 +398,8 @@
                 <w:b w:val="true"/>
                 <w:u w:val="none"/>
                 <w:strike w:val="false"/>
-                <w:sz w:val="18"/>
-                <w:szCs w:val="18"/>
+                <w:sz w:val="20"/>
+                <w:szCs w:val="20"/>
                 <w:color w:val="000000"/>
               </w:rPr>
               <w:t xml:space="preserve">(6)</w:t>
@@ -438,7 +438,7 @@
                 <w:left w:val="none" w:sz="0" w:space="0" w:color="000000"/>
                 <w:right w:val="none" w:sz="0" w:space="0" w:color="000000"/>
               </w:pBdr>
-              <w:spacing w:after="40" w:before="40" w:line="240"/>
+              <w:spacing w:after="0" w:before="0" w:line="216"/>
               <w:ind w:left="40" w:right="40" w:firstLine="0" w:firstLineChars="0"/>
               <w:rPr>
                 <w:rFonts w:ascii="Times New Roman" w:hAnsi="Times New Roman" w:eastAsia="Times New Roman" w:cs="Times New Roman"/>
@@ -446,8 +446,8 @@
                 <w:b w:val="true"/>
                 <w:u w:val="none"/>
                 <w:strike w:val="false"/>
-                <w:sz w:val="18"/>
-                <w:szCs w:val="18"/>
+                <w:sz w:val="20"/>
+                <w:szCs w:val="20"/>
                 <w:color w:val="000000"/>
               </w:rPr>
             </w:pPr>
@@ -458,8 +458,8 @@
                 <w:b w:val="true"/>
                 <w:u w:val="none"/>
                 <w:strike w:val="false"/>
-                <w:sz w:val="18"/>
-                <w:szCs w:val="18"/>
+                <w:sz w:val="20"/>
+                <w:szCs w:val="20"/>
                 <w:color w:val="000000"/>
               </w:rPr>
               <w:t xml:space="preserve">Hypothesis</w:t>
@@ -493,7 +493,7 @@
                 <w:left w:val="none" w:sz="0" w:space="0" w:color="000000"/>
                 <w:right w:val="none" w:sz="0" w:space="0" w:color="000000"/>
               </w:pBdr>
-              <w:spacing w:after="40" w:before="40" w:line="240"/>
+              <w:spacing w:after="0" w:before="0" w:line="216"/>
               <w:ind w:left="40" w:right="40" w:firstLine="0" w:firstLineChars="0"/>
               <w:rPr>
                 <w:rFonts w:ascii="Times New Roman" w:hAnsi="Times New Roman" w:eastAsia="Times New Roman" w:cs="Times New Roman"/>
@@ -501,8 +501,8 @@
                 <w:b w:val="true"/>
                 <w:u w:val="none"/>
                 <w:strike w:val="false"/>
-                <w:sz w:val="18"/>
-                <w:szCs w:val="18"/>
+                <w:sz w:val="20"/>
+                <w:szCs w:val="20"/>
                 <w:color w:val="000000"/>
               </w:rPr>
             </w:pPr>
@@ -513,8 +513,8 @@
                 <w:b w:val="true"/>
                 <w:u w:val="none"/>
                 <w:strike w:val="false"/>
-                <w:sz w:val="18"/>
-                <w:szCs w:val="18"/>
+                <w:sz w:val="20"/>
+                <w:szCs w:val="20"/>
                 <w:color w:val="000000"/>
               </w:rPr>
               <w:t xml:space="preserve">H1a</w:t>
@@ -548,7 +548,7 @@
                 <w:left w:val="none" w:sz="0" w:space="0" w:color="000000"/>
                 <w:right w:val="none" w:sz="0" w:space="0" w:color="000000"/>
               </w:pBdr>
-              <w:spacing w:after="40" w:before="40" w:line="240"/>
+              <w:spacing w:after="0" w:before="0" w:line="216"/>
               <w:ind w:left="40" w:right="40" w:firstLine="0" w:firstLineChars="0"/>
               <w:rPr>
                 <w:rFonts w:ascii="Times New Roman" w:hAnsi="Times New Roman" w:eastAsia="Times New Roman" w:cs="Times New Roman"/>
@@ -556,8 +556,8 @@
                 <w:b w:val="true"/>
                 <w:u w:val="none"/>
                 <w:strike w:val="false"/>
-                <w:sz w:val="18"/>
-                <w:szCs w:val="18"/>
+                <w:sz w:val="20"/>
+                <w:szCs w:val="20"/>
                 <w:color w:val="000000"/>
               </w:rPr>
             </w:pPr>
@@ -568,8 +568,8 @@
                 <w:b w:val="true"/>
                 <w:u w:val="none"/>
                 <w:strike w:val="false"/>
-                <w:sz w:val="18"/>
-                <w:szCs w:val="18"/>
+                <w:sz w:val="20"/>
+                <w:szCs w:val="20"/>
                 <w:color w:val="000000"/>
               </w:rPr>
               <w:t xml:space="preserve">H1b</w:t>
@@ -603,7 +603,7 @@
                 <w:left w:val="none" w:sz="0" w:space="0" w:color="000000"/>
                 <w:right w:val="none" w:sz="0" w:space="0" w:color="000000"/>
               </w:pBdr>
-              <w:spacing w:after="40" w:before="40" w:line="240"/>
+              <w:spacing w:after="0" w:before="0" w:line="216"/>
               <w:ind w:left="40" w:right="40" w:firstLine="0" w:firstLineChars="0"/>
               <w:rPr>
                 <w:rFonts w:ascii="Times New Roman" w:hAnsi="Times New Roman" w:eastAsia="Times New Roman" w:cs="Times New Roman"/>
@@ -611,8 +611,8 @@
                 <w:b w:val="true"/>
                 <w:u w:val="none"/>
                 <w:strike w:val="false"/>
-                <w:sz w:val="18"/>
-                <w:szCs w:val="18"/>
+                <w:sz w:val="20"/>
+                <w:szCs w:val="20"/>
                 <w:color w:val="000000"/>
               </w:rPr>
             </w:pPr>
@@ -623,8 +623,8 @@
                 <w:b w:val="true"/>
                 <w:u w:val="none"/>
                 <w:strike w:val="false"/>
-                <w:sz w:val="18"/>
-                <w:szCs w:val="18"/>
+                <w:sz w:val="20"/>
+                <w:szCs w:val="20"/>
                 <w:color w:val="000000"/>
               </w:rPr>
               <w:t xml:space="preserve">H2a/H3a</w:t>
@@ -658,7 +658,7 @@
                 <w:left w:val="none" w:sz="0" w:space="0" w:color="000000"/>
                 <w:right w:val="none" w:sz="0" w:space="0" w:color="000000"/>
               </w:pBdr>
-              <w:spacing w:after="40" w:before="40" w:line="240"/>
+              <w:spacing w:after="0" w:before="0" w:line="216"/>
               <w:ind w:left="40" w:right="40" w:firstLine="0" w:firstLineChars="0"/>
               <w:rPr>
                 <w:rFonts w:ascii="Times New Roman" w:hAnsi="Times New Roman" w:eastAsia="Times New Roman" w:cs="Times New Roman"/>
@@ -666,8 +666,8 @@
                 <w:b w:val="true"/>
                 <w:u w:val="none"/>
                 <w:strike w:val="false"/>
-                <w:sz w:val="18"/>
-                <w:szCs w:val="18"/>
+                <w:sz w:val="20"/>
+                <w:szCs w:val="20"/>
                 <w:color w:val="000000"/>
               </w:rPr>
             </w:pPr>
@@ -678,8 +678,8 @@
                 <w:b w:val="true"/>
                 <w:u w:val="none"/>
                 <w:strike w:val="false"/>
-                <w:sz w:val="18"/>
-                <w:szCs w:val="18"/>
+                <w:sz w:val="20"/>
+                <w:szCs w:val="20"/>
                 <w:color w:val="000000"/>
               </w:rPr>
               <w:t xml:space="preserve">H2b/H3b</w:t>
@@ -713,7 +713,7 @@
                 <w:left w:val="none" w:sz="0" w:space="0" w:color="000000"/>
                 <w:right w:val="none" w:sz="0" w:space="0" w:color="000000"/>
               </w:pBdr>
-              <w:spacing w:after="40" w:before="40" w:line="240"/>
+              <w:spacing w:after="0" w:before="0" w:line="216"/>
               <w:ind w:left="40" w:right="40" w:firstLine="0" w:firstLineChars="0"/>
               <w:rPr>
                 <w:rFonts w:ascii="Times New Roman" w:hAnsi="Times New Roman" w:eastAsia="Times New Roman" w:cs="Times New Roman"/>
@@ -721,8 +721,8 @@
                 <w:b w:val="true"/>
                 <w:u w:val="none"/>
                 <w:strike w:val="false"/>
-                <w:sz w:val="18"/>
-                <w:szCs w:val="18"/>
+                <w:sz w:val="20"/>
+                <w:szCs w:val="20"/>
                 <w:color w:val="000000"/>
               </w:rPr>
             </w:pPr>
@@ -733,8 +733,8 @@
                 <w:b w:val="true"/>
                 <w:u w:val="none"/>
                 <w:strike w:val="false"/>
-                <w:sz w:val="18"/>
-                <w:szCs w:val="18"/>
+                <w:sz w:val="20"/>
+                <w:szCs w:val="20"/>
                 <w:color w:val="000000"/>
               </w:rPr>
               <w:t xml:space="preserve">H4a/H4b</w:t>
@@ -768,7 +768,7 @@
                 <w:left w:val="none" w:sz="0" w:space="0" w:color="000000"/>
                 <w:right w:val="none" w:sz="0" w:space="0" w:color="000000"/>
               </w:pBdr>
-              <w:spacing w:after="40" w:before="40" w:line="240"/>
+              <w:spacing w:after="0" w:before="0" w:line="216"/>
               <w:ind w:left="40" w:right="40" w:firstLine="0" w:firstLineChars="0"/>
               <w:rPr>
                 <w:rFonts w:ascii="Times New Roman" w:hAnsi="Times New Roman" w:eastAsia="Times New Roman" w:cs="Times New Roman"/>
@@ -776,8 +776,8 @@
                 <w:b w:val="true"/>
                 <w:u w:val="none"/>
                 <w:strike w:val="false"/>
-                <w:sz w:val="18"/>
-                <w:szCs w:val="18"/>
+                <w:sz w:val="20"/>
+                <w:szCs w:val="20"/>
                 <w:color w:val="000000"/>
               </w:rPr>
             </w:pPr>
@@ -788,8 +788,8 @@
                 <w:b w:val="true"/>
                 <w:u w:val="none"/>
                 <w:strike w:val="false"/>
-                <w:sz w:val="18"/>
-                <w:szCs w:val="18"/>
+                <w:sz w:val="20"/>
+                <w:szCs w:val="20"/>
                 <w:color w:val="000000"/>
               </w:rPr>
               <w:t xml:space="preserve">H5a/H5b</w:t>
@@ -828,7 +828,7 @@
                 <w:left w:val="none" w:sz="0" w:space="0" w:color="000000"/>
                 <w:right w:val="none" w:sz="0" w:space="0" w:color="000000"/>
               </w:pBdr>
-              <w:spacing w:after="40" w:before="40" w:line="240"/>
+              <w:spacing w:after="0" w:before="0" w:line="216"/>
               <w:ind w:left="40" w:right="40" w:firstLine="0" w:firstLineChars="0"/>
               <w:rPr>
                 <w:rFonts w:ascii="Times New Roman" w:hAnsi="Times New Roman" w:eastAsia="Times New Roman" w:cs="Times New Roman"/>
@@ -836,8 +836,8 @@
                 <w:b w:val="true"/>
                 <w:u w:val="none"/>
                 <w:strike w:val="false"/>
-                <w:sz w:val="18"/>
-                <w:szCs w:val="18"/>
+                <w:sz w:val="20"/>
+                <w:szCs w:val="20"/>
                 <w:color w:val="000000"/>
               </w:rPr>
             </w:pPr>
@@ -848,8 +848,8 @@
                 <w:b w:val="true"/>
                 <w:u w:val="none"/>
                 <w:strike w:val="false"/>
-                <w:sz w:val="18"/>
-                <w:szCs w:val="18"/>
+                <w:sz w:val="20"/>
+                <w:szCs w:val="20"/>
                 <w:color w:val="000000"/>
               </w:rPr>
               <w:t xml:space="preserve">Estimator</w:t>
@@ -883,7 +883,7 @@
                 <w:left w:val="none" w:sz="0" w:space="0" w:color="000000"/>
                 <w:right w:val="none" w:sz="0" w:space="0" w:color="000000"/>
               </w:pBdr>
-              <w:spacing w:after="40" w:before="40" w:line="240"/>
+              <w:spacing w:after="0" w:before="0" w:line="216"/>
               <w:ind w:left="40" w:right="40" w:firstLine="0" w:firstLineChars="0"/>
               <w:rPr>
                 <w:rFonts w:ascii="Times New Roman" w:hAnsi="Times New Roman" w:eastAsia="Times New Roman" w:cs="Times New Roman"/>
@@ -891,8 +891,8 @@
                 <w:b w:val="true"/>
                 <w:u w:val="none"/>
                 <w:strike w:val="false"/>
-                <w:sz w:val="18"/>
-                <w:szCs w:val="18"/>
+                <w:sz w:val="20"/>
+                <w:szCs w:val="20"/>
                 <w:color w:val="000000"/>
               </w:rPr>
             </w:pPr>
@@ -903,8 +903,8 @@
                 <w:b w:val="true"/>
                 <w:u w:val="none"/>
                 <w:strike w:val="false"/>
-                <w:sz w:val="18"/>
-                <w:szCs w:val="18"/>
+                <w:sz w:val="20"/>
+                <w:szCs w:val="20"/>
                 <w:color w:val="000000"/>
               </w:rPr>
               <w:t xml:space="preserve">OLS</w:t>
@@ -938,7 +938,7 @@
                 <w:left w:val="none" w:sz="0" w:space="0" w:color="000000"/>
                 <w:right w:val="none" w:sz="0" w:space="0" w:color="000000"/>
               </w:pBdr>
-              <w:spacing w:after="40" w:before="40" w:line="240"/>
+              <w:spacing w:after="0" w:before="0" w:line="216"/>
               <w:ind w:left="40" w:right="40" w:firstLine="0" w:firstLineChars="0"/>
               <w:rPr>
                 <w:rFonts w:ascii="Times New Roman" w:hAnsi="Times New Roman" w:eastAsia="Times New Roman" w:cs="Times New Roman"/>
@@ -946,8 +946,8 @@
                 <w:b w:val="true"/>
                 <w:u w:val="none"/>
                 <w:strike w:val="false"/>
-                <w:sz w:val="18"/>
-                <w:szCs w:val="18"/>
+                <w:sz w:val="20"/>
+                <w:szCs w:val="20"/>
                 <w:color w:val="000000"/>
               </w:rPr>
             </w:pPr>
@@ -958,8 +958,8 @@
                 <w:b w:val="true"/>
                 <w:u w:val="none"/>
                 <w:strike w:val="false"/>
-                <w:sz w:val="18"/>
-                <w:szCs w:val="18"/>
+                <w:sz w:val="20"/>
+                <w:szCs w:val="20"/>
                 <w:color w:val="000000"/>
               </w:rPr>
               <w:t xml:space="preserve">OLS</w:t>
@@ -993,7 +993,7 @@
                 <w:left w:val="none" w:sz="0" w:space="0" w:color="000000"/>
                 <w:right w:val="none" w:sz="0" w:space="0" w:color="000000"/>
               </w:pBdr>
-              <w:spacing w:after="40" w:before="40" w:line="240"/>
+              <w:spacing w:after="0" w:before="0" w:line="216"/>
               <w:ind w:left="40" w:right="40" w:firstLine="0" w:firstLineChars="0"/>
               <w:rPr>
                 <w:rFonts w:ascii="Times New Roman" w:hAnsi="Times New Roman" w:eastAsia="Times New Roman" w:cs="Times New Roman"/>
@@ -1001,8 +1001,8 @@
                 <w:b w:val="true"/>
                 <w:u w:val="none"/>
                 <w:strike w:val="false"/>
-                <w:sz w:val="18"/>
-                <w:szCs w:val="18"/>
+                <w:sz w:val="20"/>
+                <w:szCs w:val="20"/>
                 <w:color w:val="000000"/>
               </w:rPr>
             </w:pPr>
@@ -1013,8 +1013,8 @@
                 <w:b w:val="true"/>
                 <w:u w:val="none"/>
                 <w:strike w:val="false"/>
-                <w:sz w:val="18"/>
-                <w:szCs w:val="18"/>
+                <w:sz w:val="20"/>
+                <w:szCs w:val="20"/>
                 <w:color w:val="000000"/>
               </w:rPr>
               <w:t xml:space="preserve">OLS</w:t>
@@ -1048,7 +1048,7 @@
                 <w:left w:val="none" w:sz="0" w:space="0" w:color="000000"/>
                 <w:right w:val="none" w:sz="0" w:space="0" w:color="000000"/>
               </w:pBdr>
-              <w:spacing w:after="40" w:before="40" w:line="240"/>
+              <w:spacing w:after="0" w:before="0" w:line="216"/>
               <w:ind w:left="40" w:right="40" w:firstLine="0" w:firstLineChars="0"/>
               <w:rPr>
                 <w:rFonts w:ascii="Times New Roman" w:hAnsi="Times New Roman" w:eastAsia="Times New Roman" w:cs="Times New Roman"/>
@@ -1056,8 +1056,8 @@
                 <w:b w:val="true"/>
                 <w:u w:val="none"/>
                 <w:strike w:val="false"/>
-                <w:sz w:val="18"/>
-                <w:szCs w:val="18"/>
+                <w:sz w:val="20"/>
+                <w:szCs w:val="20"/>
                 <w:color w:val="000000"/>
               </w:rPr>
             </w:pPr>
@@ -1068,8 +1068,8 @@
                 <w:b w:val="true"/>
                 <w:u w:val="none"/>
                 <w:strike w:val="false"/>
-                <w:sz w:val="18"/>
-                <w:szCs w:val="18"/>
+                <w:sz w:val="20"/>
+                <w:szCs w:val="20"/>
                 <w:color w:val="000000"/>
               </w:rPr>
               <w:t xml:space="preserve">OLS</w:t>
@@ -1103,7 +1103,7 @@
                 <w:left w:val="none" w:sz="0" w:space="0" w:color="000000"/>
                 <w:right w:val="none" w:sz="0" w:space="0" w:color="000000"/>
               </w:pBdr>
-              <w:spacing w:after="40" w:before="40" w:line="240"/>
+              <w:spacing w:after="0" w:before="0" w:line="216"/>
               <w:ind w:left="40" w:right="40" w:firstLine="0" w:firstLineChars="0"/>
               <w:rPr>
                 <w:rFonts w:ascii="Times New Roman" w:hAnsi="Times New Roman" w:eastAsia="Times New Roman" w:cs="Times New Roman"/>
@@ -1111,8 +1111,8 @@
                 <w:b w:val="true"/>
                 <w:u w:val="none"/>
                 <w:strike w:val="false"/>
-                <w:sz w:val="18"/>
-                <w:szCs w:val="18"/>
+                <w:sz w:val="20"/>
+                <w:szCs w:val="20"/>
                 <w:color w:val="000000"/>
               </w:rPr>
             </w:pPr>
@@ -1123,8 +1123,8 @@
                 <w:b w:val="true"/>
                 <w:u w:val="none"/>
                 <w:strike w:val="false"/>
-                <w:sz w:val="18"/>
-                <w:szCs w:val="18"/>
+                <w:sz w:val="20"/>
+                <w:szCs w:val="20"/>
                 <w:color w:val="000000"/>
               </w:rPr>
               <w:t xml:space="preserve">OLS</w:t>
@@ -1158,7 +1158,7 @@
                 <w:left w:val="none" w:sz="0" w:space="0" w:color="000000"/>
                 <w:right w:val="none" w:sz="0" w:space="0" w:color="000000"/>
               </w:pBdr>
-              <w:spacing w:after="40" w:before="40" w:line="240"/>
+              <w:spacing w:after="0" w:before="0" w:line="216"/>
               <w:ind w:left="40" w:right="40" w:firstLine="0" w:firstLineChars="0"/>
               <w:rPr>
                 <w:rFonts w:ascii="Times New Roman" w:hAnsi="Times New Roman" w:eastAsia="Times New Roman" w:cs="Times New Roman"/>
@@ -1166,8 +1166,8 @@
                 <w:b w:val="true"/>
                 <w:u w:val="none"/>
                 <w:strike w:val="false"/>
-                <w:sz w:val="18"/>
-                <w:szCs w:val="18"/>
+                <w:sz w:val="20"/>
+                <w:szCs w:val="20"/>
                 <w:color w:val="000000"/>
               </w:rPr>
             </w:pPr>
@@ -1178,8 +1178,8 @@
                 <w:b w:val="true"/>
                 <w:u w:val="none"/>
                 <w:strike w:val="false"/>
-                <w:sz w:val="18"/>
-                <w:szCs w:val="18"/>
+                <w:sz w:val="20"/>
+                <w:szCs w:val="20"/>
                 <w:color w:val="000000"/>
               </w:rPr>
               <w:t xml:space="preserve">Logit</w:t>
@@ -1189,7 +1189,7 @@
       </w:tr>
       <w:tr>
         <w:trPr>
-          <w:trHeight w:val="464" w:hRule="auto"/>
+          <w:trHeight w:val="728" w:hRule="auto"/>
         </w:trPr>
         <w:tc>
           <w:tcPr>
@@ -1218,28 +1218,28 @@
                 <w:left w:val="none" w:sz="0" w:space="0" w:color="000000"/>
                 <w:right w:val="none" w:sz="0" w:space="0" w:color="000000"/>
               </w:pBdr>
-              <w:spacing w:after="40" w:before="40" w:line="240"/>
-              <w:ind w:left="40" w:right="40" w:firstLine="0" w:firstLineChars="0"/>
-              <w:rPr>
-                <w:rFonts w:ascii="Times New Roman" w:hAnsi="Times New Roman" w:eastAsia="Times New Roman" w:cs="Times New Roman"/>
-                <w:i w:val="false"/>
-                <w:b w:val="true"/>
-                <w:u w:val="none"/>
-                <w:strike w:val="false"/>
-                <w:sz w:val="18"/>
-                <w:szCs w:val="18"/>
-                <w:color w:val="000000"/>
-              </w:rPr>
-            </w:pPr>
-            <w:r>
-              <w:rPr>
-                <w:rFonts w:ascii="Times New Roman" w:hAnsi="Times New Roman" w:eastAsia="Times New Roman" w:cs="Times New Roman"/>
-                <w:i w:val="false"/>
-                <w:b w:val="true"/>
-                <w:u w:val="none"/>
-                <w:strike w:val="false"/>
-                <w:sz w:val="18"/>
-                <w:szCs w:val="18"/>
+              <w:spacing w:after="0" w:before="0" w:line="216"/>
+              <w:ind w:left="40" w:right="40" w:firstLine="0" w:firstLineChars="0"/>
+              <w:rPr>
+                <w:rFonts w:ascii="Times New Roman" w:hAnsi="Times New Roman" w:eastAsia="Times New Roman" w:cs="Times New Roman"/>
+                <w:i w:val="false"/>
+                <w:b w:val="false"/>
+                <w:u w:val="none"/>
+                <w:strike w:val="false"/>
+                <w:sz w:val="20"/>
+                <w:szCs w:val="20"/>
+                <w:color w:val="000000"/>
+              </w:rPr>
+            </w:pPr>
+            <w:r>
+              <w:rPr>
+                <w:rFonts w:ascii="Times New Roman" w:hAnsi="Times New Roman" w:eastAsia="Times New Roman" w:cs="Times New Roman"/>
+                <w:i w:val="false"/>
+                <w:b w:val="false"/>
+                <w:u w:val="none"/>
+                <w:strike w:val="false"/>
+                <w:sz w:val="20"/>
+                <w:szCs w:val="20"/>
                 <w:color w:val="000000"/>
               </w:rPr>
               <w:t xml:space="preserve">Dependent Variable</w:t>
@@ -1273,28 +1273,28 @@
                 <w:left w:val="none" w:sz="0" w:space="0" w:color="000000"/>
                 <w:right w:val="none" w:sz="0" w:space="0" w:color="000000"/>
               </w:pBdr>
-              <w:spacing w:after="40" w:before="40" w:line="240"/>
-              <w:ind w:left="40" w:right="40" w:firstLine="0" w:firstLineChars="0"/>
-              <w:rPr>
-                <w:rFonts w:ascii="Times New Roman" w:hAnsi="Times New Roman" w:eastAsia="Times New Roman" w:cs="Times New Roman"/>
-                <w:i w:val="false"/>
-                <w:b w:val="true"/>
-                <w:u w:val="none"/>
-                <w:strike w:val="false"/>
-                <w:sz w:val="18"/>
-                <w:szCs w:val="18"/>
-                <w:color w:val="000000"/>
-              </w:rPr>
-            </w:pPr>
-            <w:r>
-              <w:rPr>
-                <w:rFonts w:ascii="Times New Roman" w:hAnsi="Times New Roman" w:eastAsia="Times New Roman" w:cs="Times New Roman"/>
-                <w:i w:val="false"/>
-                <w:b w:val="true"/>
-                <w:u w:val="none"/>
-                <w:strike w:val="false"/>
-                <w:sz w:val="18"/>
-                <w:szCs w:val="18"/>
+              <w:spacing w:after="0" w:before="0" w:line="216"/>
+              <w:ind w:left="40" w:right="40" w:firstLine="0" w:firstLineChars="0"/>
+              <w:rPr>
+                <w:rFonts w:ascii="Times New Roman" w:hAnsi="Times New Roman" w:eastAsia="Times New Roman" w:cs="Times New Roman"/>
+                <w:i w:val="false"/>
+                <w:b w:val="false"/>
+                <w:u w:val="none"/>
+                <w:strike w:val="false"/>
+                <w:sz w:val="20"/>
+                <w:szCs w:val="20"/>
+                <w:color w:val="000000"/>
+              </w:rPr>
+            </w:pPr>
+            <w:r>
+              <w:rPr>
+                <w:rFonts w:ascii="Times New Roman" w:hAnsi="Times New Roman" w:eastAsia="Times New Roman" w:cs="Times New Roman"/>
+                <w:i w:val="false"/>
+                <w:b w:val="false"/>
+                <w:u w:val="none"/>
+                <w:strike w:val="false"/>
+                <w:sz w:val="20"/>
+                <w:szCs w:val="20"/>
                 <w:color w:val="000000"/>
               </w:rPr>
               <w:t xml:space="preserve">Communication</w:t>
@@ -1328,28 +1328,28 @@
                 <w:left w:val="none" w:sz="0" w:space="0" w:color="000000"/>
                 <w:right w:val="none" w:sz="0" w:space="0" w:color="000000"/>
               </w:pBdr>
-              <w:spacing w:after="40" w:before="40" w:line="240"/>
-              <w:ind w:left="40" w:right="40" w:firstLine="0" w:firstLineChars="0"/>
-              <w:rPr>
-                <w:rFonts w:ascii="Times New Roman" w:hAnsi="Times New Roman" w:eastAsia="Times New Roman" w:cs="Times New Roman"/>
-                <w:i w:val="false"/>
-                <w:b w:val="true"/>
-                <w:u w:val="none"/>
-                <w:strike w:val="false"/>
-                <w:sz w:val="18"/>
-                <w:szCs w:val="18"/>
-                <w:color w:val="000000"/>
-              </w:rPr>
-            </w:pPr>
-            <w:r>
-              <w:rPr>
-                <w:rFonts w:ascii="Times New Roman" w:hAnsi="Times New Roman" w:eastAsia="Times New Roman" w:cs="Times New Roman"/>
-                <w:i w:val="false"/>
-                <w:b w:val="true"/>
-                <w:u w:val="none"/>
-                <w:strike w:val="false"/>
-                <w:sz w:val="18"/>
-                <w:szCs w:val="18"/>
+              <w:spacing w:after="0" w:before="0" w:line="216"/>
+              <w:ind w:left="40" w:right="40" w:firstLine="0" w:firstLineChars="0"/>
+              <w:rPr>
+                <w:rFonts w:ascii="Times New Roman" w:hAnsi="Times New Roman" w:eastAsia="Times New Roman" w:cs="Times New Roman"/>
+                <w:i w:val="false"/>
+                <w:b w:val="false"/>
+                <w:u w:val="none"/>
+                <w:strike w:val="false"/>
+                <w:sz w:val="20"/>
+                <w:szCs w:val="20"/>
+                <w:color w:val="000000"/>
+              </w:rPr>
+            </w:pPr>
+            <w:r>
+              <w:rPr>
+                <w:rFonts w:ascii="Times New Roman" w:hAnsi="Times New Roman" w:eastAsia="Times New Roman" w:cs="Times New Roman"/>
+                <w:i w:val="false"/>
+                <w:b w:val="false"/>
+                <w:u w:val="none"/>
+                <w:strike w:val="false"/>
+                <w:sz w:val="20"/>
+                <w:szCs w:val="20"/>
                 <w:color w:val="000000"/>
               </w:rPr>
               <w:t xml:space="preserve">Cooperation</w:t>
@@ -1383,28 +1383,28 @@
                 <w:left w:val="none" w:sz="0" w:space="0" w:color="000000"/>
                 <w:right w:val="none" w:sz="0" w:space="0" w:color="000000"/>
               </w:pBdr>
-              <w:spacing w:after="40" w:before="40" w:line="240"/>
-              <w:ind w:left="40" w:right="40" w:firstLine="0" w:firstLineChars="0"/>
-              <w:rPr>
-                <w:rFonts w:ascii="Times New Roman" w:hAnsi="Times New Roman" w:eastAsia="Times New Roman" w:cs="Times New Roman"/>
-                <w:i w:val="false"/>
-                <w:b w:val="true"/>
-                <w:u w:val="none"/>
-                <w:strike w:val="false"/>
-                <w:sz w:val="18"/>
-                <w:szCs w:val="18"/>
-                <w:color w:val="000000"/>
-              </w:rPr>
-            </w:pPr>
-            <w:r>
-              <w:rPr>
-                <w:rFonts w:ascii="Times New Roman" w:hAnsi="Times New Roman" w:eastAsia="Times New Roman" w:cs="Times New Roman"/>
-                <w:i w:val="false"/>
-                <w:b w:val="true"/>
-                <w:u w:val="none"/>
-                <w:strike w:val="false"/>
-                <w:sz w:val="18"/>
-                <w:szCs w:val="18"/>
+              <w:spacing w:after="0" w:before="0" w:line="216"/>
+              <w:ind w:left="40" w:right="40" w:firstLine="0" w:firstLineChars="0"/>
+              <w:rPr>
+                <w:rFonts w:ascii="Times New Roman" w:hAnsi="Times New Roman" w:eastAsia="Times New Roman" w:cs="Times New Roman"/>
+                <w:i w:val="false"/>
+                <w:b w:val="false"/>
+                <w:u w:val="none"/>
+                <w:strike w:val="false"/>
+                <w:sz w:val="20"/>
+                <w:szCs w:val="20"/>
+                <w:color w:val="000000"/>
+              </w:rPr>
+            </w:pPr>
+            <w:r>
+              <w:rPr>
+                <w:rFonts w:ascii="Times New Roman" w:hAnsi="Times New Roman" w:eastAsia="Times New Roman" w:cs="Times New Roman"/>
+                <w:i w:val="false"/>
+                <w:b w:val="false"/>
+                <w:u w:val="none"/>
+                <w:strike w:val="false"/>
+                <w:sz w:val="20"/>
+                <w:szCs w:val="20"/>
                 <w:color w:val="000000"/>
               </w:rPr>
               <w:t xml:space="preserve">Communication</w:t>
@@ -1438,28 +1438,28 @@
                 <w:left w:val="none" w:sz="0" w:space="0" w:color="000000"/>
                 <w:right w:val="none" w:sz="0" w:space="0" w:color="000000"/>
               </w:pBdr>
-              <w:spacing w:after="40" w:before="40" w:line="240"/>
-              <w:ind w:left="40" w:right="40" w:firstLine="0" w:firstLineChars="0"/>
-              <w:rPr>
-                <w:rFonts w:ascii="Times New Roman" w:hAnsi="Times New Roman" w:eastAsia="Times New Roman" w:cs="Times New Roman"/>
-                <w:i w:val="false"/>
-                <w:b w:val="true"/>
-                <w:u w:val="none"/>
-                <w:strike w:val="false"/>
-                <w:sz w:val="18"/>
-                <w:szCs w:val="18"/>
-                <w:color w:val="000000"/>
-              </w:rPr>
-            </w:pPr>
-            <w:r>
-              <w:rPr>
-                <w:rFonts w:ascii="Times New Roman" w:hAnsi="Times New Roman" w:eastAsia="Times New Roman" w:cs="Times New Roman"/>
-                <w:i w:val="false"/>
-                <w:b w:val="true"/>
-                <w:u w:val="none"/>
-                <w:strike w:val="false"/>
-                <w:sz w:val="18"/>
-                <w:szCs w:val="18"/>
+              <w:spacing w:after="0" w:before="0" w:line="216"/>
+              <w:ind w:left="40" w:right="40" w:firstLine="0" w:firstLineChars="0"/>
+              <w:rPr>
+                <w:rFonts w:ascii="Times New Roman" w:hAnsi="Times New Roman" w:eastAsia="Times New Roman" w:cs="Times New Roman"/>
+                <w:i w:val="false"/>
+                <w:b w:val="false"/>
+                <w:u w:val="none"/>
+                <w:strike w:val="false"/>
+                <w:sz w:val="20"/>
+                <w:szCs w:val="20"/>
+                <w:color w:val="000000"/>
+              </w:rPr>
+            </w:pPr>
+            <w:r>
+              <w:rPr>
+                <w:rFonts w:ascii="Times New Roman" w:hAnsi="Times New Roman" w:eastAsia="Times New Roman" w:cs="Times New Roman"/>
+                <w:i w:val="false"/>
+                <w:b w:val="false"/>
+                <w:u w:val="none"/>
+                <w:strike w:val="false"/>
+                <w:sz w:val="20"/>
+                <w:szCs w:val="20"/>
                 <w:color w:val="000000"/>
               </w:rPr>
               <w:t xml:space="preserve">Cooperation</w:t>
@@ -1493,31 +1493,57 @@
                 <w:left w:val="none" w:sz="0" w:space="0" w:color="000000"/>
                 <w:right w:val="none" w:sz="0" w:space="0" w:color="000000"/>
               </w:pBdr>
-              <w:spacing w:after="40" w:before="40" w:line="240"/>
-              <w:ind w:left="40" w:right="40" w:firstLine="0" w:firstLineChars="0"/>
-              <w:rPr>
-                <w:rFonts w:ascii="Times New Roman" w:hAnsi="Times New Roman" w:eastAsia="Times New Roman" w:cs="Times New Roman"/>
-                <w:i w:val="false"/>
-                <w:b w:val="true"/>
-                <w:u w:val="none"/>
-                <w:strike w:val="false"/>
-                <w:sz w:val="18"/>
-                <w:szCs w:val="18"/>
-                <w:color w:val="000000"/>
-              </w:rPr>
-            </w:pPr>
-            <w:r>
-              <w:rPr>
-                <w:rFonts w:ascii="Times New Roman" w:hAnsi="Times New Roman" w:eastAsia="Times New Roman" w:cs="Times New Roman"/>
-                <w:i w:val="false"/>
-                <w:b w:val="true"/>
-                <w:u w:val="none"/>
-                <w:strike w:val="false"/>
-                <w:sz w:val="18"/>
-                <w:szCs w:val="18"/>
-                <w:color w:val="000000"/>
-              </w:rPr>
-              <w:t xml:space="preserve">Efficiency</w:t>
+              <w:spacing w:after="0" w:before="0" w:line="216"/>
+              <w:ind w:left="40" w:right="40" w:firstLine="0" w:firstLineChars="0"/>
+              <w:rPr>
+                <w:rFonts w:ascii="Times New Roman" w:hAnsi="Times New Roman" w:eastAsia="Times New Roman" w:cs="Times New Roman"/>
+                <w:i w:val="false"/>
+                <w:b w:val="false"/>
+                <w:u w:val="none"/>
+                <w:strike w:val="false"/>
+                <w:sz w:val="20"/>
+                <w:szCs w:val="20"/>
+                <w:color w:val="000000"/>
+              </w:rPr>
+            </w:pPr>
+            <w:r>
+              <w:rPr>
+                <w:rFonts w:ascii="Times New Roman" w:hAnsi="Times New Roman" w:eastAsia="Times New Roman" w:cs="Times New Roman"/>
+                <w:i w:val="false"/>
+                <w:b w:val="false"/>
+                <w:u w:val="none"/>
+                <w:strike w:val="false"/>
+                <w:sz w:val="20"/>
+                <w:szCs w:val="20"/>
+                <w:color w:val="000000"/>
+              </w:rPr>
+              <w:t xml:space="preserve">Computational</w:t>
+            </w:r>
+            <w:r>
+              <w:rPr>
+                <w:rFonts w:ascii="Times New Roman" w:hAnsi="Times New Roman" w:eastAsia="Times New Roman" w:cs="Times New Roman"/>
+                <w:i w:val="false"/>
+                <w:b w:val="false"/>
+                <w:u w:val="none"/>
+                <w:strike w:val="false"/>
+                <w:sz w:val="20"/>
+                <w:szCs w:val="20"/>
+                <w:color w:val="000000"/>
+              </w:rPr>
+              <w:br/>
+            </w:r>
+            <w:r>
+              <w:rPr>
+                <w:rFonts w:ascii="Times New Roman" w:hAnsi="Times New Roman" w:eastAsia="Times New Roman" w:cs="Times New Roman"/>
+                <w:i w:val="false"/>
+                <w:b w:val="false"/>
+                <w:u w:val="none"/>
+                <w:strike w:val="false"/>
+                <w:sz w:val="20"/>
+                <w:szCs w:val="20"/>
+                <w:color w:val="000000"/>
+              </w:rPr>
+              <w:t xml:space="preserve">effort</w:t>
             </w:r>
           </w:p>
         </w:tc>
@@ -1548,31 +1574,57 @@
                 <w:left w:val="none" w:sz="0" w:space="0" w:color="000000"/>
                 <w:right w:val="none" w:sz="0" w:space="0" w:color="000000"/>
               </w:pBdr>
-              <w:spacing w:after="40" w:before="40" w:line="240"/>
-              <w:ind w:left="40" w:right="40" w:firstLine="0" w:firstLineChars="0"/>
-              <w:rPr>
-                <w:rFonts w:ascii="Times New Roman" w:hAnsi="Times New Roman" w:eastAsia="Times New Roman" w:cs="Times New Roman"/>
-                <w:i w:val="false"/>
-                <w:b w:val="true"/>
-                <w:u w:val="none"/>
-                <w:strike w:val="false"/>
-                <w:sz w:val="18"/>
-                <w:szCs w:val="18"/>
-                <w:color w:val="000000"/>
-              </w:rPr>
-            </w:pPr>
-            <w:r>
-              <w:rPr>
-                <w:rFonts w:ascii="Times New Roman" w:hAnsi="Times New Roman" w:eastAsia="Times New Roman" w:cs="Times New Roman"/>
-                <w:i w:val="false"/>
-                <w:b w:val="true"/>
-                <w:u w:val="none"/>
-                <w:strike w:val="false"/>
-                <w:sz w:val="18"/>
-                <w:szCs w:val="18"/>
-                <w:color w:val="000000"/>
-              </w:rPr>
-              <w:t xml:space="preserve">Effectiveness</w:t>
+              <w:spacing w:after="0" w:before="0" w:line="216"/>
+              <w:ind w:left="40" w:right="40" w:firstLine="0" w:firstLineChars="0"/>
+              <w:rPr>
+                <w:rFonts w:ascii="Times New Roman" w:hAnsi="Times New Roman" w:eastAsia="Times New Roman" w:cs="Times New Roman"/>
+                <w:i w:val="false"/>
+                <w:b w:val="false"/>
+                <w:u w:val="none"/>
+                <w:strike w:val="false"/>
+                <w:sz w:val="20"/>
+                <w:szCs w:val="20"/>
+                <w:color w:val="000000"/>
+              </w:rPr>
+            </w:pPr>
+            <w:r>
+              <w:rPr>
+                <w:rFonts w:ascii="Times New Roman" w:hAnsi="Times New Roman" w:eastAsia="Times New Roman" w:cs="Times New Roman"/>
+                <w:i w:val="false"/>
+                <w:b w:val="false"/>
+                <w:u w:val="none"/>
+                <w:strike w:val="false"/>
+                <w:sz w:val="20"/>
+                <w:szCs w:val="20"/>
+                <w:color w:val="000000"/>
+              </w:rPr>
+              <w:t xml:space="preserve">Decision</w:t>
+            </w:r>
+            <w:r>
+              <w:rPr>
+                <w:rFonts w:ascii="Times New Roman" w:hAnsi="Times New Roman" w:eastAsia="Times New Roman" w:cs="Times New Roman"/>
+                <w:i w:val="false"/>
+                <w:b w:val="false"/>
+                <w:u w:val="none"/>
+                <w:strike w:val="false"/>
+                <w:sz w:val="20"/>
+                <w:szCs w:val="20"/>
+                <w:color w:val="000000"/>
+              </w:rPr>
+              <w:br/>
+            </w:r>
+            <w:r>
+              <w:rPr>
+                <w:rFonts w:ascii="Times New Roman" w:hAnsi="Times New Roman" w:eastAsia="Times New Roman" w:cs="Times New Roman"/>
+                <w:i w:val="false"/>
+                <w:b w:val="false"/>
+                <w:u w:val="none"/>
+                <w:strike w:val="false"/>
+                <w:sz w:val="20"/>
+                <w:szCs w:val="20"/>
+                <w:color w:val="000000"/>
+              </w:rPr>
+              <w:t xml:space="preserve">effectiveness</w:t>
             </w:r>
           </w:p>
         </w:tc>
@@ -1608,7 +1660,7 @@
                 <w:left w:val="none" w:sz="0" w:space="0" w:color="000000"/>
                 <w:right w:val="none" w:sz="0" w:space="0" w:color="000000"/>
               </w:pBdr>
-              <w:spacing w:after="60" w:before="60" w:line="240"/>
+              <w:spacing w:after="0" w:before="0" w:line="216"/>
               <w:ind w:left="40" w:right="40" w:firstLine="0" w:firstLineChars="0"/>
               <w:rPr>
                 <w:rFonts w:ascii="Times New Roman" w:hAnsi="Times New Roman" w:eastAsia="Times New Roman" w:cs="Times New Roman"/>
@@ -1616,8 +1668,8 @@
                 <w:b w:val="true"/>
                 <w:u w:val="none"/>
                 <w:strike w:val="false"/>
-                <w:sz w:val="18"/>
-                <w:szCs w:val="18"/>
+                <w:sz w:val="20"/>
+                <w:szCs w:val="20"/>
                 <w:color w:val="000000"/>
               </w:rPr>
             </w:pPr>
@@ -1628,8 +1680,8 @@
                 <w:b w:val="true"/>
                 <w:u w:val="none"/>
                 <w:strike w:val="false"/>
-                <w:sz w:val="18"/>
-                <w:szCs w:val="18"/>
+                <w:sz w:val="20"/>
+                <w:szCs w:val="20"/>
                 <w:color w:val="000000"/>
               </w:rPr>
               <w:t xml:space="preserve">Intercept</w:t>
@@ -1663,28 +1715,28 @@
                 <w:left w:val="none" w:sz="0" w:space="0" w:color="000000"/>
                 <w:right w:val="none" w:sz="0" w:space="0" w:color="000000"/>
               </w:pBdr>
-              <w:spacing w:after="60" w:before="60" w:line="240"/>
-              <w:ind w:left="40" w:right="40" w:firstLine="0" w:firstLineChars="0"/>
-              <w:rPr>
-                <w:rFonts w:ascii="Times New Roman" w:hAnsi="Times New Roman" w:eastAsia="Times New Roman" w:cs="Times New Roman"/>
-                <w:i w:val="false"/>
-                <w:b w:val="false"/>
-                <w:u w:val="none"/>
-                <w:strike w:val="false"/>
-                <w:sz w:val="18"/>
-                <w:szCs w:val="18"/>
-                <w:color w:val="000000"/>
-              </w:rPr>
-            </w:pPr>
-            <w:r>
-              <w:rPr>
-                <w:rFonts w:ascii="Times New Roman" w:hAnsi="Times New Roman" w:eastAsia="Times New Roman" w:cs="Times New Roman"/>
-                <w:i w:val="false"/>
-                <w:b w:val="false"/>
-                <w:u w:val="none"/>
-                <w:strike w:val="false"/>
-                <w:sz w:val="18"/>
-                <w:szCs w:val="18"/>
+              <w:spacing w:after="0" w:before="0" w:line="216"/>
+              <w:ind w:left="40" w:right="40" w:firstLine="0" w:firstLineChars="0"/>
+              <w:rPr>
+                <w:rFonts w:ascii="Times New Roman" w:hAnsi="Times New Roman" w:eastAsia="Times New Roman" w:cs="Times New Roman"/>
+                <w:i w:val="false"/>
+                <w:b w:val="false"/>
+                <w:u w:val="none"/>
+                <w:strike w:val="false"/>
+                <w:sz w:val="20"/>
+                <w:szCs w:val="20"/>
+                <w:color w:val="000000"/>
+              </w:rPr>
+            </w:pPr>
+            <w:r>
+              <w:rPr>
+                <w:rFonts w:ascii="Times New Roman" w:hAnsi="Times New Roman" w:eastAsia="Times New Roman" w:cs="Times New Roman"/>
+                <w:i w:val="false"/>
+                <w:b w:val="false"/>
+                <w:u w:val="none"/>
+                <w:strike w:val="false"/>
+                <w:sz w:val="20"/>
+                <w:szCs w:val="20"/>
                 <w:color w:val="000000"/>
               </w:rPr>
               <w:t xml:space="preserve">0.167***</w:t>
@@ -1696,8 +1748,8 @@
                 <w:b w:val="false"/>
                 <w:u w:val="none"/>
                 <w:strike w:val="false"/>
-                <w:sz w:val="18"/>
-                <w:szCs w:val="18"/>
+                <w:sz w:val="20"/>
+                <w:szCs w:val="20"/>
                 <w:color w:val="000000"/>
               </w:rPr>
               <w:br/>
@@ -1709,8 +1761,8 @@
                 <w:b w:val="false"/>
                 <w:u w:val="none"/>
                 <w:strike w:val="false"/>
-                <w:sz w:val="18"/>
-                <w:szCs w:val="18"/>
+                <w:sz w:val="20"/>
+                <w:szCs w:val="20"/>
                 <w:color w:val="000000"/>
               </w:rPr>
               <w:t xml:space="preserve">(0.006)</w:t>
@@ -1744,28 +1796,28 @@
                 <w:left w:val="none" w:sz="0" w:space="0" w:color="000000"/>
                 <w:right w:val="none" w:sz="0" w:space="0" w:color="000000"/>
               </w:pBdr>
-              <w:spacing w:after="60" w:before="60" w:line="240"/>
-              <w:ind w:left="40" w:right="40" w:firstLine="0" w:firstLineChars="0"/>
-              <w:rPr>
-                <w:rFonts w:ascii="Times New Roman" w:hAnsi="Times New Roman" w:eastAsia="Times New Roman" w:cs="Times New Roman"/>
-                <w:i w:val="false"/>
-                <w:b w:val="false"/>
-                <w:u w:val="none"/>
-                <w:strike w:val="false"/>
-                <w:sz w:val="18"/>
-                <w:szCs w:val="18"/>
-                <w:color w:val="000000"/>
-              </w:rPr>
-            </w:pPr>
-            <w:r>
-              <w:rPr>
-                <w:rFonts w:ascii="Times New Roman" w:hAnsi="Times New Roman" w:eastAsia="Times New Roman" w:cs="Times New Roman"/>
-                <w:i w:val="false"/>
-                <w:b w:val="false"/>
-                <w:u w:val="none"/>
-                <w:strike w:val="false"/>
-                <w:sz w:val="18"/>
-                <w:szCs w:val="18"/>
+              <w:spacing w:after="0" w:before="0" w:line="216"/>
+              <w:ind w:left="40" w:right="40" w:firstLine="0" w:firstLineChars="0"/>
+              <w:rPr>
+                <w:rFonts w:ascii="Times New Roman" w:hAnsi="Times New Roman" w:eastAsia="Times New Roman" w:cs="Times New Roman"/>
+                <w:i w:val="false"/>
+                <w:b w:val="false"/>
+                <w:u w:val="none"/>
+                <w:strike w:val="false"/>
+                <w:sz w:val="20"/>
+                <w:szCs w:val="20"/>
+                <w:color w:val="000000"/>
+              </w:rPr>
+            </w:pPr>
+            <w:r>
+              <w:rPr>
+                <w:rFonts w:ascii="Times New Roman" w:hAnsi="Times New Roman" w:eastAsia="Times New Roman" w:cs="Times New Roman"/>
+                <w:i w:val="false"/>
+                <w:b w:val="false"/>
+                <w:u w:val="none"/>
+                <w:strike w:val="false"/>
+                <w:sz w:val="20"/>
+                <w:szCs w:val="20"/>
                 <w:color w:val="000000"/>
               </w:rPr>
               <w:t xml:space="preserve">0.478***</w:t>
@@ -1777,8 +1829,8 @@
                 <w:b w:val="false"/>
                 <w:u w:val="none"/>
                 <w:strike w:val="false"/>
-                <w:sz w:val="18"/>
-                <w:szCs w:val="18"/>
+                <w:sz w:val="20"/>
+                <w:szCs w:val="20"/>
                 <w:color w:val="000000"/>
               </w:rPr>
               <w:br/>
@@ -1790,8 +1842,8 @@
                 <w:b w:val="false"/>
                 <w:u w:val="none"/>
                 <w:strike w:val="false"/>
-                <w:sz w:val="18"/>
-                <w:szCs w:val="18"/>
+                <w:sz w:val="20"/>
+                <w:szCs w:val="20"/>
                 <w:color w:val="000000"/>
               </w:rPr>
               <w:t xml:space="preserve">(0.014)</w:t>
@@ -1825,28 +1877,28 @@
                 <w:left w:val="none" w:sz="0" w:space="0" w:color="000000"/>
                 <w:right w:val="none" w:sz="0" w:space="0" w:color="000000"/>
               </w:pBdr>
-              <w:spacing w:after="60" w:before="60" w:line="240"/>
-              <w:ind w:left="40" w:right="40" w:firstLine="0" w:firstLineChars="0"/>
-              <w:rPr>
-                <w:rFonts w:ascii="Times New Roman" w:hAnsi="Times New Roman" w:eastAsia="Times New Roman" w:cs="Times New Roman"/>
-                <w:i w:val="false"/>
-                <w:b w:val="false"/>
-                <w:u w:val="none"/>
-                <w:strike w:val="false"/>
-                <w:sz w:val="18"/>
-                <w:szCs w:val="18"/>
-                <w:color w:val="000000"/>
-              </w:rPr>
-            </w:pPr>
-            <w:r>
-              <w:rPr>
-                <w:rFonts w:ascii="Times New Roman" w:hAnsi="Times New Roman" w:eastAsia="Times New Roman" w:cs="Times New Roman"/>
-                <w:i w:val="false"/>
-                <w:b w:val="false"/>
-                <w:u w:val="none"/>
-                <w:strike w:val="false"/>
-                <w:sz w:val="18"/>
-                <w:szCs w:val="18"/>
+              <w:spacing w:after="0" w:before="0" w:line="216"/>
+              <w:ind w:left="40" w:right="40" w:firstLine="0" w:firstLineChars="0"/>
+              <w:rPr>
+                <w:rFonts w:ascii="Times New Roman" w:hAnsi="Times New Roman" w:eastAsia="Times New Roman" w:cs="Times New Roman"/>
+                <w:i w:val="false"/>
+                <w:b w:val="false"/>
+                <w:u w:val="none"/>
+                <w:strike w:val="false"/>
+                <w:sz w:val="20"/>
+                <w:szCs w:val="20"/>
+                <w:color w:val="000000"/>
+              </w:rPr>
+            </w:pPr>
+            <w:r>
+              <w:rPr>
+                <w:rFonts w:ascii="Times New Roman" w:hAnsi="Times New Roman" w:eastAsia="Times New Roman" w:cs="Times New Roman"/>
+                <w:i w:val="false"/>
+                <w:b w:val="false"/>
+                <w:u w:val="none"/>
+                <w:strike w:val="false"/>
+                <w:sz w:val="20"/>
+                <w:szCs w:val="20"/>
                 <w:color w:val="000000"/>
               </w:rPr>
               <w:t xml:space="preserve">0.220***</w:t>
@@ -1858,8 +1910,8 @@
                 <w:b w:val="false"/>
                 <w:u w:val="none"/>
                 <w:strike w:val="false"/>
-                <w:sz w:val="18"/>
-                <w:szCs w:val="18"/>
+                <w:sz w:val="20"/>
+                <w:szCs w:val="20"/>
                 <w:color w:val="000000"/>
               </w:rPr>
               <w:br/>
@@ -1871,8 +1923,8 @@
                 <w:b w:val="false"/>
                 <w:u w:val="none"/>
                 <w:strike w:val="false"/>
-                <w:sz w:val="18"/>
-                <w:szCs w:val="18"/>
+                <w:sz w:val="20"/>
+                <w:szCs w:val="20"/>
                 <w:color w:val="000000"/>
               </w:rPr>
               <w:t xml:space="preserve">(0.006)</w:t>
@@ -1906,28 +1958,28 @@
                 <w:left w:val="none" w:sz="0" w:space="0" w:color="000000"/>
                 <w:right w:val="none" w:sz="0" w:space="0" w:color="000000"/>
               </w:pBdr>
-              <w:spacing w:after="60" w:before="60" w:line="240"/>
-              <w:ind w:left="40" w:right="40" w:firstLine="0" w:firstLineChars="0"/>
-              <w:rPr>
-                <w:rFonts w:ascii="Times New Roman" w:hAnsi="Times New Roman" w:eastAsia="Times New Roman" w:cs="Times New Roman"/>
-                <w:i w:val="false"/>
-                <w:b w:val="false"/>
-                <w:u w:val="none"/>
-                <w:strike w:val="false"/>
-                <w:sz w:val="18"/>
-                <w:szCs w:val="18"/>
-                <w:color w:val="000000"/>
-              </w:rPr>
-            </w:pPr>
-            <w:r>
-              <w:rPr>
-                <w:rFonts w:ascii="Times New Roman" w:hAnsi="Times New Roman" w:eastAsia="Times New Roman" w:cs="Times New Roman"/>
-                <w:i w:val="false"/>
-                <w:b w:val="false"/>
-                <w:u w:val="none"/>
-                <w:strike w:val="false"/>
-                <w:sz w:val="18"/>
-                <w:szCs w:val="18"/>
+              <w:spacing w:after="0" w:before="0" w:line="216"/>
+              <w:ind w:left="40" w:right="40" w:firstLine="0" w:firstLineChars="0"/>
+              <w:rPr>
+                <w:rFonts w:ascii="Times New Roman" w:hAnsi="Times New Roman" w:eastAsia="Times New Roman" w:cs="Times New Roman"/>
+                <w:i w:val="false"/>
+                <w:b w:val="false"/>
+                <w:u w:val="none"/>
+                <w:strike w:val="false"/>
+                <w:sz w:val="20"/>
+                <w:szCs w:val="20"/>
+                <w:color w:val="000000"/>
+              </w:rPr>
+            </w:pPr>
+            <w:r>
+              <w:rPr>
+                <w:rFonts w:ascii="Times New Roman" w:hAnsi="Times New Roman" w:eastAsia="Times New Roman" w:cs="Times New Roman"/>
+                <w:i w:val="false"/>
+                <w:b w:val="false"/>
+                <w:u w:val="none"/>
+                <w:strike w:val="false"/>
+                <w:sz w:val="20"/>
+                <w:szCs w:val="20"/>
                 <w:color w:val="000000"/>
               </w:rPr>
               <w:t xml:space="preserve">0.462***</w:t>
@@ -1939,8 +1991,8 @@
                 <w:b w:val="false"/>
                 <w:u w:val="none"/>
                 <w:strike w:val="false"/>
-                <w:sz w:val="18"/>
-                <w:szCs w:val="18"/>
+                <w:sz w:val="20"/>
+                <w:szCs w:val="20"/>
                 <w:color w:val="000000"/>
               </w:rPr>
               <w:br/>
@@ -1952,8 +2004,8 @@
                 <w:b w:val="false"/>
                 <w:u w:val="none"/>
                 <w:strike w:val="false"/>
-                <w:sz w:val="18"/>
-                <w:szCs w:val="18"/>
+                <w:sz w:val="20"/>
+                <w:szCs w:val="20"/>
                 <w:color w:val="000000"/>
               </w:rPr>
               <w:t xml:space="preserve">(0.015)</w:t>
@@ -1987,28 +2039,28 @@
                 <w:left w:val="none" w:sz="0" w:space="0" w:color="000000"/>
                 <w:right w:val="none" w:sz="0" w:space="0" w:color="000000"/>
               </w:pBdr>
-              <w:spacing w:after="60" w:before="60" w:line="240"/>
-              <w:ind w:left="40" w:right="40" w:firstLine="0" w:firstLineChars="0"/>
-              <w:rPr>
-                <w:rFonts w:ascii="Times New Roman" w:hAnsi="Times New Roman" w:eastAsia="Times New Roman" w:cs="Times New Roman"/>
-                <w:i w:val="false"/>
-                <w:b w:val="false"/>
-                <w:u w:val="none"/>
-                <w:strike w:val="false"/>
-                <w:sz w:val="18"/>
-                <w:szCs w:val="18"/>
-                <w:color w:val="000000"/>
-              </w:rPr>
-            </w:pPr>
-            <w:r>
-              <w:rPr>
-                <w:rFonts w:ascii="Times New Roman" w:hAnsi="Times New Roman" w:eastAsia="Times New Roman" w:cs="Times New Roman"/>
-                <w:i w:val="false"/>
-                <w:b w:val="false"/>
-                <w:u w:val="none"/>
-                <w:strike w:val="false"/>
-                <w:sz w:val="18"/>
-                <w:szCs w:val="18"/>
+              <w:spacing w:after="0" w:before="0" w:line="216"/>
+              <w:ind w:left="40" w:right="40" w:firstLine="0" w:firstLineChars="0"/>
+              <w:rPr>
+                <w:rFonts w:ascii="Times New Roman" w:hAnsi="Times New Roman" w:eastAsia="Times New Roman" w:cs="Times New Roman"/>
+                <w:i w:val="false"/>
+                <w:b w:val="false"/>
+                <w:u w:val="none"/>
+                <w:strike w:val="false"/>
+                <w:sz w:val="20"/>
+                <w:szCs w:val="20"/>
+                <w:color w:val="000000"/>
+              </w:rPr>
+            </w:pPr>
+            <w:r>
+              <w:rPr>
+                <w:rFonts w:ascii="Times New Roman" w:hAnsi="Times New Roman" w:eastAsia="Times New Roman" w:cs="Times New Roman"/>
+                <w:i w:val="false"/>
+                <w:b w:val="false"/>
+                <w:u w:val="none"/>
+                <w:strike w:val="false"/>
+                <w:sz w:val="20"/>
+                <w:szCs w:val="20"/>
                 <w:color w:val="000000"/>
               </w:rPr>
               <w:t xml:space="preserve">0.438***</w:t>
@@ -2020,8 +2072,8 @@
                 <w:b w:val="false"/>
                 <w:u w:val="none"/>
                 <w:strike w:val="false"/>
-                <w:sz w:val="18"/>
-                <w:szCs w:val="18"/>
+                <w:sz w:val="20"/>
+                <w:szCs w:val="20"/>
                 <w:color w:val="000000"/>
               </w:rPr>
               <w:br/>
@@ -2033,8 +2085,8 @@
                 <w:b w:val="false"/>
                 <w:u w:val="none"/>
                 <w:strike w:val="false"/>
-                <w:sz w:val="18"/>
-                <w:szCs w:val="18"/>
+                <w:sz w:val="20"/>
+                <w:szCs w:val="20"/>
                 <w:color w:val="000000"/>
               </w:rPr>
               <w:t xml:space="preserve">(0.024)</w:t>
@@ -2068,28 +2120,28 @@
                 <w:left w:val="none" w:sz="0" w:space="0" w:color="000000"/>
                 <w:right w:val="none" w:sz="0" w:space="0" w:color="000000"/>
               </w:pBdr>
-              <w:spacing w:after="60" w:before="60" w:line="240"/>
-              <w:ind w:left="40" w:right="40" w:firstLine="0" w:firstLineChars="0"/>
-              <w:rPr>
-                <w:rFonts w:ascii="Times New Roman" w:hAnsi="Times New Roman" w:eastAsia="Times New Roman" w:cs="Times New Roman"/>
-                <w:i w:val="false"/>
-                <w:b w:val="false"/>
-                <w:u w:val="none"/>
-                <w:strike w:val="false"/>
-                <w:sz w:val="18"/>
-                <w:szCs w:val="18"/>
-                <w:color w:val="000000"/>
-              </w:rPr>
-            </w:pPr>
-            <w:r>
-              <w:rPr>
-                <w:rFonts w:ascii="Times New Roman" w:hAnsi="Times New Roman" w:eastAsia="Times New Roman" w:cs="Times New Roman"/>
-                <w:i w:val="false"/>
-                <w:b w:val="false"/>
-                <w:u w:val="none"/>
-                <w:strike w:val="false"/>
-                <w:sz w:val="18"/>
-                <w:szCs w:val="18"/>
+              <w:spacing w:after="0" w:before="0" w:line="216"/>
+              <w:ind w:left="40" w:right="40" w:firstLine="0" w:firstLineChars="0"/>
+              <w:rPr>
+                <w:rFonts w:ascii="Times New Roman" w:hAnsi="Times New Roman" w:eastAsia="Times New Roman" w:cs="Times New Roman"/>
+                <w:i w:val="false"/>
+                <w:b w:val="false"/>
+                <w:u w:val="none"/>
+                <w:strike w:val="false"/>
+                <w:sz w:val="20"/>
+                <w:szCs w:val="20"/>
+                <w:color w:val="000000"/>
+              </w:rPr>
+            </w:pPr>
+            <w:r>
+              <w:rPr>
+                <w:rFonts w:ascii="Times New Roman" w:hAnsi="Times New Roman" w:eastAsia="Times New Roman" w:cs="Times New Roman"/>
+                <w:i w:val="false"/>
+                <w:b w:val="false"/>
+                <w:u w:val="none"/>
+                <w:strike w:val="false"/>
+                <w:sz w:val="20"/>
+                <w:szCs w:val="20"/>
                 <w:color w:val="000000"/>
               </w:rPr>
               <w:t xml:space="preserve">-0.831*</w:t>
@@ -2101,8 +2153,8 @@
                 <w:b w:val="false"/>
                 <w:u w:val="none"/>
                 <w:strike w:val="false"/>
-                <w:sz w:val="18"/>
-                <w:szCs w:val="18"/>
+                <w:sz w:val="20"/>
+                <w:szCs w:val="20"/>
                 <w:color w:val="000000"/>
               </w:rPr>
               <w:br/>
@@ -2114,8 +2166,8 @@
                 <w:b w:val="false"/>
                 <w:u w:val="none"/>
                 <w:strike w:val="false"/>
-                <w:sz w:val="18"/>
-                <w:szCs w:val="18"/>
+                <w:sz w:val="20"/>
+                <w:szCs w:val="20"/>
                 <w:color w:val="000000"/>
               </w:rPr>
               <w:t xml:space="preserve">(0.325)</w:t>
@@ -2154,7 +2206,7 @@
                 <w:left w:val="none" w:sz="0" w:space="0" w:color="000000"/>
                 <w:right w:val="none" w:sz="0" w:space="0" w:color="000000"/>
               </w:pBdr>
-              <w:spacing w:after="60" w:before="60" w:line="240"/>
+              <w:spacing w:after="0" w:before="0" w:line="216"/>
               <w:ind w:left="40" w:right="40" w:firstLine="0" w:firstLineChars="0"/>
               <w:rPr>
                 <w:rFonts w:ascii="Times New Roman" w:hAnsi="Times New Roman" w:eastAsia="Times New Roman" w:cs="Times New Roman"/>
@@ -2162,8 +2214,8 @@
                 <w:b w:val="true"/>
                 <w:u w:val="none"/>
                 <w:strike w:val="false"/>
-                <w:sz w:val="18"/>
-                <w:szCs w:val="18"/>
+                <w:sz w:val="20"/>
+                <w:szCs w:val="20"/>
                 <w:color w:val="000000"/>
               </w:rPr>
             </w:pPr>
@@ -2174,8 +2226,8 @@
                 <w:b w:val="true"/>
                 <w:u w:val="none"/>
                 <w:strike w:val="false"/>
-                <w:sz w:val="18"/>
-                <w:szCs w:val="18"/>
+                <w:sz w:val="20"/>
+                <w:szCs w:val="20"/>
                 <w:color w:val="000000"/>
               </w:rPr>
               <w:t xml:space="preserve">Baseline</w:t>
@@ -2209,28 +2261,28 @@
                 <w:left w:val="none" w:sz="0" w:space="0" w:color="000000"/>
                 <w:right w:val="none" w:sz="0" w:space="0" w:color="000000"/>
               </w:pBdr>
-              <w:spacing w:after="60" w:before="60" w:line="240"/>
-              <w:ind w:left="40" w:right="40" w:firstLine="0" w:firstLineChars="0"/>
-              <w:rPr>
-                <w:rFonts w:ascii="Times New Roman" w:hAnsi="Times New Roman" w:eastAsia="Times New Roman" w:cs="Times New Roman"/>
-                <w:i w:val="false"/>
-                <w:b w:val="false"/>
-                <w:u w:val="none"/>
-                <w:strike w:val="false"/>
-                <w:sz w:val="18"/>
-                <w:szCs w:val="18"/>
-                <w:color w:val="000000"/>
-              </w:rPr>
-            </w:pPr>
-            <w:r>
-              <w:rPr>
-                <w:rFonts w:ascii="Times New Roman" w:hAnsi="Times New Roman" w:eastAsia="Times New Roman" w:cs="Times New Roman"/>
-                <w:i w:val="false"/>
-                <w:b w:val="false"/>
-                <w:u w:val="none"/>
-                <w:strike w:val="false"/>
-                <w:sz w:val="18"/>
-                <w:szCs w:val="18"/>
+              <w:spacing w:after="0" w:before="0" w:line="216"/>
+              <w:ind w:left="40" w:right="40" w:firstLine="0" w:firstLineChars="0"/>
+              <w:rPr>
+                <w:rFonts w:ascii="Times New Roman" w:hAnsi="Times New Roman" w:eastAsia="Times New Roman" w:cs="Times New Roman"/>
+                <w:i w:val="false"/>
+                <w:b w:val="false"/>
+                <w:u w:val="none"/>
+                <w:strike w:val="false"/>
+                <w:sz w:val="20"/>
+                <w:szCs w:val="20"/>
+                <w:color w:val="000000"/>
+              </w:rPr>
+            </w:pPr>
+            <w:r>
+              <w:rPr>
+                <w:rFonts w:ascii="Times New Roman" w:hAnsi="Times New Roman" w:eastAsia="Times New Roman" w:cs="Times New Roman"/>
+                <w:i w:val="false"/>
+                <w:b w:val="false"/>
+                <w:u w:val="none"/>
+                <w:strike w:val="false"/>
+                <w:sz w:val="20"/>
+                <w:szCs w:val="20"/>
                 <w:color w:val="000000"/>
               </w:rPr>
               <w:t xml:space="preserve"/>
@@ -2264,28 +2316,28 @@
                 <w:left w:val="none" w:sz="0" w:space="0" w:color="000000"/>
                 <w:right w:val="none" w:sz="0" w:space="0" w:color="000000"/>
               </w:pBdr>
-              <w:spacing w:after="60" w:before="60" w:line="240"/>
-              <w:ind w:left="40" w:right="40" w:firstLine="0" w:firstLineChars="0"/>
-              <w:rPr>
-                <w:rFonts w:ascii="Times New Roman" w:hAnsi="Times New Roman" w:eastAsia="Times New Roman" w:cs="Times New Roman"/>
-                <w:i w:val="false"/>
-                <w:b w:val="false"/>
-                <w:u w:val="none"/>
-                <w:strike w:val="false"/>
-                <w:sz w:val="18"/>
-                <w:szCs w:val="18"/>
-                <w:color w:val="000000"/>
-              </w:rPr>
-            </w:pPr>
-            <w:r>
-              <w:rPr>
-                <w:rFonts w:ascii="Times New Roman" w:hAnsi="Times New Roman" w:eastAsia="Times New Roman" w:cs="Times New Roman"/>
-                <w:i w:val="false"/>
-                <w:b w:val="false"/>
-                <w:u w:val="none"/>
-                <w:strike w:val="false"/>
-                <w:sz w:val="18"/>
-                <w:szCs w:val="18"/>
+              <w:spacing w:after="0" w:before="0" w:line="216"/>
+              <w:ind w:left="40" w:right="40" w:firstLine="0" w:firstLineChars="0"/>
+              <w:rPr>
+                <w:rFonts w:ascii="Times New Roman" w:hAnsi="Times New Roman" w:eastAsia="Times New Roman" w:cs="Times New Roman"/>
+                <w:i w:val="false"/>
+                <w:b w:val="false"/>
+                <w:u w:val="none"/>
+                <w:strike w:val="false"/>
+                <w:sz w:val="20"/>
+                <w:szCs w:val="20"/>
+                <w:color w:val="000000"/>
+              </w:rPr>
+            </w:pPr>
+            <w:r>
+              <w:rPr>
+                <w:rFonts w:ascii="Times New Roman" w:hAnsi="Times New Roman" w:eastAsia="Times New Roman" w:cs="Times New Roman"/>
+                <w:i w:val="false"/>
+                <w:b w:val="false"/>
+                <w:u w:val="none"/>
+                <w:strike w:val="false"/>
+                <w:sz w:val="20"/>
+                <w:szCs w:val="20"/>
                 <w:color w:val="000000"/>
               </w:rPr>
               <w:t xml:space="preserve"/>
@@ -2319,28 +2371,28 @@
                 <w:left w:val="none" w:sz="0" w:space="0" w:color="000000"/>
                 <w:right w:val="none" w:sz="0" w:space="0" w:color="000000"/>
               </w:pBdr>
-              <w:spacing w:after="60" w:before="60" w:line="240"/>
-              <w:ind w:left="40" w:right="40" w:firstLine="0" w:firstLineChars="0"/>
-              <w:rPr>
-                <w:rFonts w:ascii="Times New Roman" w:hAnsi="Times New Roman" w:eastAsia="Times New Roman" w:cs="Times New Roman"/>
-                <w:i w:val="false"/>
-                <w:b w:val="false"/>
-                <w:u w:val="none"/>
-                <w:strike w:val="false"/>
-                <w:sz w:val="18"/>
-                <w:szCs w:val="18"/>
-                <w:color w:val="000000"/>
-              </w:rPr>
-            </w:pPr>
-            <w:r>
-              <w:rPr>
-                <w:rFonts w:ascii="Times New Roman" w:hAnsi="Times New Roman" w:eastAsia="Times New Roman" w:cs="Times New Roman"/>
-                <w:i w:val="false"/>
-                <w:b w:val="false"/>
-                <w:u w:val="none"/>
-                <w:strike w:val="false"/>
-                <w:sz w:val="18"/>
-                <w:szCs w:val="18"/>
+              <w:spacing w:after="0" w:before="0" w:line="216"/>
+              <w:ind w:left="40" w:right="40" w:firstLine="0" w:firstLineChars="0"/>
+              <w:rPr>
+                <w:rFonts w:ascii="Times New Roman" w:hAnsi="Times New Roman" w:eastAsia="Times New Roman" w:cs="Times New Roman"/>
+                <w:i w:val="false"/>
+                <w:b w:val="false"/>
+                <w:u w:val="none"/>
+                <w:strike w:val="false"/>
+                <w:sz w:val="20"/>
+                <w:szCs w:val="20"/>
+                <w:color w:val="000000"/>
+              </w:rPr>
+            </w:pPr>
+            <w:r>
+              <w:rPr>
+                <w:rFonts w:ascii="Times New Roman" w:hAnsi="Times New Roman" w:eastAsia="Times New Roman" w:cs="Times New Roman"/>
+                <w:i w:val="false"/>
+                <w:b w:val="false"/>
+                <w:u w:val="none"/>
+                <w:strike w:val="false"/>
+                <w:sz w:val="20"/>
+                <w:szCs w:val="20"/>
                 <w:color w:val="000000"/>
               </w:rPr>
               <w:t xml:space="preserve"/>
@@ -2374,28 +2426,28 @@
                 <w:left w:val="none" w:sz="0" w:space="0" w:color="000000"/>
                 <w:right w:val="none" w:sz="0" w:space="0" w:color="000000"/>
               </w:pBdr>
-              <w:spacing w:after="60" w:before="60" w:line="240"/>
-              <w:ind w:left="40" w:right="40" w:firstLine="0" w:firstLineChars="0"/>
-              <w:rPr>
-                <w:rFonts w:ascii="Times New Roman" w:hAnsi="Times New Roman" w:eastAsia="Times New Roman" w:cs="Times New Roman"/>
-                <w:i w:val="false"/>
-                <w:b w:val="false"/>
-                <w:u w:val="none"/>
-                <w:strike w:val="false"/>
-                <w:sz w:val="18"/>
-                <w:szCs w:val="18"/>
-                <w:color w:val="000000"/>
-              </w:rPr>
-            </w:pPr>
-            <w:r>
-              <w:rPr>
-                <w:rFonts w:ascii="Times New Roman" w:hAnsi="Times New Roman" w:eastAsia="Times New Roman" w:cs="Times New Roman"/>
-                <w:i w:val="false"/>
-                <w:b w:val="false"/>
-                <w:u w:val="none"/>
-                <w:strike w:val="false"/>
-                <w:sz w:val="18"/>
-                <w:szCs w:val="18"/>
+              <w:spacing w:after="0" w:before="0" w:line="216"/>
+              <w:ind w:left="40" w:right="40" w:firstLine="0" w:firstLineChars="0"/>
+              <w:rPr>
+                <w:rFonts w:ascii="Times New Roman" w:hAnsi="Times New Roman" w:eastAsia="Times New Roman" w:cs="Times New Roman"/>
+                <w:i w:val="false"/>
+                <w:b w:val="false"/>
+                <w:u w:val="none"/>
+                <w:strike w:val="false"/>
+                <w:sz w:val="20"/>
+                <w:szCs w:val="20"/>
+                <w:color w:val="000000"/>
+              </w:rPr>
+            </w:pPr>
+            <w:r>
+              <w:rPr>
+                <w:rFonts w:ascii="Times New Roman" w:hAnsi="Times New Roman" w:eastAsia="Times New Roman" w:cs="Times New Roman"/>
+                <w:i w:val="false"/>
+                <w:b w:val="false"/>
+                <w:u w:val="none"/>
+                <w:strike w:val="false"/>
+                <w:sz w:val="20"/>
+                <w:szCs w:val="20"/>
                 <w:color w:val="000000"/>
               </w:rPr>
               <w:t xml:space="preserve"/>
@@ -2429,28 +2481,28 @@
                 <w:left w:val="none" w:sz="0" w:space="0" w:color="000000"/>
                 <w:right w:val="none" w:sz="0" w:space="0" w:color="000000"/>
               </w:pBdr>
-              <w:spacing w:after="60" w:before="60" w:line="240"/>
-              <w:ind w:left="40" w:right="40" w:firstLine="0" w:firstLineChars="0"/>
-              <w:rPr>
-                <w:rFonts w:ascii="Times New Roman" w:hAnsi="Times New Roman" w:eastAsia="Times New Roman" w:cs="Times New Roman"/>
-                <w:i w:val="false"/>
-                <w:b w:val="false"/>
-                <w:u w:val="none"/>
-                <w:strike w:val="false"/>
-                <w:sz w:val="18"/>
-                <w:szCs w:val="18"/>
-                <w:color w:val="000000"/>
-              </w:rPr>
-            </w:pPr>
-            <w:r>
-              <w:rPr>
-                <w:rFonts w:ascii="Times New Roman" w:hAnsi="Times New Roman" w:eastAsia="Times New Roman" w:cs="Times New Roman"/>
-                <w:i w:val="false"/>
-                <w:b w:val="false"/>
-                <w:u w:val="none"/>
-                <w:strike w:val="false"/>
-                <w:sz w:val="18"/>
-                <w:szCs w:val="18"/>
+              <w:spacing w:after="0" w:before="0" w:line="216"/>
+              <w:ind w:left="40" w:right="40" w:firstLine="0" w:firstLineChars="0"/>
+              <w:rPr>
+                <w:rFonts w:ascii="Times New Roman" w:hAnsi="Times New Roman" w:eastAsia="Times New Roman" w:cs="Times New Roman"/>
+                <w:i w:val="false"/>
+                <w:b w:val="false"/>
+                <w:u w:val="none"/>
+                <w:strike w:val="false"/>
+                <w:sz w:val="20"/>
+                <w:szCs w:val="20"/>
+                <w:color w:val="000000"/>
+              </w:rPr>
+            </w:pPr>
+            <w:r>
+              <w:rPr>
+                <w:rFonts w:ascii="Times New Roman" w:hAnsi="Times New Roman" w:eastAsia="Times New Roman" w:cs="Times New Roman"/>
+                <w:i w:val="false"/>
+                <w:b w:val="false"/>
+                <w:u w:val="none"/>
+                <w:strike w:val="false"/>
+                <w:sz w:val="20"/>
+                <w:szCs w:val="20"/>
                 <w:color w:val="000000"/>
               </w:rPr>
               <w:t xml:space="preserve">-0.428***</w:t>
@@ -2462,8 +2514,8 @@
                 <w:b w:val="false"/>
                 <w:u w:val="none"/>
                 <w:strike w:val="false"/>
-                <w:sz w:val="18"/>
-                <w:szCs w:val="18"/>
+                <w:sz w:val="20"/>
+                <w:szCs w:val="20"/>
                 <w:color w:val="000000"/>
               </w:rPr>
               <w:br/>
@@ -2475,8 +2527,8 @@
                 <w:b w:val="false"/>
                 <w:u w:val="none"/>
                 <w:strike w:val="false"/>
-                <w:sz w:val="18"/>
-                <w:szCs w:val="18"/>
+                <w:sz w:val="20"/>
+                <w:szCs w:val="20"/>
                 <w:color w:val="000000"/>
               </w:rPr>
               <w:t xml:space="preserve">(0.015)</w:t>
@@ -2510,28 +2562,28 @@
                 <w:left w:val="none" w:sz="0" w:space="0" w:color="000000"/>
                 <w:right w:val="none" w:sz="0" w:space="0" w:color="000000"/>
               </w:pBdr>
-              <w:spacing w:after="60" w:before="60" w:line="240"/>
-              <w:ind w:left="40" w:right="40" w:firstLine="0" w:firstLineChars="0"/>
-              <w:rPr>
-                <w:rFonts w:ascii="Times New Roman" w:hAnsi="Times New Roman" w:eastAsia="Times New Roman" w:cs="Times New Roman"/>
-                <w:i w:val="false"/>
-                <w:b w:val="false"/>
-                <w:u w:val="none"/>
-                <w:strike w:val="false"/>
-                <w:sz w:val="18"/>
-                <w:szCs w:val="18"/>
-                <w:color w:val="000000"/>
-              </w:rPr>
-            </w:pPr>
-            <w:r>
-              <w:rPr>
-                <w:rFonts w:ascii="Times New Roman" w:hAnsi="Times New Roman" w:eastAsia="Times New Roman" w:cs="Times New Roman"/>
-                <w:i w:val="false"/>
-                <w:b w:val="false"/>
-                <w:u w:val="none"/>
-                <w:strike w:val="false"/>
-                <w:sz w:val="18"/>
-                <w:szCs w:val="18"/>
+              <w:spacing w:after="0" w:before="0" w:line="216"/>
+              <w:ind w:left="40" w:right="40" w:firstLine="0" w:firstLineChars="0"/>
+              <w:rPr>
+                <w:rFonts w:ascii="Times New Roman" w:hAnsi="Times New Roman" w:eastAsia="Times New Roman" w:cs="Times New Roman"/>
+                <w:i w:val="false"/>
+                <w:b w:val="false"/>
+                <w:u w:val="none"/>
+                <w:strike w:val="false"/>
+                <w:sz w:val="20"/>
+                <w:szCs w:val="20"/>
+                <w:color w:val="000000"/>
+              </w:rPr>
+            </w:pPr>
+            <w:r>
+              <w:rPr>
+                <w:rFonts w:ascii="Times New Roman" w:hAnsi="Times New Roman" w:eastAsia="Times New Roman" w:cs="Times New Roman"/>
+                <w:i w:val="false"/>
+                <w:b w:val="false"/>
+                <w:u w:val="none"/>
+                <w:strike w:val="false"/>
+                <w:sz w:val="20"/>
+                <w:szCs w:val="20"/>
                 <w:color w:val="000000"/>
               </w:rPr>
               <w:t xml:space="preserve">-0.747***</w:t>
@@ -2543,8 +2595,8 @@
                 <w:b w:val="false"/>
                 <w:u w:val="none"/>
                 <w:strike w:val="false"/>
-                <w:sz w:val="18"/>
-                <w:szCs w:val="18"/>
+                <w:sz w:val="20"/>
+                <w:szCs w:val="20"/>
                 <w:color w:val="000000"/>
               </w:rPr>
               <w:br/>
@@ -2556,8 +2608,8 @@
                 <w:b w:val="false"/>
                 <w:u w:val="none"/>
                 <w:strike w:val="false"/>
-                <w:sz w:val="18"/>
-                <w:szCs w:val="18"/>
+                <w:sz w:val="20"/>
+                <w:szCs w:val="20"/>
                 <w:color w:val="000000"/>
               </w:rPr>
               <w:t xml:space="preserve">(0.222)</w:t>
@@ -2596,7 +2648,7 @@
                 <w:left w:val="none" w:sz="0" w:space="0" w:color="000000"/>
                 <w:right w:val="none" w:sz="0" w:space="0" w:color="000000"/>
               </w:pBdr>
-              <w:spacing w:after="60" w:before="60" w:line="240"/>
+              <w:spacing w:after="0" w:before="0" w:line="216"/>
               <w:ind w:left="40" w:right="40" w:firstLine="0" w:firstLineChars="0"/>
               <w:rPr>
                 <w:rFonts w:ascii="Times New Roman" w:hAnsi="Times New Roman" w:eastAsia="Times New Roman" w:cs="Times New Roman"/>
@@ -2604,8 +2656,8 @@
                 <w:b w:val="true"/>
                 <w:u w:val="none"/>
                 <w:strike w:val="false"/>
-                <w:sz w:val="18"/>
-                <w:szCs w:val="18"/>
+                <w:sz w:val="20"/>
+                <w:szCs w:val="20"/>
                 <w:color w:val="000000"/>
               </w:rPr>
             </w:pPr>
@@ -2616,11 +2668,11 @@
                 <w:b w:val="true"/>
                 <w:u w:val="none"/>
                 <w:strike w:val="false"/>
-                <w:sz w:val="18"/>
-                <w:szCs w:val="18"/>
-                <w:color w:val="000000"/>
-              </w:rPr>
-              <w:t xml:space="preserve">Low transparency</w:t>
+                <w:sz w:val="20"/>
+                <w:szCs w:val="20"/>
+                <w:color w:val="000000"/>
+              </w:rPr>
+              <w:t xml:space="preserve">Low access</w:t>
             </w:r>
           </w:p>
         </w:tc>
@@ -2651,28 +2703,28 @@
                 <w:left w:val="none" w:sz="0" w:space="0" w:color="000000"/>
                 <w:right w:val="none" w:sz="0" w:space="0" w:color="000000"/>
               </w:pBdr>
-              <w:spacing w:after="60" w:before="60" w:line="240"/>
-              <w:ind w:left="40" w:right="40" w:firstLine="0" w:firstLineChars="0"/>
-              <w:rPr>
-                <w:rFonts w:ascii="Times New Roman" w:hAnsi="Times New Roman" w:eastAsia="Times New Roman" w:cs="Times New Roman"/>
-                <w:i w:val="false"/>
-                <w:b w:val="false"/>
-                <w:u w:val="none"/>
-                <w:strike w:val="false"/>
-                <w:sz w:val="18"/>
-                <w:szCs w:val="18"/>
-                <w:color w:val="000000"/>
-              </w:rPr>
-            </w:pPr>
-            <w:r>
-              <w:rPr>
-                <w:rFonts w:ascii="Times New Roman" w:hAnsi="Times New Roman" w:eastAsia="Times New Roman" w:cs="Times New Roman"/>
-                <w:i w:val="false"/>
-                <w:b w:val="false"/>
-                <w:u w:val="none"/>
-                <w:strike w:val="false"/>
-                <w:sz w:val="18"/>
-                <w:szCs w:val="18"/>
+              <w:spacing w:after="0" w:before="0" w:line="216"/>
+              <w:ind w:left="40" w:right="40" w:firstLine="0" w:firstLineChars="0"/>
+              <w:rPr>
+                <w:rFonts w:ascii="Times New Roman" w:hAnsi="Times New Roman" w:eastAsia="Times New Roman" w:cs="Times New Roman"/>
+                <w:i w:val="false"/>
+                <w:b w:val="false"/>
+                <w:u w:val="none"/>
+                <w:strike w:val="false"/>
+                <w:sz w:val="20"/>
+                <w:szCs w:val="20"/>
+                <w:color w:val="000000"/>
+              </w:rPr>
+            </w:pPr>
+            <w:r>
+              <w:rPr>
+                <w:rFonts w:ascii="Times New Roman" w:hAnsi="Times New Roman" w:eastAsia="Times New Roman" w:cs="Times New Roman"/>
+                <w:i w:val="false"/>
+                <w:b w:val="false"/>
+                <w:u w:val="none"/>
+                <w:strike w:val="false"/>
+                <w:sz w:val="20"/>
+                <w:szCs w:val="20"/>
                 <w:color w:val="000000"/>
               </w:rPr>
               <w:t xml:space="preserve">0.072***</w:t>
@@ -2684,8 +2736,8 @@
                 <w:b w:val="false"/>
                 <w:u w:val="none"/>
                 <w:strike w:val="false"/>
-                <w:sz w:val="18"/>
-                <w:szCs w:val="18"/>
+                <w:sz w:val="20"/>
+                <w:szCs w:val="20"/>
                 <w:color w:val="000000"/>
               </w:rPr>
               <w:br/>
@@ -2697,8 +2749,8 @@
                 <w:b w:val="false"/>
                 <w:u w:val="none"/>
                 <w:strike w:val="false"/>
-                <w:sz w:val="18"/>
-                <w:szCs w:val="18"/>
+                <w:sz w:val="20"/>
+                <w:szCs w:val="20"/>
                 <w:color w:val="000000"/>
               </w:rPr>
               <w:t xml:space="preserve">(0.010)</w:t>
@@ -2732,28 +2784,28 @@
                 <w:left w:val="none" w:sz="0" w:space="0" w:color="000000"/>
                 <w:right w:val="none" w:sz="0" w:space="0" w:color="000000"/>
               </w:pBdr>
-              <w:spacing w:after="60" w:before="60" w:line="240"/>
-              <w:ind w:left="40" w:right="40" w:firstLine="0" w:firstLineChars="0"/>
-              <w:rPr>
-                <w:rFonts w:ascii="Times New Roman" w:hAnsi="Times New Roman" w:eastAsia="Times New Roman" w:cs="Times New Roman"/>
-                <w:i w:val="false"/>
-                <w:b w:val="false"/>
-                <w:u w:val="none"/>
-                <w:strike w:val="false"/>
-                <w:sz w:val="18"/>
-                <w:szCs w:val="18"/>
-                <w:color w:val="000000"/>
-              </w:rPr>
-            </w:pPr>
-            <w:r>
-              <w:rPr>
-                <w:rFonts w:ascii="Times New Roman" w:hAnsi="Times New Roman" w:eastAsia="Times New Roman" w:cs="Times New Roman"/>
-                <w:i w:val="false"/>
-                <w:b w:val="false"/>
-                <w:u w:val="none"/>
-                <w:strike w:val="false"/>
-                <w:sz w:val="18"/>
-                <w:szCs w:val="18"/>
+              <w:spacing w:after="0" w:before="0" w:line="216"/>
+              <w:ind w:left="40" w:right="40" w:firstLine="0" w:firstLineChars="0"/>
+              <w:rPr>
+                <w:rFonts w:ascii="Times New Roman" w:hAnsi="Times New Roman" w:eastAsia="Times New Roman" w:cs="Times New Roman"/>
+                <w:i w:val="false"/>
+                <w:b w:val="false"/>
+                <w:u w:val="none"/>
+                <w:strike w:val="false"/>
+                <w:sz w:val="20"/>
+                <w:szCs w:val="20"/>
+                <w:color w:val="000000"/>
+              </w:rPr>
+            </w:pPr>
+            <w:r>
+              <w:rPr>
+                <w:rFonts w:ascii="Times New Roman" w:hAnsi="Times New Roman" w:eastAsia="Times New Roman" w:cs="Times New Roman"/>
+                <w:i w:val="false"/>
+                <w:b w:val="false"/>
+                <w:u w:val="none"/>
+                <w:strike w:val="false"/>
+                <w:sz w:val="20"/>
+                <w:szCs w:val="20"/>
                 <w:color w:val="000000"/>
               </w:rPr>
               <w:t xml:space="preserve">0.139***</w:t>
@@ -2765,8 +2817,8 @@
                 <w:b w:val="false"/>
                 <w:u w:val="none"/>
                 <w:strike w:val="false"/>
-                <w:sz w:val="18"/>
-                <w:szCs w:val="18"/>
+                <w:sz w:val="20"/>
+                <w:szCs w:val="20"/>
                 <w:color w:val="000000"/>
               </w:rPr>
               <w:br/>
@@ -2778,8 +2830,8 @@
                 <w:b w:val="false"/>
                 <w:u w:val="none"/>
                 <w:strike w:val="false"/>
-                <w:sz w:val="18"/>
-                <w:szCs w:val="18"/>
+                <w:sz w:val="20"/>
+                <w:szCs w:val="20"/>
                 <w:color w:val="000000"/>
               </w:rPr>
               <w:t xml:space="preserve">(0.020)</w:t>
@@ -2813,28 +2865,28 @@
                 <w:left w:val="none" w:sz="0" w:space="0" w:color="000000"/>
                 <w:right w:val="none" w:sz="0" w:space="0" w:color="000000"/>
               </w:pBdr>
-              <w:spacing w:after="60" w:before="60" w:line="240"/>
-              <w:ind w:left="40" w:right="40" w:firstLine="0" w:firstLineChars="0"/>
-              <w:rPr>
-                <w:rFonts w:ascii="Times New Roman" w:hAnsi="Times New Roman" w:eastAsia="Times New Roman" w:cs="Times New Roman"/>
-                <w:i w:val="false"/>
-                <w:b w:val="false"/>
-                <w:u w:val="none"/>
-                <w:strike w:val="false"/>
-                <w:sz w:val="18"/>
-                <w:szCs w:val="18"/>
-                <w:color w:val="000000"/>
-              </w:rPr>
-            </w:pPr>
-            <w:r>
-              <w:rPr>
-                <w:rFonts w:ascii="Times New Roman" w:hAnsi="Times New Roman" w:eastAsia="Times New Roman" w:cs="Times New Roman"/>
-                <w:i w:val="false"/>
-                <w:b w:val="false"/>
-                <w:u w:val="none"/>
-                <w:strike w:val="false"/>
-                <w:sz w:val="18"/>
-                <w:szCs w:val="18"/>
+              <w:spacing w:after="0" w:before="0" w:line="216"/>
+              <w:ind w:left="40" w:right="40" w:firstLine="0" w:firstLineChars="0"/>
+              <w:rPr>
+                <w:rFonts w:ascii="Times New Roman" w:hAnsi="Times New Roman" w:eastAsia="Times New Roman" w:cs="Times New Roman"/>
+                <w:i w:val="false"/>
+                <w:b w:val="false"/>
+                <w:u w:val="none"/>
+                <w:strike w:val="false"/>
+                <w:sz w:val="20"/>
+                <w:szCs w:val="20"/>
+                <w:color w:val="000000"/>
+              </w:rPr>
+            </w:pPr>
+            <w:r>
+              <w:rPr>
+                <w:rFonts w:ascii="Times New Roman" w:hAnsi="Times New Roman" w:eastAsia="Times New Roman" w:cs="Times New Roman"/>
+                <w:i w:val="false"/>
+                <w:b w:val="false"/>
+                <w:u w:val="none"/>
+                <w:strike w:val="false"/>
+                <w:sz w:val="20"/>
+                <w:szCs w:val="20"/>
                 <w:color w:val="000000"/>
               </w:rPr>
               <w:t xml:space="preserve">0.019*</w:t>
@@ -2846,8 +2898,8 @@
                 <w:b w:val="false"/>
                 <w:u w:val="none"/>
                 <w:strike w:val="false"/>
-                <w:sz w:val="18"/>
-                <w:szCs w:val="18"/>
+                <w:sz w:val="20"/>
+                <w:szCs w:val="20"/>
                 <w:color w:val="000000"/>
               </w:rPr>
               <w:br/>
@@ -2859,8 +2911,8 @@
                 <w:b w:val="false"/>
                 <w:u w:val="none"/>
                 <w:strike w:val="false"/>
-                <w:sz w:val="18"/>
-                <w:szCs w:val="18"/>
+                <w:sz w:val="20"/>
+                <w:szCs w:val="20"/>
                 <w:color w:val="000000"/>
               </w:rPr>
               <w:t xml:space="preserve">(0.010)</w:t>
@@ -2894,28 +2946,28 @@
                 <w:left w:val="none" w:sz="0" w:space="0" w:color="000000"/>
                 <w:right w:val="none" w:sz="0" w:space="0" w:color="000000"/>
               </w:pBdr>
-              <w:spacing w:after="60" w:before="60" w:line="240"/>
-              <w:ind w:left="40" w:right="40" w:firstLine="0" w:firstLineChars="0"/>
-              <w:rPr>
-                <w:rFonts w:ascii="Times New Roman" w:hAnsi="Times New Roman" w:eastAsia="Times New Roman" w:cs="Times New Roman"/>
-                <w:i w:val="false"/>
-                <w:b w:val="false"/>
-                <w:u w:val="none"/>
-                <w:strike w:val="false"/>
-                <w:sz w:val="18"/>
-                <w:szCs w:val="18"/>
-                <w:color w:val="000000"/>
-              </w:rPr>
-            </w:pPr>
-            <w:r>
-              <w:rPr>
-                <w:rFonts w:ascii="Times New Roman" w:hAnsi="Times New Roman" w:eastAsia="Times New Roman" w:cs="Times New Roman"/>
-                <w:i w:val="false"/>
-                <w:b w:val="false"/>
-                <w:u w:val="none"/>
-                <w:strike w:val="false"/>
-                <w:sz w:val="18"/>
-                <w:szCs w:val="18"/>
+              <w:spacing w:after="0" w:before="0" w:line="216"/>
+              <w:ind w:left="40" w:right="40" w:firstLine="0" w:firstLineChars="0"/>
+              <w:rPr>
+                <w:rFonts w:ascii="Times New Roman" w:hAnsi="Times New Roman" w:eastAsia="Times New Roman" w:cs="Times New Roman"/>
+                <w:i w:val="false"/>
+                <w:b w:val="false"/>
+                <w:u w:val="none"/>
+                <w:strike w:val="false"/>
+                <w:sz w:val="20"/>
+                <w:szCs w:val="20"/>
+                <w:color w:val="000000"/>
+              </w:rPr>
+            </w:pPr>
+            <w:r>
+              <w:rPr>
+                <w:rFonts w:ascii="Times New Roman" w:hAnsi="Times New Roman" w:eastAsia="Times New Roman" w:cs="Times New Roman"/>
+                <w:i w:val="false"/>
+                <w:b w:val="false"/>
+                <w:u w:val="none"/>
+                <w:strike w:val="false"/>
+                <w:sz w:val="20"/>
+                <w:szCs w:val="20"/>
                 <w:color w:val="000000"/>
               </w:rPr>
               <w:t xml:space="preserve">0.155***</w:t>
@@ -2927,8 +2979,8 @@
                 <w:b w:val="false"/>
                 <w:u w:val="none"/>
                 <w:strike w:val="false"/>
-                <w:sz w:val="18"/>
-                <w:szCs w:val="18"/>
+                <w:sz w:val="20"/>
+                <w:szCs w:val="20"/>
                 <w:color w:val="000000"/>
               </w:rPr>
               <w:br/>
@@ -2940,8 +2992,8 @@
                 <w:b w:val="false"/>
                 <w:u w:val="none"/>
                 <w:strike w:val="false"/>
-                <w:sz w:val="18"/>
-                <w:szCs w:val="18"/>
+                <w:sz w:val="20"/>
+                <w:szCs w:val="20"/>
                 <w:color w:val="000000"/>
               </w:rPr>
               <w:t xml:space="preserve">(0.021)</w:t>
@@ -2975,28 +3027,28 @@
                 <w:left w:val="none" w:sz="0" w:space="0" w:color="000000"/>
                 <w:right w:val="none" w:sz="0" w:space="0" w:color="000000"/>
               </w:pBdr>
-              <w:spacing w:after="60" w:before="60" w:line="240"/>
-              <w:ind w:left="40" w:right="40" w:firstLine="0" w:firstLineChars="0"/>
-              <w:rPr>
-                <w:rFonts w:ascii="Times New Roman" w:hAnsi="Times New Roman" w:eastAsia="Times New Roman" w:cs="Times New Roman"/>
-                <w:i w:val="false"/>
-                <w:b w:val="false"/>
-                <w:u w:val="none"/>
-                <w:strike w:val="false"/>
-                <w:sz w:val="18"/>
-                <w:szCs w:val="18"/>
-                <w:color w:val="000000"/>
-              </w:rPr>
-            </w:pPr>
-            <w:r>
-              <w:rPr>
-                <w:rFonts w:ascii="Times New Roman" w:hAnsi="Times New Roman" w:eastAsia="Times New Roman" w:cs="Times New Roman"/>
-                <w:i w:val="false"/>
-                <w:b w:val="false"/>
-                <w:u w:val="none"/>
-                <w:strike w:val="false"/>
-                <w:sz w:val="18"/>
-                <w:szCs w:val="18"/>
+              <w:spacing w:after="0" w:before="0" w:line="216"/>
+              <w:ind w:left="40" w:right="40" w:firstLine="0" w:firstLineChars="0"/>
+              <w:rPr>
+                <w:rFonts w:ascii="Times New Roman" w:hAnsi="Times New Roman" w:eastAsia="Times New Roman" w:cs="Times New Roman"/>
+                <w:i w:val="false"/>
+                <w:b w:val="false"/>
+                <w:u w:val="none"/>
+                <w:strike w:val="false"/>
+                <w:sz w:val="20"/>
+                <w:szCs w:val="20"/>
+                <w:color w:val="000000"/>
+              </w:rPr>
+            </w:pPr>
+            <w:r>
+              <w:rPr>
+                <w:rFonts w:ascii="Times New Roman" w:hAnsi="Times New Roman" w:eastAsia="Times New Roman" w:cs="Times New Roman"/>
+                <w:i w:val="false"/>
+                <w:b w:val="false"/>
+                <w:u w:val="none"/>
+                <w:strike w:val="false"/>
+                <w:sz w:val="20"/>
+                <w:szCs w:val="20"/>
                 <w:color w:val="000000"/>
               </w:rPr>
               <w:t xml:space="preserve">0.008</w:t>
@@ -3008,8 +3060,8 @@
                 <w:b w:val="false"/>
                 <w:u w:val="none"/>
                 <w:strike w:val="false"/>
-                <w:sz w:val="18"/>
-                <w:szCs w:val="18"/>
+                <w:sz w:val="20"/>
+                <w:szCs w:val="20"/>
                 <w:color w:val="000000"/>
               </w:rPr>
               <w:br/>
@@ -3021,8 +3073,8 @@
                 <w:b w:val="false"/>
                 <w:u w:val="none"/>
                 <w:strike w:val="false"/>
-                <w:sz w:val="18"/>
-                <w:szCs w:val="18"/>
+                <w:sz w:val="20"/>
+                <w:szCs w:val="20"/>
                 <w:color w:val="000000"/>
               </w:rPr>
               <w:t xml:space="preserve">(0.020)</w:t>
@@ -3056,28 +3108,28 @@
                 <w:left w:val="none" w:sz="0" w:space="0" w:color="000000"/>
                 <w:right w:val="none" w:sz="0" w:space="0" w:color="000000"/>
               </w:pBdr>
-              <w:spacing w:after="60" w:before="60" w:line="240"/>
-              <w:ind w:left="40" w:right="40" w:firstLine="0" w:firstLineChars="0"/>
-              <w:rPr>
-                <w:rFonts w:ascii="Times New Roman" w:hAnsi="Times New Roman" w:eastAsia="Times New Roman" w:cs="Times New Roman"/>
-                <w:i w:val="false"/>
-                <w:b w:val="false"/>
-                <w:u w:val="none"/>
-                <w:strike w:val="false"/>
-                <w:sz w:val="18"/>
-                <w:szCs w:val="18"/>
-                <w:color w:val="000000"/>
-              </w:rPr>
-            </w:pPr>
-            <w:r>
-              <w:rPr>
-                <w:rFonts w:ascii="Times New Roman" w:hAnsi="Times New Roman" w:eastAsia="Times New Roman" w:cs="Times New Roman"/>
-                <w:i w:val="false"/>
-                <w:b w:val="false"/>
-                <w:u w:val="none"/>
-                <w:strike w:val="false"/>
-                <w:sz w:val="18"/>
-                <w:szCs w:val="18"/>
+              <w:spacing w:after="0" w:before="0" w:line="216"/>
+              <w:ind w:left="40" w:right="40" w:firstLine="0" w:firstLineChars="0"/>
+              <w:rPr>
+                <w:rFonts w:ascii="Times New Roman" w:hAnsi="Times New Roman" w:eastAsia="Times New Roman" w:cs="Times New Roman"/>
+                <w:i w:val="false"/>
+                <w:b w:val="false"/>
+                <w:u w:val="none"/>
+                <w:strike w:val="false"/>
+                <w:sz w:val="20"/>
+                <w:szCs w:val="20"/>
+                <w:color w:val="000000"/>
+              </w:rPr>
+            </w:pPr>
+            <w:r>
+              <w:rPr>
+                <w:rFonts w:ascii="Times New Roman" w:hAnsi="Times New Roman" w:eastAsia="Times New Roman" w:cs="Times New Roman"/>
+                <w:i w:val="false"/>
+                <w:b w:val="false"/>
+                <w:u w:val="none"/>
+                <w:strike w:val="false"/>
+                <w:sz w:val="20"/>
+                <w:szCs w:val="20"/>
                 <w:color w:val="000000"/>
               </w:rPr>
               <w:t xml:space="preserve">0.064</w:t>
@@ -3089,8 +3141,8 @@
                 <w:b w:val="false"/>
                 <w:u w:val="none"/>
                 <w:strike w:val="false"/>
-                <w:sz w:val="18"/>
-                <w:szCs w:val="18"/>
+                <w:sz w:val="20"/>
+                <w:szCs w:val="20"/>
                 <w:color w:val="000000"/>
               </w:rPr>
               <w:br/>
@@ -3102,8 +3154,8 @@
                 <w:b w:val="false"/>
                 <w:u w:val="none"/>
                 <w:strike w:val="false"/>
-                <w:sz w:val="18"/>
-                <w:szCs w:val="18"/>
+                <w:sz w:val="20"/>
+                <w:szCs w:val="20"/>
                 <w:color w:val="000000"/>
               </w:rPr>
               <w:t xml:space="preserve">(0.238)</w:t>
@@ -3142,7 +3194,7 @@
                 <w:left w:val="none" w:sz="0" w:space="0" w:color="000000"/>
                 <w:right w:val="none" w:sz="0" w:space="0" w:color="000000"/>
               </w:pBdr>
-              <w:spacing w:after="60" w:before="60" w:line="240"/>
+              <w:spacing w:after="0" w:before="0" w:line="216"/>
               <w:ind w:left="40" w:right="40" w:firstLine="0" w:firstLineChars="0"/>
               <w:rPr>
                 <w:rFonts w:ascii="Times New Roman" w:hAnsi="Times New Roman" w:eastAsia="Times New Roman" w:cs="Times New Roman"/>
@@ -3150,8 +3202,8 @@
                 <w:b w:val="true"/>
                 <w:u w:val="none"/>
                 <w:strike w:val="false"/>
-                <w:sz w:val="18"/>
-                <w:szCs w:val="18"/>
+                <w:sz w:val="20"/>
+                <w:szCs w:val="20"/>
                 <w:color w:val="000000"/>
               </w:rPr>
             </w:pPr>
@@ -3162,11 +3214,11 @@
                 <w:b w:val="true"/>
                 <w:u w:val="none"/>
                 <w:strike w:val="false"/>
-                <w:sz w:val="18"/>
-                <w:szCs w:val="18"/>
-                <w:color w:val="000000"/>
-              </w:rPr>
-              <w:t xml:space="preserve">Moderate transparency</w:t>
+                <w:sz w:val="20"/>
+                <w:szCs w:val="20"/>
+                <w:color w:val="000000"/>
+              </w:rPr>
+              <w:t xml:space="preserve">Moderate access</w:t>
             </w:r>
           </w:p>
         </w:tc>
@@ -3197,28 +3249,28 @@
                 <w:left w:val="none" w:sz="0" w:space="0" w:color="000000"/>
                 <w:right w:val="none" w:sz="0" w:space="0" w:color="000000"/>
               </w:pBdr>
-              <w:spacing w:after="60" w:before="60" w:line="240"/>
-              <w:ind w:left="40" w:right="40" w:firstLine="0" w:firstLineChars="0"/>
-              <w:rPr>
-                <w:rFonts w:ascii="Times New Roman" w:hAnsi="Times New Roman" w:eastAsia="Times New Roman" w:cs="Times New Roman"/>
-                <w:i w:val="false"/>
-                <w:b w:val="false"/>
-                <w:u w:val="none"/>
-                <w:strike w:val="false"/>
-                <w:sz w:val="18"/>
-                <w:szCs w:val="18"/>
-                <w:color w:val="000000"/>
-              </w:rPr>
-            </w:pPr>
-            <w:r>
-              <w:rPr>
-                <w:rFonts w:ascii="Times New Roman" w:hAnsi="Times New Roman" w:eastAsia="Times New Roman" w:cs="Times New Roman"/>
-                <w:i w:val="false"/>
-                <w:b w:val="false"/>
-                <w:u w:val="none"/>
-                <w:strike w:val="false"/>
-                <w:sz w:val="18"/>
-                <w:szCs w:val="18"/>
+              <w:spacing w:after="0" w:before="0" w:line="216"/>
+              <w:ind w:left="40" w:right="40" w:firstLine="0" w:firstLineChars="0"/>
+              <w:rPr>
+                <w:rFonts w:ascii="Times New Roman" w:hAnsi="Times New Roman" w:eastAsia="Times New Roman" w:cs="Times New Roman"/>
+                <w:i w:val="false"/>
+                <w:b w:val="false"/>
+                <w:u w:val="none"/>
+                <w:strike w:val="false"/>
+                <w:sz w:val="20"/>
+                <w:szCs w:val="20"/>
+                <w:color w:val="000000"/>
+              </w:rPr>
+            </w:pPr>
+            <w:r>
+              <w:rPr>
+                <w:rFonts w:ascii="Times New Roman" w:hAnsi="Times New Roman" w:eastAsia="Times New Roman" w:cs="Times New Roman"/>
+                <w:i w:val="false"/>
+                <w:b w:val="false"/>
+                <w:u w:val="none"/>
+                <w:strike w:val="false"/>
+                <w:sz w:val="20"/>
+                <w:szCs w:val="20"/>
                 <w:color w:val="000000"/>
               </w:rPr>
               <w:t xml:space="preserve">0.053***</w:t>
@@ -3230,8 +3282,8 @@
                 <w:b w:val="false"/>
                 <w:u w:val="none"/>
                 <w:strike w:val="false"/>
-                <w:sz w:val="18"/>
-                <w:szCs w:val="18"/>
+                <w:sz w:val="20"/>
+                <w:szCs w:val="20"/>
                 <w:color w:val="000000"/>
               </w:rPr>
               <w:br/>
@@ -3243,8 +3295,8 @@
                 <w:b w:val="false"/>
                 <w:u w:val="none"/>
                 <w:strike w:val="false"/>
-                <w:sz w:val="18"/>
-                <w:szCs w:val="18"/>
+                <w:sz w:val="20"/>
+                <w:szCs w:val="20"/>
                 <w:color w:val="000000"/>
               </w:rPr>
               <w:t xml:space="preserve">(0.009)</w:t>
@@ -3278,28 +3330,28 @@
                 <w:left w:val="none" w:sz="0" w:space="0" w:color="000000"/>
                 <w:right w:val="none" w:sz="0" w:space="0" w:color="000000"/>
               </w:pBdr>
-              <w:spacing w:after="60" w:before="60" w:line="240"/>
-              <w:ind w:left="40" w:right="40" w:firstLine="0" w:firstLineChars="0"/>
-              <w:rPr>
-                <w:rFonts w:ascii="Times New Roman" w:hAnsi="Times New Roman" w:eastAsia="Times New Roman" w:cs="Times New Roman"/>
-                <w:i w:val="false"/>
-                <w:b w:val="false"/>
-                <w:u w:val="none"/>
-                <w:strike w:val="false"/>
-                <w:sz w:val="18"/>
-                <w:szCs w:val="18"/>
-                <w:color w:val="000000"/>
-              </w:rPr>
-            </w:pPr>
-            <w:r>
-              <w:rPr>
-                <w:rFonts w:ascii="Times New Roman" w:hAnsi="Times New Roman" w:eastAsia="Times New Roman" w:cs="Times New Roman"/>
-                <w:i w:val="false"/>
-                <w:b w:val="false"/>
-                <w:u w:val="none"/>
-                <w:strike w:val="false"/>
-                <w:sz w:val="18"/>
-                <w:szCs w:val="18"/>
+              <w:spacing w:after="0" w:before="0" w:line="216"/>
+              <w:ind w:left="40" w:right="40" w:firstLine="0" w:firstLineChars="0"/>
+              <w:rPr>
+                <w:rFonts w:ascii="Times New Roman" w:hAnsi="Times New Roman" w:eastAsia="Times New Roman" w:cs="Times New Roman"/>
+                <w:i w:val="false"/>
+                <w:b w:val="false"/>
+                <w:u w:val="none"/>
+                <w:strike w:val="false"/>
+                <w:sz w:val="20"/>
+                <w:szCs w:val="20"/>
+                <w:color w:val="000000"/>
+              </w:rPr>
+            </w:pPr>
+            <w:r>
+              <w:rPr>
+                <w:rFonts w:ascii="Times New Roman" w:hAnsi="Times New Roman" w:eastAsia="Times New Roman" w:cs="Times New Roman"/>
+                <w:i w:val="false"/>
+                <w:b w:val="false"/>
+                <w:u w:val="none"/>
+                <w:strike w:val="false"/>
+                <w:sz w:val="20"/>
+                <w:szCs w:val="20"/>
                 <w:color w:val="000000"/>
               </w:rPr>
               <w:t xml:space="preserve">-0.016</w:t>
@@ -3311,8 +3363,8 @@
                 <w:b w:val="false"/>
                 <w:u w:val="none"/>
                 <w:strike w:val="false"/>
-                <w:sz w:val="18"/>
-                <w:szCs w:val="18"/>
+                <w:sz w:val="20"/>
+                <w:szCs w:val="20"/>
                 <w:color w:val="000000"/>
               </w:rPr>
               <w:br/>
@@ -3324,8 +3376,8 @@
                 <w:b w:val="false"/>
                 <w:u w:val="none"/>
                 <w:strike w:val="false"/>
-                <w:sz w:val="18"/>
-                <w:szCs w:val="18"/>
+                <w:sz w:val="20"/>
+                <w:szCs w:val="20"/>
                 <w:color w:val="000000"/>
               </w:rPr>
               <w:t xml:space="preserve">(0.021)</w:t>
@@ -3359,28 +3411,28 @@
                 <w:left w:val="none" w:sz="0" w:space="0" w:color="000000"/>
                 <w:right w:val="none" w:sz="0" w:space="0" w:color="000000"/>
               </w:pBdr>
-              <w:spacing w:after="60" w:before="60" w:line="240"/>
-              <w:ind w:left="40" w:right="40" w:firstLine="0" w:firstLineChars="0"/>
-              <w:rPr>
-                <w:rFonts w:ascii="Times New Roman" w:hAnsi="Times New Roman" w:eastAsia="Times New Roman" w:cs="Times New Roman"/>
-                <w:i w:val="false"/>
-                <w:b w:val="false"/>
-                <w:u w:val="none"/>
-                <w:strike w:val="false"/>
-                <w:sz w:val="18"/>
-                <w:szCs w:val="18"/>
-                <w:color w:val="000000"/>
-              </w:rPr>
-            </w:pPr>
-            <w:r>
-              <w:rPr>
-                <w:rFonts w:ascii="Times New Roman" w:hAnsi="Times New Roman" w:eastAsia="Times New Roman" w:cs="Times New Roman"/>
-                <w:i w:val="false"/>
-                <w:b w:val="false"/>
-                <w:u w:val="none"/>
-                <w:strike w:val="false"/>
-                <w:sz w:val="18"/>
-                <w:szCs w:val="18"/>
+              <w:spacing w:after="0" w:before="0" w:line="216"/>
+              <w:ind w:left="40" w:right="40" w:firstLine="0" w:firstLineChars="0"/>
+              <w:rPr>
+                <w:rFonts w:ascii="Times New Roman" w:hAnsi="Times New Roman" w:eastAsia="Times New Roman" w:cs="Times New Roman"/>
+                <w:i w:val="false"/>
+                <w:b w:val="false"/>
+                <w:u w:val="none"/>
+                <w:strike w:val="false"/>
+                <w:sz w:val="20"/>
+                <w:szCs w:val="20"/>
+                <w:color w:val="000000"/>
+              </w:rPr>
+            </w:pPr>
+            <w:r>
+              <w:rPr>
+                <w:rFonts w:ascii="Times New Roman" w:hAnsi="Times New Roman" w:eastAsia="Times New Roman" w:cs="Times New Roman"/>
+                <w:i w:val="false"/>
+                <w:b w:val="false"/>
+                <w:u w:val="none"/>
+                <w:strike w:val="false"/>
+                <w:sz w:val="20"/>
+                <w:szCs w:val="20"/>
                 <w:color w:val="000000"/>
               </w:rPr>
               <w:t xml:space="preserve"/>
@@ -3414,28 +3466,28 @@
                 <w:left w:val="none" w:sz="0" w:space="0" w:color="000000"/>
                 <w:right w:val="none" w:sz="0" w:space="0" w:color="000000"/>
               </w:pBdr>
-              <w:spacing w:after="60" w:before="60" w:line="240"/>
-              <w:ind w:left="40" w:right="40" w:firstLine="0" w:firstLineChars="0"/>
-              <w:rPr>
-                <w:rFonts w:ascii="Times New Roman" w:hAnsi="Times New Roman" w:eastAsia="Times New Roman" w:cs="Times New Roman"/>
-                <w:i w:val="false"/>
-                <w:b w:val="false"/>
-                <w:u w:val="none"/>
-                <w:strike w:val="false"/>
-                <w:sz w:val="18"/>
-                <w:szCs w:val="18"/>
-                <w:color w:val="000000"/>
-              </w:rPr>
-            </w:pPr>
-            <w:r>
-              <w:rPr>
-                <w:rFonts w:ascii="Times New Roman" w:hAnsi="Times New Roman" w:eastAsia="Times New Roman" w:cs="Times New Roman"/>
-                <w:i w:val="false"/>
-                <w:b w:val="false"/>
-                <w:u w:val="none"/>
-                <w:strike w:val="false"/>
-                <w:sz w:val="18"/>
-                <w:szCs w:val="18"/>
+              <w:spacing w:after="0" w:before="0" w:line="216"/>
+              <w:ind w:left="40" w:right="40" w:firstLine="0" w:firstLineChars="0"/>
+              <w:rPr>
+                <w:rFonts w:ascii="Times New Roman" w:hAnsi="Times New Roman" w:eastAsia="Times New Roman" w:cs="Times New Roman"/>
+                <w:i w:val="false"/>
+                <w:b w:val="false"/>
+                <w:u w:val="none"/>
+                <w:strike w:val="false"/>
+                <w:sz w:val="20"/>
+                <w:szCs w:val="20"/>
+                <w:color w:val="000000"/>
+              </w:rPr>
+            </w:pPr>
+            <w:r>
+              <w:rPr>
+                <w:rFonts w:ascii="Times New Roman" w:hAnsi="Times New Roman" w:eastAsia="Times New Roman" w:cs="Times New Roman"/>
+                <w:i w:val="false"/>
+                <w:b w:val="false"/>
+                <w:u w:val="none"/>
+                <w:strike w:val="false"/>
+                <w:sz w:val="20"/>
+                <w:szCs w:val="20"/>
                 <w:color w:val="000000"/>
               </w:rPr>
               <w:t xml:space="preserve"/>
@@ -3469,28 +3521,28 @@
                 <w:left w:val="none" w:sz="0" w:space="0" w:color="000000"/>
                 <w:right w:val="none" w:sz="0" w:space="0" w:color="000000"/>
               </w:pBdr>
-              <w:spacing w:after="60" w:before="60" w:line="240"/>
-              <w:ind w:left="40" w:right="40" w:firstLine="0" w:firstLineChars="0"/>
-              <w:rPr>
-                <w:rFonts w:ascii="Times New Roman" w:hAnsi="Times New Roman" w:eastAsia="Times New Roman" w:cs="Times New Roman"/>
-                <w:i w:val="false"/>
-                <w:b w:val="false"/>
-                <w:u w:val="none"/>
-                <w:strike w:val="false"/>
-                <w:sz w:val="18"/>
-                <w:szCs w:val="18"/>
-                <w:color w:val="000000"/>
-              </w:rPr>
-            </w:pPr>
-            <w:r>
-              <w:rPr>
-                <w:rFonts w:ascii="Times New Roman" w:hAnsi="Times New Roman" w:eastAsia="Times New Roman" w:cs="Times New Roman"/>
-                <w:i w:val="false"/>
-                <w:b w:val="false"/>
-                <w:u w:val="none"/>
-                <w:strike w:val="false"/>
-                <w:sz w:val="18"/>
-                <w:szCs w:val="18"/>
+              <w:spacing w:after="0" w:before="0" w:line="216"/>
+              <w:ind w:left="40" w:right="40" w:firstLine="0" w:firstLineChars="0"/>
+              <w:rPr>
+                <w:rFonts w:ascii="Times New Roman" w:hAnsi="Times New Roman" w:eastAsia="Times New Roman" w:cs="Times New Roman"/>
+                <w:i w:val="false"/>
+                <w:b w:val="false"/>
+                <w:u w:val="none"/>
+                <w:strike w:val="false"/>
+                <w:sz w:val="20"/>
+                <w:szCs w:val="20"/>
+                <w:color w:val="000000"/>
+              </w:rPr>
+            </w:pPr>
+            <w:r>
+              <w:rPr>
+                <w:rFonts w:ascii="Times New Roman" w:hAnsi="Times New Roman" w:eastAsia="Times New Roman" w:cs="Times New Roman"/>
+                <w:i w:val="false"/>
+                <w:b w:val="false"/>
+                <w:u w:val="none"/>
+                <w:strike w:val="false"/>
+                <w:sz w:val="20"/>
+                <w:szCs w:val="20"/>
                 <w:color w:val="000000"/>
               </w:rPr>
               <w:t xml:space="preserve"/>
@@ -3524,28 +3576,28 @@
                 <w:left w:val="none" w:sz="0" w:space="0" w:color="000000"/>
                 <w:right w:val="none" w:sz="0" w:space="0" w:color="000000"/>
               </w:pBdr>
-              <w:spacing w:after="60" w:before="60" w:line="240"/>
-              <w:ind w:left="40" w:right="40" w:firstLine="0" w:firstLineChars="0"/>
-              <w:rPr>
-                <w:rFonts w:ascii="Times New Roman" w:hAnsi="Times New Roman" w:eastAsia="Times New Roman" w:cs="Times New Roman"/>
-                <w:i w:val="false"/>
-                <w:b w:val="false"/>
-                <w:u w:val="none"/>
-                <w:strike w:val="false"/>
-                <w:sz w:val="18"/>
-                <w:szCs w:val="18"/>
-                <w:color w:val="000000"/>
-              </w:rPr>
-            </w:pPr>
-            <w:r>
-              <w:rPr>
-                <w:rFonts w:ascii="Times New Roman" w:hAnsi="Times New Roman" w:eastAsia="Times New Roman" w:cs="Times New Roman"/>
-                <w:i w:val="false"/>
-                <w:b w:val="false"/>
-                <w:u w:val="none"/>
-                <w:strike w:val="false"/>
-                <w:sz w:val="18"/>
-                <w:szCs w:val="18"/>
+              <w:spacing w:after="0" w:before="0" w:line="216"/>
+              <w:ind w:left="40" w:right="40" w:firstLine="0" w:firstLineChars="0"/>
+              <w:rPr>
+                <w:rFonts w:ascii="Times New Roman" w:hAnsi="Times New Roman" w:eastAsia="Times New Roman" w:cs="Times New Roman"/>
+                <w:i w:val="false"/>
+                <w:b w:val="false"/>
+                <w:u w:val="none"/>
+                <w:strike w:val="false"/>
+                <w:sz w:val="20"/>
+                <w:szCs w:val="20"/>
+                <w:color w:val="000000"/>
+              </w:rPr>
+            </w:pPr>
+            <w:r>
+              <w:rPr>
+                <w:rFonts w:ascii="Times New Roman" w:hAnsi="Times New Roman" w:eastAsia="Times New Roman" w:cs="Times New Roman"/>
+                <w:i w:val="false"/>
+                <w:b w:val="false"/>
+                <w:u w:val="none"/>
+                <w:strike w:val="false"/>
+                <w:sz w:val="20"/>
+                <w:szCs w:val="20"/>
                 <w:color w:val="000000"/>
               </w:rPr>
               <w:t xml:space="preserve"/>
@@ -3584,7 +3636,7 @@
                 <w:left w:val="none" w:sz="0" w:space="0" w:color="000000"/>
                 <w:right w:val="none" w:sz="0" w:space="0" w:color="000000"/>
               </w:pBdr>
-              <w:spacing w:after="60" w:before="60" w:line="240"/>
+              <w:spacing w:after="0" w:before="0" w:line="216"/>
               <w:ind w:left="40" w:right="40" w:firstLine="0" w:firstLineChars="0"/>
               <w:rPr>
                 <w:rFonts w:ascii="Times New Roman" w:hAnsi="Times New Roman" w:eastAsia="Times New Roman" w:cs="Times New Roman"/>
@@ -3592,8 +3644,8 @@
                 <w:b w:val="true"/>
                 <w:u w:val="none"/>
                 <w:strike w:val="false"/>
-                <w:sz w:val="18"/>
-                <w:szCs w:val="18"/>
+                <w:sz w:val="20"/>
+                <w:szCs w:val="20"/>
                 <w:color w:val="000000"/>
               </w:rPr>
             </w:pPr>
@@ -3604,11 +3656,11 @@
                 <w:b w:val="true"/>
                 <w:u w:val="none"/>
                 <w:strike w:val="false"/>
-                <w:sz w:val="18"/>
-                <w:szCs w:val="18"/>
-                <w:color w:val="000000"/>
-              </w:rPr>
-              <w:t xml:space="preserve">High transparency</w:t>
+                <w:sz w:val="20"/>
+                <w:szCs w:val="20"/>
+                <w:color w:val="000000"/>
+              </w:rPr>
+              <w:t xml:space="preserve">High access</w:t>
             </w:r>
           </w:p>
         </w:tc>
@@ -3639,28 +3691,28 @@
                 <w:left w:val="none" w:sz="0" w:space="0" w:color="000000"/>
                 <w:right w:val="none" w:sz="0" w:space="0" w:color="000000"/>
               </w:pBdr>
-              <w:spacing w:after="60" w:before="60" w:line="240"/>
-              <w:ind w:left="40" w:right="40" w:firstLine="0" w:firstLineChars="0"/>
-              <w:rPr>
-                <w:rFonts w:ascii="Times New Roman" w:hAnsi="Times New Roman" w:eastAsia="Times New Roman" w:cs="Times New Roman"/>
-                <w:i w:val="false"/>
-                <w:b w:val="false"/>
-                <w:u w:val="none"/>
-                <w:strike w:val="false"/>
-                <w:sz w:val="18"/>
-                <w:szCs w:val="18"/>
-                <w:color w:val="000000"/>
-              </w:rPr>
-            </w:pPr>
-            <w:r>
-              <w:rPr>
-                <w:rFonts w:ascii="Times New Roman" w:hAnsi="Times New Roman" w:eastAsia="Times New Roman" w:cs="Times New Roman"/>
-                <w:i w:val="false"/>
-                <w:b w:val="false"/>
-                <w:u w:val="none"/>
-                <w:strike w:val="false"/>
-                <w:sz w:val="18"/>
-                <w:szCs w:val="18"/>
+              <w:spacing w:after="0" w:before="0" w:line="216"/>
+              <w:ind w:left="40" w:right="40" w:firstLine="0" w:firstLineChars="0"/>
+              <w:rPr>
+                <w:rFonts w:ascii="Times New Roman" w:hAnsi="Times New Roman" w:eastAsia="Times New Roman" w:cs="Times New Roman"/>
+                <w:i w:val="false"/>
+                <w:b w:val="false"/>
+                <w:u w:val="none"/>
+                <w:strike w:val="false"/>
+                <w:sz w:val="20"/>
+                <w:szCs w:val="20"/>
+                <w:color w:val="000000"/>
+              </w:rPr>
+            </w:pPr>
+            <w:r>
+              <w:rPr>
+                <w:rFonts w:ascii="Times New Roman" w:hAnsi="Times New Roman" w:eastAsia="Times New Roman" w:cs="Times New Roman"/>
+                <w:i w:val="false"/>
+                <w:b w:val="false"/>
+                <w:u w:val="none"/>
+                <w:strike w:val="false"/>
+                <w:sz w:val="20"/>
+                <w:szCs w:val="20"/>
                 <w:color w:val="000000"/>
               </w:rPr>
               <w:t xml:space="preserve">0.027**</w:t>
@@ -3672,8 +3724,8 @@
                 <w:b w:val="false"/>
                 <w:u w:val="none"/>
                 <w:strike w:val="false"/>
-                <w:sz w:val="18"/>
-                <w:szCs w:val="18"/>
+                <w:sz w:val="20"/>
+                <w:szCs w:val="20"/>
                 <w:color w:val="000000"/>
               </w:rPr>
               <w:br/>
@@ -3685,8 +3737,8 @@
                 <w:b w:val="false"/>
                 <w:u w:val="none"/>
                 <w:strike w:val="false"/>
-                <w:sz w:val="18"/>
-                <w:szCs w:val="18"/>
+                <w:sz w:val="20"/>
+                <w:szCs w:val="20"/>
                 <w:color w:val="000000"/>
               </w:rPr>
               <w:t xml:space="preserve">(0.009)</w:t>
@@ -3720,28 +3772,28 @@
                 <w:left w:val="none" w:sz="0" w:space="0" w:color="000000"/>
                 <w:right w:val="none" w:sz="0" w:space="0" w:color="000000"/>
               </w:pBdr>
-              <w:spacing w:after="60" w:before="60" w:line="240"/>
-              <w:ind w:left="40" w:right="40" w:firstLine="0" w:firstLineChars="0"/>
-              <w:rPr>
-                <w:rFonts w:ascii="Times New Roman" w:hAnsi="Times New Roman" w:eastAsia="Times New Roman" w:cs="Times New Roman"/>
-                <w:i w:val="false"/>
-                <w:b w:val="false"/>
-                <w:u w:val="none"/>
-                <w:strike w:val="false"/>
-                <w:sz w:val="18"/>
-                <w:szCs w:val="18"/>
-                <w:color w:val="000000"/>
-              </w:rPr>
-            </w:pPr>
-            <w:r>
-              <w:rPr>
-                <w:rFonts w:ascii="Times New Roman" w:hAnsi="Times New Roman" w:eastAsia="Times New Roman" w:cs="Times New Roman"/>
-                <w:i w:val="false"/>
-                <w:b w:val="false"/>
-                <w:u w:val="none"/>
-                <w:strike w:val="false"/>
-                <w:sz w:val="18"/>
-                <w:szCs w:val="18"/>
+              <w:spacing w:after="0" w:before="0" w:line="216"/>
+              <w:ind w:left="40" w:right="40" w:firstLine="0" w:firstLineChars="0"/>
+              <w:rPr>
+                <w:rFonts w:ascii="Times New Roman" w:hAnsi="Times New Roman" w:eastAsia="Times New Roman" w:cs="Times New Roman"/>
+                <w:i w:val="false"/>
+                <w:b w:val="false"/>
+                <w:u w:val="none"/>
+                <w:strike w:val="false"/>
+                <w:sz w:val="20"/>
+                <w:szCs w:val="20"/>
+                <w:color w:val="000000"/>
+              </w:rPr>
+            </w:pPr>
+            <w:r>
+              <w:rPr>
+                <w:rFonts w:ascii="Times New Roman" w:hAnsi="Times New Roman" w:eastAsia="Times New Roman" w:cs="Times New Roman"/>
+                <w:i w:val="false"/>
+                <w:b w:val="false"/>
+                <w:u w:val="none"/>
+                <w:strike w:val="false"/>
+                <w:sz w:val="20"/>
+                <w:szCs w:val="20"/>
                 <w:color w:val="000000"/>
               </w:rPr>
               <w:t xml:space="preserve">-0.046*</w:t>
@@ -3753,8 +3805,8 @@
                 <w:b w:val="false"/>
                 <w:u w:val="none"/>
                 <w:strike w:val="false"/>
-                <w:sz w:val="18"/>
-                <w:szCs w:val="18"/>
+                <w:sz w:val="20"/>
+                <w:szCs w:val="20"/>
                 <w:color w:val="000000"/>
               </w:rPr>
               <w:br/>
@@ -3766,8 +3818,8 @@
                 <w:b w:val="false"/>
                 <w:u w:val="none"/>
                 <w:strike w:val="false"/>
-                <w:sz w:val="18"/>
-                <w:szCs w:val="18"/>
+                <w:sz w:val="20"/>
+                <w:szCs w:val="20"/>
                 <w:color w:val="000000"/>
               </w:rPr>
               <w:t xml:space="preserve">(0.023)</w:t>
@@ -3801,28 +3853,28 @@
                 <w:left w:val="none" w:sz="0" w:space="0" w:color="000000"/>
                 <w:right w:val="none" w:sz="0" w:space="0" w:color="000000"/>
               </w:pBdr>
-              <w:spacing w:after="60" w:before="60" w:line="240"/>
-              <w:ind w:left="40" w:right="40" w:firstLine="0" w:firstLineChars="0"/>
-              <w:rPr>
-                <w:rFonts w:ascii="Times New Roman" w:hAnsi="Times New Roman" w:eastAsia="Times New Roman" w:cs="Times New Roman"/>
-                <w:i w:val="false"/>
-                <w:b w:val="false"/>
-                <w:u w:val="none"/>
-                <w:strike w:val="false"/>
-                <w:sz w:val="18"/>
-                <w:szCs w:val="18"/>
-                <w:color w:val="000000"/>
-              </w:rPr>
-            </w:pPr>
-            <w:r>
-              <w:rPr>
-                <w:rFonts w:ascii="Times New Roman" w:hAnsi="Times New Roman" w:eastAsia="Times New Roman" w:cs="Times New Roman"/>
-                <w:i w:val="false"/>
-                <w:b w:val="false"/>
-                <w:u w:val="none"/>
-                <w:strike w:val="false"/>
-                <w:sz w:val="18"/>
-                <w:szCs w:val="18"/>
+              <w:spacing w:after="0" w:before="0" w:line="216"/>
+              <w:ind w:left="40" w:right="40" w:firstLine="0" w:firstLineChars="0"/>
+              <w:rPr>
+                <w:rFonts w:ascii="Times New Roman" w:hAnsi="Times New Roman" w:eastAsia="Times New Roman" w:cs="Times New Roman"/>
+                <w:i w:val="false"/>
+                <w:b w:val="false"/>
+                <w:u w:val="none"/>
+                <w:strike w:val="false"/>
+                <w:sz w:val="20"/>
+                <w:szCs w:val="20"/>
+                <w:color w:val="000000"/>
+              </w:rPr>
+            </w:pPr>
+            <w:r>
+              <w:rPr>
+                <w:rFonts w:ascii="Times New Roman" w:hAnsi="Times New Roman" w:eastAsia="Times New Roman" w:cs="Times New Roman"/>
+                <w:i w:val="false"/>
+                <w:b w:val="false"/>
+                <w:u w:val="none"/>
+                <w:strike w:val="false"/>
+                <w:sz w:val="20"/>
+                <w:szCs w:val="20"/>
                 <w:color w:val="000000"/>
               </w:rPr>
               <w:t xml:space="preserve">-0.026**</w:t>
@@ -3834,8 +3886,8 @@
                 <w:b w:val="false"/>
                 <w:u w:val="none"/>
                 <w:strike w:val="false"/>
-                <w:sz w:val="18"/>
-                <w:szCs w:val="18"/>
+                <w:sz w:val="20"/>
+                <w:szCs w:val="20"/>
                 <w:color w:val="000000"/>
               </w:rPr>
               <w:br/>
@@ -3847,8 +3899,8 @@
                 <w:b w:val="false"/>
                 <w:u w:val="none"/>
                 <w:strike w:val="false"/>
-                <w:sz w:val="18"/>
-                <w:szCs w:val="18"/>
+                <w:sz w:val="20"/>
+                <w:szCs w:val="20"/>
                 <w:color w:val="000000"/>
               </w:rPr>
               <w:t xml:space="preserve">(0.009)</w:t>
@@ -3882,28 +3934,28 @@
                 <w:left w:val="none" w:sz="0" w:space="0" w:color="000000"/>
                 <w:right w:val="none" w:sz="0" w:space="0" w:color="000000"/>
               </w:pBdr>
-              <w:spacing w:after="60" w:before="60" w:line="240"/>
-              <w:ind w:left="40" w:right="40" w:firstLine="0" w:firstLineChars="0"/>
-              <w:rPr>
-                <w:rFonts w:ascii="Times New Roman" w:hAnsi="Times New Roman" w:eastAsia="Times New Roman" w:cs="Times New Roman"/>
-                <w:i w:val="false"/>
-                <w:b w:val="false"/>
-                <w:u w:val="none"/>
-                <w:strike w:val="false"/>
-                <w:sz w:val="18"/>
-                <w:szCs w:val="18"/>
-                <w:color w:val="000000"/>
-              </w:rPr>
-            </w:pPr>
-            <w:r>
-              <w:rPr>
-                <w:rFonts w:ascii="Times New Roman" w:hAnsi="Times New Roman" w:eastAsia="Times New Roman" w:cs="Times New Roman"/>
-                <w:i w:val="false"/>
-                <w:b w:val="false"/>
-                <w:u w:val="none"/>
-                <w:strike w:val="false"/>
-                <w:sz w:val="18"/>
-                <w:szCs w:val="18"/>
+              <w:spacing w:after="0" w:before="0" w:line="216"/>
+              <w:ind w:left="40" w:right="40" w:firstLine="0" w:firstLineChars="0"/>
+              <w:rPr>
+                <w:rFonts w:ascii="Times New Roman" w:hAnsi="Times New Roman" w:eastAsia="Times New Roman" w:cs="Times New Roman"/>
+                <w:i w:val="false"/>
+                <w:b w:val="false"/>
+                <w:u w:val="none"/>
+                <w:strike w:val="false"/>
+                <w:sz w:val="20"/>
+                <w:szCs w:val="20"/>
+                <w:color w:val="000000"/>
+              </w:rPr>
+            </w:pPr>
+            <w:r>
+              <w:rPr>
+                <w:rFonts w:ascii="Times New Roman" w:hAnsi="Times New Roman" w:eastAsia="Times New Roman" w:cs="Times New Roman"/>
+                <w:i w:val="false"/>
+                <w:b w:val="false"/>
+                <w:u w:val="none"/>
+                <w:strike w:val="false"/>
+                <w:sz w:val="20"/>
+                <w:szCs w:val="20"/>
                 <w:color w:val="000000"/>
               </w:rPr>
               <w:t xml:space="preserve">-0.030</w:t>
@@ -3915,8 +3967,8 @@
                 <w:b w:val="false"/>
                 <w:u w:val="none"/>
                 <w:strike w:val="false"/>
-                <w:sz w:val="18"/>
-                <w:szCs w:val="18"/>
+                <w:sz w:val="20"/>
+                <w:szCs w:val="20"/>
                 <w:color w:val="000000"/>
               </w:rPr>
               <w:br/>
@@ -3928,8 +3980,8 @@
                 <w:b w:val="false"/>
                 <w:u w:val="none"/>
                 <w:strike w:val="false"/>
-                <w:sz w:val="18"/>
-                <w:szCs w:val="18"/>
+                <w:sz w:val="20"/>
+                <w:szCs w:val="20"/>
                 <w:color w:val="000000"/>
               </w:rPr>
               <w:t xml:space="preserve">(0.024)</w:t>
@@ -3963,28 +4015,28 @@
                 <w:left w:val="none" w:sz="0" w:space="0" w:color="000000"/>
                 <w:right w:val="none" w:sz="0" w:space="0" w:color="000000"/>
               </w:pBdr>
-              <w:spacing w:after="60" w:before="60" w:line="240"/>
-              <w:ind w:left="40" w:right="40" w:firstLine="0" w:firstLineChars="0"/>
-              <w:rPr>
-                <w:rFonts w:ascii="Times New Roman" w:hAnsi="Times New Roman" w:eastAsia="Times New Roman" w:cs="Times New Roman"/>
-                <w:i w:val="false"/>
-                <w:b w:val="false"/>
-                <w:u w:val="none"/>
-                <w:strike w:val="false"/>
-                <w:sz w:val="18"/>
-                <w:szCs w:val="18"/>
-                <w:color w:val="000000"/>
-              </w:rPr>
-            </w:pPr>
-            <w:r>
-              <w:rPr>
-                <w:rFonts w:ascii="Times New Roman" w:hAnsi="Times New Roman" w:eastAsia="Times New Roman" w:cs="Times New Roman"/>
-                <w:i w:val="false"/>
-                <w:b w:val="false"/>
-                <w:u w:val="none"/>
-                <w:strike w:val="false"/>
-                <w:sz w:val="18"/>
-                <w:szCs w:val="18"/>
+              <w:spacing w:after="0" w:before="0" w:line="216"/>
+              <w:ind w:left="40" w:right="40" w:firstLine="0" w:firstLineChars="0"/>
+              <w:rPr>
+                <w:rFonts w:ascii="Times New Roman" w:hAnsi="Times New Roman" w:eastAsia="Times New Roman" w:cs="Times New Roman"/>
+                <w:i w:val="false"/>
+                <w:b w:val="false"/>
+                <w:u w:val="none"/>
+                <w:strike w:val="false"/>
+                <w:sz w:val="20"/>
+                <w:szCs w:val="20"/>
+                <w:color w:val="000000"/>
+              </w:rPr>
+            </w:pPr>
+            <w:r>
+              <w:rPr>
+                <w:rFonts w:ascii="Times New Roman" w:hAnsi="Times New Roman" w:eastAsia="Times New Roman" w:cs="Times New Roman"/>
+                <w:i w:val="false"/>
+                <w:b w:val="false"/>
+                <w:u w:val="none"/>
+                <w:strike w:val="false"/>
+                <w:sz w:val="20"/>
+                <w:szCs w:val="20"/>
                 <w:color w:val="000000"/>
               </w:rPr>
               <w:t xml:space="preserve">0.076***</w:t>
@@ -3996,8 +4048,8 @@
                 <w:b w:val="false"/>
                 <w:u w:val="none"/>
                 <w:strike w:val="false"/>
-                <w:sz w:val="18"/>
-                <w:szCs w:val="18"/>
+                <w:sz w:val="20"/>
+                <w:szCs w:val="20"/>
                 <w:color w:val="000000"/>
               </w:rPr>
               <w:br/>
@@ -4009,8 +4061,8 @@
                 <w:b w:val="false"/>
                 <w:u w:val="none"/>
                 <w:strike w:val="false"/>
-                <w:sz w:val="18"/>
-                <w:szCs w:val="18"/>
+                <w:sz w:val="20"/>
+                <w:szCs w:val="20"/>
                 <w:color w:val="000000"/>
               </w:rPr>
               <w:t xml:space="preserve">(0.022)</w:t>
@@ -4044,28 +4096,28 @@
                 <w:left w:val="none" w:sz="0" w:space="0" w:color="000000"/>
                 <w:right w:val="none" w:sz="0" w:space="0" w:color="000000"/>
               </w:pBdr>
-              <w:spacing w:after="60" w:before="60" w:line="240"/>
-              <w:ind w:left="40" w:right="40" w:firstLine="0" w:firstLineChars="0"/>
-              <w:rPr>
-                <w:rFonts w:ascii="Times New Roman" w:hAnsi="Times New Roman" w:eastAsia="Times New Roman" w:cs="Times New Roman"/>
-                <w:i w:val="false"/>
-                <w:b w:val="false"/>
-                <w:u w:val="none"/>
-                <w:strike w:val="false"/>
-                <w:sz w:val="18"/>
-                <w:szCs w:val="18"/>
-                <w:color w:val="000000"/>
-              </w:rPr>
-            </w:pPr>
-            <w:r>
-              <w:rPr>
-                <w:rFonts w:ascii="Times New Roman" w:hAnsi="Times New Roman" w:eastAsia="Times New Roman" w:cs="Times New Roman"/>
-                <w:i w:val="false"/>
-                <w:b w:val="false"/>
-                <w:u w:val="none"/>
-                <w:strike w:val="false"/>
-                <w:sz w:val="18"/>
-                <w:szCs w:val="18"/>
+              <w:spacing w:after="0" w:before="0" w:line="216"/>
+              <w:ind w:left="40" w:right="40" w:firstLine="0" w:firstLineChars="0"/>
+              <w:rPr>
+                <w:rFonts w:ascii="Times New Roman" w:hAnsi="Times New Roman" w:eastAsia="Times New Roman" w:cs="Times New Roman"/>
+                <w:i w:val="false"/>
+                <w:b w:val="false"/>
+                <w:u w:val="none"/>
+                <w:strike w:val="false"/>
+                <w:sz w:val="20"/>
+                <w:szCs w:val="20"/>
+                <w:color w:val="000000"/>
+              </w:rPr>
+            </w:pPr>
+            <w:r>
+              <w:rPr>
+                <w:rFonts w:ascii="Times New Roman" w:hAnsi="Times New Roman" w:eastAsia="Times New Roman" w:cs="Times New Roman"/>
+                <w:i w:val="false"/>
+                <w:b w:val="false"/>
+                <w:u w:val="none"/>
+                <w:strike w:val="false"/>
+                <w:sz w:val="20"/>
+                <w:szCs w:val="20"/>
                 <w:color w:val="000000"/>
               </w:rPr>
               <w:t xml:space="preserve">-0.539*</w:t>
@@ -4077,8 +4129,8 @@
                 <w:b w:val="false"/>
                 <w:u w:val="none"/>
                 <w:strike w:val="false"/>
-                <w:sz w:val="18"/>
-                <w:szCs w:val="18"/>
+                <w:sz w:val="20"/>
+                <w:szCs w:val="20"/>
                 <w:color w:val="000000"/>
               </w:rPr>
               <w:br/>
@@ -4090,8 +4142,8 @@
                 <w:b w:val="false"/>
                 <w:u w:val="none"/>
                 <w:strike w:val="false"/>
-                <w:sz w:val="18"/>
-                <w:szCs w:val="18"/>
+                <w:sz w:val="20"/>
+                <w:szCs w:val="20"/>
                 <w:color w:val="000000"/>
               </w:rPr>
               <w:t xml:space="preserve">(0.220)</w:t>
@@ -4130,7 +4182,7 @@
                 <w:left w:val="none" w:sz="0" w:space="0" w:color="000000"/>
                 <w:right w:val="none" w:sz="0" w:space="0" w:color="000000"/>
               </w:pBdr>
-              <w:spacing w:after="60" w:before="60" w:line="240"/>
+              <w:spacing w:after="0" w:before="0" w:line="216"/>
               <w:ind w:left="40" w:right="40" w:firstLine="0" w:firstLineChars="0"/>
               <w:rPr>
                 <w:rFonts w:ascii="Times New Roman" w:hAnsi="Times New Roman" w:eastAsia="Times New Roman" w:cs="Times New Roman"/>
@@ -4138,8 +4190,8 @@
                 <w:b w:val="true"/>
                 <w:u w:val="none"/>
                 <w:strike w:val="false"/>
-                <w:sz w:val="18"/>
-                <w:szCs w:val="18"/>
+                <w:sz w:val="20"/>
+                <w:szCs w:val="20"/>
                 <w:color w:val="000000"/>
               </w:rPr>
             </w:pPr>
@@ -4150,8 +4202,8 @@
                 <w:b w:val="true"/>
                 <w:u w:val="none"/>
                 <w:strike w:val="false"/>
-                <w:sz w:val="18"/>
-                <w:szCs w:val="18"/>
+                <w:sz w:val="20"/>
+                <w:szCs w:val="20"/>
                 <w:color w:val="000000"/>
               </w:rPr>
               <w:t xml:space="preserve">Communication</w:t>
@@ -4185,28 +4237,28 @@
                 <w:left w:val="none" w:sz="0" w:space="0" w:color="000000"/>
                 <w:right w:val="none" w:sz="0" w:space="0" w:color="000000"/>
               </w:pBdr>
-              <w:spacing w:after="60" w:before="60" w:line="240"/>
-              <w:ind w:left="40" w:right="40" w:firstLine="0" w:firstLineChars="0"/>
-              <w:rPr>
-                <w:rFonts w:ascii="Times New Roman" w:hAnsi="Times New Roman" w:eastAsia="Times New Roman" w:cs="Times New Roman"/>
-                <w:i w:val="false"/>
-                <w:b w:val="false"/>
-                <w:u w:val="none"/>
-                <w:strike w:val="false"/>
-                <w:sz w:val="18"/>
-                <w:szCs w:val="18"/>
-                <w:color w:val="000000"/>
-              </w:rPr>
-            </w:pPr>
-            <w:r>
-              <w:rPr>
-                <w:rFonts w:ascii="Times New Roman" w:hAnsi="Times New Roman" w:eastAsia="Times New Roman" w:cs="Times New Roman"/>
-                <w:i w:val="false"/>
-                <w:b w:val="false"/>
-                <w:u w:val="none"/>
-                <w:strike w:val="false"/>
-                <w:sz w:val="18"/>
-                <w:szCs w:val="18"/>
+              <w:spacing w:after="0" w:before="0" w:line="216"/>
+              <w:ind w:left="40" w:right="40" w:firstLine="0" w:firstLineChars="0"/>
+              <w:rPr>
+                <w:rFonts w:ascii="Times New Roman" w:hAnsi="Times New Roman" w:eastAsia="Times New Roman" w:cs="Times New Roman"/>
+                <w:i w:val="false"/>
+                <w:b w:val="false"/>
+                <w:u w:val="none"/>
+                <w:strike w:val="false"/>
+                <w:sz w:val="20"/>
+                <w:szCs w:val="20"/>
+                <w:color w:val="000000"/>
+              </w:rPr>
+            </w:pPr>
+            <w:r>
+              <w:rPr>
+                <w:rFonts w:ascii="Times New Roman" w:hAnsi="Times New Roman" w:eastAsia="Times New Roman" w:cs="Times New Roman"/>
+                <w:i w:val="false"/>
+                <w:b w:val="false"/>
+                <w:u w:val="none"/>
+                <w:strike w:val="false"/>
+                <w:sz w:val="20"/>
+                <w:szCs w:val="20"/>
                 <w:color w:val="000000"/>
               </w:rPr>
               <w:t xml:space="preserve"/>
@@ -4240,28 +4292,28 @@
                 <w:left w:val="none" w:sz="0" w:space="0" w:color="000000"/>
                 <w:right w:val="none" w:sz="0" w:space="0" w:color="000000"/>
               </w:pBdr>
-              <w:spacing w:after="60" w:before="60" w:line="240"/>
-              <w:ind w:left="40" w:right="40" w:firstLine="0" w:firstLineChars="0"/>
-              <w:rPr>
-                <w:rFonts w:ascii="Times New Roman" w:hAnsi="Times New Roman" w:eastAsia="Times New Roman" w:cs="Times New Roman"/>
-                <w:i w:val="false"/>
-                <w:b w:val="false"/>
-                <w:u w:val="none"/>
-                <w:strike w:val="false"/>
-                <w:sz w:val="18"/>
-                <w:szCs w:val="18"/>
-                <w:color w:val="000000"/>
-              </w:rPr>
-            </w:pPr>
-            <w:r>
-              <w:rPr>
-                <w:rFonts w:ascii="Times New Roman" w:hAnsi="Times New Roman" w:eastAsia="Times New Roman" w:cs="Times New Roman"/>
-                <w:i w:val="false"/>
-                <w:b w:val="false"/>
-                <w:u w:val="none"/>
-                <w:strike w:val="false"/>
-                <w:sz w:val="18"/>
-                <w:szCs w:val="18"/>
+              <w:spacing w:after="0" w:before="0" w:line="216"/>
+              <w:ind w:left="40" w:right="40" w:firstLine="0" w:firstLineChars="0"/>
+              <w:rPr>
+                <w:rFonts w:ascii="Times New Roman" w:hAnsi="Times New Roman" w:eastAsia="Times New Roman" w:cs="Times New Roman"/>
+                <w:i w:val="false"/>
+                <w:b w:val="false"/>
+                <w:u w:val="none"/>
+                <w:strike w:val="false"/>
+                <w:sz w:val="20"/>
+                <w:szCs w:val="20"/>
+                <w:color w:val="000000"/>
+              </w:rPr>
+            </w:pPr>
+            <w:r>
+              <w:rPr>
+                <w:rFonts w:ascii="Times New Roman" w:hAnsi="Times New Roman" w:eastAsia="Times New Roman" w:cs="Times New Roman"/>
+                <w:i w:val="false"/>
+                <w:b w:val="false"/>
+                <w:u w:val="none"/>
+                <w:strike w:val="false"/>
+                <w:sz w:val="20"/>
+                <w:szCs w:val="20"/>
                 <w:color w:val="000000"/>
               </w:rPr>
               <w:t xml:space="preserve"/>
@@ -4295,28 +4347,28 @@
                 <w:left w:val="none" w:sz="0" w:space="0" w:color="000000"/>
                 <w:right w:val="none" w:sz="0" w:space="0" w:color="000000"/>
               </w:pBdr>
-              <w:spacing w:after="60" w:before="60" w:line="240"/>
-              <w:ind w:left="40" w:right="40" w:firstLine="0" w:firstLineChars="0"/>
-              <w:rPr>
-                <w:rFonts w:ascii="Times New Roman" w:hAnsi="Times New Roman" w:eastAsia="Times New Roman" w:cs="Times New Roman"/>
-                <w:i w:val="false"/>
-                <w:b w:val="false"/>
-                <w:u w:val="none"/>
-                <w:strike w:val="false"/>
-                <w:sz w:val="18"/>
-                <w:szCs w:val="18"/>
-                <w:color w:val="000000"/>
-              </w:rPr>
-            </w:pPr>
-            <w:r>
-              <w:rPr>
-                <w:rFonts w:ascii="Times New Roman" w:hAnsi="Times New Roman" w:eastAsia="Times New Roman" w:cs="Times New Roman"/>
-                <w:i w:val="false"/>
-                <w:b w:val="false"/>
-                <w:u w:val="none"/>
-                <w:strike w:val="false"/>
-                <w:sz w:val="18"/>
-                <w:szCs w:val="18"/>
+              <w:spacing w:after="0" w:before="0" w:line="216"/>
+              <w:ind w:left="40" w:right="40" w:firstLine="0" w:firstLineChars="0"/>
+              <w:rPr>
+                <w:rFonts w:ascii="Times New Roman" w:hAnsi="Times New Roman" w:eastAsia="Times New Roman" w:cs="Times New Roman"/>
+                <w:i w:val="false"/>
+                <w:b w:val="false"/>
+                <w:u w:val="none"/>
+                <w:strike w:val="false"/>
+                <w:sz w:val="20"/>
+                <w:szCs w:val="20"/>
+                <w:color w:val="000000"/>
+              </w:rPr>
+            </w:pPr>
+            <w:r>
+              <w:rPr>
+                <w:rFonts w:ascii="Times New Roman" w:hAnsi="Times New Roman" w:eastAsia="Times New Roman" w:cs="Times New Roman"/>
+                <w:i w:val="false"/>
+                <w:b w:val="false"/>
+                <w:u w:val="none"/>
+                <w:strike w:val="false"/>
+                <w:sz w:val="20"/>
+                <w:szCs w:val="20"/>
                 <w:color w:val="000000"/>
               </w:rPr>
               <w:t xml:space="preserve"/>
@@ -4350,28 +4402,28 @@
                 <w:left w:val="none" w:sz="0" w:space="0" w:color="000000"/>
                 <w:right w:val="none" w:sz="0" w:space="0" w:color="000000"/>
               </w:pBdr>
-              <w:spacing w:after="60" w:before="60" w:line="240"/>
-              <w:ind w:left="40" w:right="40" w:firstLine="0" w:firstLineChars="0"/>
-              <w:rPr>
-                <w:rFonts w:ascii="Times New Roman" w:hAnsi="Times New Roman" w:eastAsia="Times New Roman" w:cs="Times New Roman"/>
-                <w:i w:val="false"/>
-                <w:b w:val="false"/>
-                <w:u w:val="none"/>
-                <w:strike w:val="false"/>
-                <w:sz w:val="18"/>
-                <w:szCs w:val="18"/>
-                <w:color w:val="000000"/>
-              </w:rPr>
-            </w:pPr>
-            <w:r>
-              <w:rPr>
-                <w:rFonts w:ascii="Times New Roman" w:hAnsi="Times New Roman" w:eastAsia="Times New Roman" w:cs="Times New Roman"/>
-                <w:i w:val="false"/>
-                <w:b w:val="false"/>
-                <w:u w:val="none"/>
-                <w:strike w:val="false"/>
-                <w:sz w:val="18"/>
-                <w:szCs w:val="18"/>
+              <w:spacing w:after="0" w:before="0" w:line="216"/>
+              <w:ind w:left="40" w:right="40" w:firstLine="0" w:firstLineChars="0"/>
+              <w:rPr>
+                <w:rFonts w:ascii="Times New Roman" w:hAnsi="Times New Roman" w:eastAsia="Times New Roman" w:cs="Times New Roman"/>
+                <w:i w:val="false"/>
+                <w:b w:val="false"/>
+                <w:u w:val="none"/>
+                <w:strike w:val="false"/>
+                <w:sz w:val="20"/>
+                <w:szCs w:val="20"/>
+                <w:color w:val="000000"/>
+              </w:rPr>
+            </w:pPr>
+            <w:r>
+              <w:rPr>
+                <w:rFonts w:ascii="Times New Roman" w:hAnsi="Times New Roman" w:eastAsia="Times New Roman" w:cs="Times New Roman"/>
+                <w:i w:val="false"/>
+                <w:b w:val="false"/>
+                <w:u w:val="none"/>
+                <w:strike w:val="false"/>
+                <w:sz w:val="20"/>
+                <w:szCs w:val="20"/>
                 <w:color w:val="000000"/>
               </w:rPr>
               <w:t xml:space="preserve"/>
@@ -4405,28 +4457,28 @@
                 <w:left w:val="none" w:sz="0" w:space="0" w:color="000000"/>
                 <w:right w:val="none" w:sz="0" w:space="0" w:color="000000"/>
               </w:pBdr>
-              <w:spacing w:after="60" w:before="60" w:line="240"/>
-              <w:ind w:left="40" w:right="40" w:firstLine="0" w:firstLineChars="0"/>
-              <w:rPr>
-                <w:rFonts w:ascii="Times New Roman" w:hAnsi="Times New Roman" w:eastAsia="Times New Roman" w:cs="Times New Roman"/>
-                <w:i w:val="false"/>
-                <w:b w:val="false"/>
-                <w:u w:val="none"/>
-                <w:strike w:val="false"/>
-                <w:sz w:val="18"/>
-                <w:szCs w:val="18"/>
-                <w:color w:val="000000"/>
-              </w:rPr>
-            </w:pPr>
-            <w:r>
-              <w:rPr>
-                <w:rFonts w:ascii="Times New Roman" w:hAnsi="Times New Roman" w:eastAsia="Times New Roman" w:cs="Times New Roman"/>
-                <w:i w:val="false"/>
-                <w:b w:val="false"/>
-                <w:u w:val="none"/>
-                <w:strike w:val="false"/>
-                <w:sz w:val="18"/>
-                <w:szCs w:val="18"/>
+              <w:spacing w:after="0" w:before="0" w:line="216"/>
+              <w:ind w:left="40" w:right="40" w:firstLine="0" w:firstLineChars="0"/>
+              <w:rPr>
+                <w:rFonts w:ascii="Times New Roman" w:hAnsi="Times New Roman" w:eastAsia="Times New Roman" w:cs="Times New Roman"/>
+                <w:i w:val="false"/>
+                <w:b w:val="false"/>
+                <w:u w:val="none"/>
+                <w:strike w:val="false"/>
+                <w:sz w:val="20"/>
+                <w:szCs w:val="20"/>
+                <w:color w:val="000000"/>
+              </w:rPr>
+            </w:pPr>
+            <w:r>
+              <w:rPr>
+                <w:rFonts w:ascii="Times New Roman" w:hAnsi="Times New Roman" w:eastAsia="Times New Roman" w:cs="Times New Roman"/>
+                <w:i w:val="false"/>
+                <w:b w:val="false"/>
+                <w:u w:val="none"/>
+                <w:strike w:val="false"/>
+                <w:sz w:val="20"/>
+                <w:szCs w:val="20"/>
                 <w:color w:val="000000"/>
               </w:rPr>
               <w:t xml:space="preserve">0.631***</w:t>
@@ -4438,8 +4490,8 @@
                 <w:b w:val="false"/>
                 <w:u w:val="none"/>
                 <w:strike w:val="false"/>
-                <w:sz w:val="18"/>
-                <w:szCs w:val="18"/>
+                <w:sz w:val="20"/>
+                <w:szCs w:val="20"/>
                 <w:color w:val="000000"/>
               </w:rPr>
               <w:br/>
@@ -4451,8 +4503,8 @@
                 <w:b w:val="false"/>
                 <w:u w:val="none"/>
                 <w:strike w:val="false"/>
-                <w:sz w:val="18"/>
-                <w:szCs w:val="18"/>
+                <w:sz w:val="20"/>
+                <w:szCs w:val="20"/>
                 <w:color w:val="000000"/>
               </w:rPr>
               <w:t xml:space="preserve">(0.066)</w:t>
@@ -4486,28 +4538,28 @@
                 <w:left w:val="none" w:sz="0" w:space="0" w:color="000000"/>
                 <w:right w:val="none" w:sz="0" w:space="0" w:color="000000"/>
               </w:pBdr>
-              <w:spacing w:after="60" w:before="60" w:line="240"/>
-              <w:ind w:left="40" w:right="40" w:firstLine="0" w:firstLineChars="0"/>
-              <w:rPr>
-                <w:rFonts w:ascii="Times New Roman" w:hAnsi="Times New Roman" w:eastAsia="Times New Roman" w:cs="Times New Roman"/>
-                <w:i w:val="false"/>
-                <w:b w:val="false"/>
-                <w:u w:val="none"/>
-                <w:strike w:val="false"/>
-                <w:sz w:val="18"/>
-                <w:szCs w:val="18"/>
-                <w:color w:val="000000"/>
-              </w:rPr>
-            </w:pPr>
-            <w:r>
-              <w:rPr>
-                <w:rFonts w:ascii="Times New Roman" w:hAnsi="Times New Roman" w:eastAsia="Times New Roman" w:cs="Times New Roman"/>
-                <w:i w:val="false"/>
-                <w:b w:val="false"/>
-                <w:u w:val="none"/>
-                <w:strike w:val="false"/>
-                <w:sz w:val="18"/>
-                <w:szCs w:val="18"/>
+              <w:spacing w:after="0" w:before="0" w:line="216"/>
+              <w:ind w:left="40" w:right="40" w:firstLine="0" w:firstLineChars="0"/>
+              <w:rPr>
+                <w:rFonts w:ascii="Times New Roman" w:hAnsi="Times New Roman" w:eastAsia="Times New Roman" w:cs="Times New Roman"/>
+                <w:i w:val="false"/>
+                <w:b w:val="false"/>
+                <w:u w:val="none"/>
+                <w:strike w:val="false"/>
+                <w:sz w:val="20"/>
+                <w:szCs w:val="20"/>
+                <w:color w:val="000000"/>
+              </w:rPr>
+            </w:pPr>
+            <w:r>
+              <w:rPr>
+                <w:rFonts w:ascii="Times New Roman" w:hAnsi="Times New Roman" w:eastAsia="Times New Roman" w:cs="Times New Roman"/>
+                <w:i w:val="false"/>
+                <w:b w:val="false"/>
+                <w:u w:val="none"/>
+                <w:strike w:val="false"/>
+                <w:sz w:val="20"/>
+                <w:szCs w:val="20"/>
                 <w:color w:val="000000"/>
               </w:rPr>
               <w:t xml:space="preserve">6.503***</w:t>
@@ -4519,8 +4571,8 @@
                 <w:b w:val="false"/>
                 <w:u w:val="none"/>
                 <w:strike w:val="false"/>
-                <w:sz w:val="18"/>
-                <w:szCs w:val="18"/>
+                <w:sz w:val="20"/>
+                <w:szCs w:val="20"/>
                 <w:color w:val="000000"/>
               </w:rPr>
               <w:br/>
@@ -4532,8 +4584,8 @@
                 <w:b w:val="false"/>
                 <w:u w:val="none"/>
                 <w:strike w:val="false"/>
-                <w:sz w:val="18"/>
-                <w:szCs w:val="18"/>
+                <w:sz w:val="20"/>
+                <w:szCs w:val="20"/>
                 <w:color w:val="000000"/>
               </w:rPr>
               <w:t xml:space="preserve">(1.017)</w:t>
@@ -4572,7 +4624,7 @@
                 <w:left w:val="none" w:sz="0" w:space="0" w:color="000000"/>
                 <w:right w:val="none" w:sz="0" w:space="0" w:color="000000"/>
               </w:pBdr>
-              <w:spacing w:after="60" w:before="60" w:line="240"/>
+              <w:spacing w:after="0" w:before="0" w:line="216"/>
               <w:ind w:left="40" w:right="40" w:firstLine="0" w:firstLineChars="0"/>
               <w:rPr>
                 <w:rFonts w:ascii="Times New Roman" w:hAnsi="Times New Roman" w:eastAsia="Times New Roman" w:cs="Times New Roman"/>
@@ -4580,8 +4632,8 @@
                 <w:b w:val="true"/>
                 <w:u w:val="none"/>
                 <w:strike w:val="false"/>
-                <w:sz w:val="18"/>
-                <w:szCs w:val="18"/>
+                <w:sz w:val="20"/>
+                <w:szCs w:val="20"/>
                 <w:color w:val="000000"/>
               </w:rPr>
             </w:pPr>
@@ -4592,8 +4644,8 @@
                 <w:b w:val="true"/>
                 <w:u w:val="none"/>
                 <w:strike w:val="false"/>
-                <w:sz w:val="18"/>
-                <w:szCs w:val="18"/>
+                <w:sz w:val="20"/>
+                <w:szCs w:val="20"/>
                 <w:color w:val="000000"/>
               </w:rPr>
               <w:t xml:space="preserve">Cooperation</w:t>
@@ -4627,28 +4679,28 @@
                 <w:left w:val="none" w:sz="0" w:space="0" w:color="000000"/>
                 <w:right w:val="none" w:sz="0" w:space="0" w:color="000000"/>
               </w:pBdr>
-              <w:spacing w:after="60" w:before="60" w:line="240"/>
-              <w:ind w:left="40" w:right="40" w:firstLine="0" w:firstLineChars="0"/>
-              <w:rPr>
-                <w:rFonts w:ascii="Times New Roman" w:hAnsi="Times New Roman" w:eastAsia="Times New Roman" w:cs="Times New Roman"/>
-                <w:i w:val="false"/>
-                <w:b w:val="false"/>
-                <w:u w:val="none"/>
-                <w:strike w:val="false"/>
-                <w:sz w:val="18"/>
-                <w:szCs w:val="18"/>
-                <w:color w:val="000000"/>
-              </w:rPr>
-            </w:pPr>
-            <w:r>
-              <w:rPr>
-                <w:rFonts w:ascii="Times New Roman" w:hAnsi="Times New Roman" w:eastAsia="Times New Roman" w:cs="Times New Roman"/>
-                <w:i w:val="false"/>
-                <w:b w:val="false"/>
-                <w:u w:val="none"/>
-                <w:strike w:val="false"/>
-                <w:sz w:val="18"/>
-                <w:szCs w:val="18"/>
+              <w:spacing w:after="0" w:before="0" w:line="216"/>
+              <w:ind w:left="40" w:right="40" w:firstLine="0" w:firstLineChars="0"/>
+              <w:rPr>
+                <w:rFonts w:ascii="Times New Roman" w:hAnsi="Times New Roman" w:eastAsia="Times New Roman" w:cs="Times New Roman"/>
+                <w:i w:val="false"/>
+                <w:b w:val="false"/>
+                <w:u w:val="none"/>
+                <w:strike w:val="false"/>
+                <w:sz w:val="20"/>
+                <w:szCs w:val="20"/>
+                <w:color w:val="000000"/>
+              </w:rPr>
+            </w:pPr>
+            <w:r>
+              <w:rPr>
+                <w:rFonts w:ascii="Times New Roman" w:hAnsi="Times New Roman" w:eastAsia="Times New Roman" w:cs="Times New Roman"/>
+                <w:i w:val="false"/>
+                <w:b w:val="false"/>
+                <w:u w:val="none"/>
+                <w:strike w:val="false"/>
+                <w:sz w:val="20"/>
+                <w:szCs w:val="20"/>
                 <w:color w:val="000000"/>
               </w:rPr>
               <w:t xml:space="preserve"/>
@@ -4682,28 +4734,28 @@
                 <w:left w:val="none" w:sz="0" w:space="0" w:color="000000"/>
                 <w:right w:val="none" w:sz="0" w:space="0" w:color="000000"/>
               </w:pBdr>
-              <w:spacing w:after="60" w:before="60" w:line="240"/>
-              <w:ind w:left="40" w:right="40" w:firstLine="0" w:firstLineChars="0"/>
-              <w:rPr>
-                <w:rFonts w:ascii="Times New Roman" w:hAnsi="Times New Roman" w:eastAsia="Times New Roman" w:cs="Times New Roman"/>
-                <w:i w:val="false"/>
-                <w:b w:val="false"/>
-                <w:u w:val="none"/>
-                <w:strike w:val="false"/>
-                <w:sz w:val="18"/>
-                <w:szCs w:val="18"/>
-                <w:color w:val="000000"/>
-              </w:rPr>
-            </w:pPr>
-            <w:r>
-              <w:rPr>
-                <w:rFonts w:ascii="Times New Roman" w:hAnsi="Times New Roman" w:eastAsia="Times New Roman" w:cs="Times New Roman"/>
-                <w:i w:val="false"/>
-                <w:b w:val="false"/>
-                <w:u w:val="none"/>
-                <w:strike w:val="false"/>
-                <w:sz w:val="18"/>
-                <w:szCs w:val="18"/>
+              <w:spacing w:after="0" w:before="0" w:line="216"/>
+              <w:ind w:left="40" w:right="40" w:firstLine="0" w:firstLineChars="0"/>
+              <w:rPr>
+                <w:rFonts w:ascii="Times New Roman" w:hAnsi="Times New Roman" w:eastAsia="Times New Roman" w:cs="Times New Roman"/>
+                <w:i w:val="false"/>
+                <w:b w:val="false"/>
+                <w:u w:val="none"/>
+                <w:strike w:val="false"/>
+                <w:sz w:val="20"/>
+                <w:szCs w:val="20"/>
+                <w:color w:val="000000"/>
+              </w:rPr>
+            </w:pPr>
+            <w:r>
+              <w:rPr>
+                <w:rFonts w:ascii="Times New Roman" w:hAnsi="Times New Roman" w:eastAsia="Times New Roman" w:cs="Times New Roman"/>
+                <w:i w:val="false"/>
+                <w:b w:val="false"/>
+                <w:u w:val="none"/>
+                <w:strike w:val="false"/>
+                <w:sz w:val="20"/>
+                <w:szCs w:val="20"/>
                 <w:color w:val="000000"/>
               </w:rPr>
               <w:t xml:space="preserve"/>
@@ -4737,28 +4789,28 @@
                 <w:left w:val="none" w:sz="0" w:space="0" w:color="000000"/>
                 <w:right w:val="none" w:sz="0" w:space="0" w:color="000000"/>
               </w:pBdr>
-              <w:spacing w:after="60" w:before="60" w:line="240"/>
-              <w:ind w:left="40" w:right="40" w:firstLine="0" w:firstLineChars="0"/>
-              <w:rPr>
-                <w:rFonts w:ascii="Times New Roman" w:hAnsi="Times New Roman" w:eastAsia="Times New Roman" w:cs="Times New Roman"/>
-                <w:i w:val="false"/>
-                <w:b w:val="false"/>
-                <w:u w:val="none"/>
-                <w:strike w:val="false"/>
-                <w:sz w:val="18"/>
-                <w:szCs w:val="18"/>
-                <w:color w:val="000000"/>
-              </w:rPr>
-            </w:pPr>
-            <w:r>
-              <w:rPr>
-                <w:rFonts w:ascii="Times New Roman" w:hAnsi="Times New Roman" w:eastAsia="Times New Roman" w:cs="Times New Roman"/>
-                <w:i w:val="false"/>
-                <w:b w:val="false"/>
-                <w:u w:val="none"/>
-                <w:strike w:val="false"/>
-                <w:sz w:val="18"/>
-                <w:szCs w:val="18"/>
+              <w:spacing w:after="0" w:before="0" w:line="216"/>
+              <w:ind w:left="40" w:right="40" w:firstLine="0" w:firstLineChars="0"/>
+              <w:rPr>
+                <w:rFonts w:ascii="Times New Roman" w:hAnsi="Times New Roman" w:eastAsia="Times New Roman" w:cs="Times New Roman"/>
+                <w:i w:val="false"/>
+                <w:b w:val="false"/>
+                <w:u w:val="none"/>
+                <w:strike w:val="false"/>
+                <w:sz w:val="20"/>
+                <w:szCs w:val="20"/>
+                <w:color w:val="000000"/>
+              </w:rPr>
+            </w:pPr>
+            <w:r>
+              <w:rPr>
+                <w:rFonts w:ascii="Times New Roman" w:hAnsi="Times New Roman" w:eastAsia="Times New Roman" w:cs="Times New Roman"/>
+                <w:i w:val="false"/>
+                <w:b w:val="false"/>
+                <w:u w:val="none"/>
+                <w:strike w:val="false"/>
+                <w:sz w:val="20"/>
+                <w:szCs w:val="20"/>
                 <w:color w:val="000000"/>
               </w:rPr>
               <w:t xml:space="preserve"/>
@@ -4792,28 +4844,28 @@
                 <w:left w:val="none" w:sz="0" w:space="0" w:color="000000"/>
                 <w:right w:val="none" w:sz="0" w:space="0" w:color="000000"/>
               </w:pBdr>
-              <w:spacing w:after="60" w:before="60" w:line="240"/>
-              <w:ind w:left="40" w:right="40" w:firstLine="0" w:firstLineChars="0"/>
-              <w:rPr>
-                <w:rFonts w:ascii="Times New Roman" w:hAnsi="Times New Roman" w:eastAsia="Times New Roman" w:cs="Times New Roman"/>
-                <w:i w:val="false"/>
-                <w:b w:val="false"/>
-                <w:u w:val="none"/>
-                <w:strike w:val="false"/>
-                <w:sz w:val="18"/>
-                <w:szCs w:val="18"/>
-                <w:color w:val="000000"/>
-              </w:rPr>
-            </w:pPr>
-            <w:r>
-              <w:rPr>
-                <w:rFonts w:ascii="Times New Roman" w:hAnsi="Times New Roman" w:eastAsia="Times New Roman" w:cs="Times New Roman"/>
-                <w:i w:val="false"/>
-                <w:b w:val="false"/>
-                <w:u w:val="none"/>
-                <w:strike w:val="false"/>
-                <w:sz w:val="18"/>
-                <w:szCs w:val="18"/>
+              <w:spacing w:after="0" w:before="0" w:line="216"/>
+              <w:ind w:left="40" w:right="40" w:firstLine="0" w:firstLineChars="0"/>
+              <w:rPr>
+                <w:rFonts w:ascii="Times New Roman" w:hAnsi="Times New Roman" w:eastAsia="Times New Roman" w:cs="Times New Roman"/>
+                <w:i w:val="false"/>
+                <w:b w:val="false"/>
+                <w:u w:val="none"/>
+                <w:strike w:val="false"/>
+                <w:sz w:val="20"/>
+                <w:szCs w:val="20"/>
+                <w:color w:val="000000"/>
+              </w:rPr>
+            </w:pPr>
+            <w:r>
+              <w:rPr>
+                <w:rFonts w:ascii="Times New Roman" w:hAnsi="Times New Roman" w:eastAsia="Times New Roman" w:cs="Times New Roman"/>
+                <w:i w:val="false"/>
+                <w:b w:val="false"/>
+                <w:u w:val="none"/>
+                <w:strike w:val="false"/>
+                <w:sz w:val="20"/>
+                <w:szCs w:val="20"/>
                 <w:color w:val="000000"/>
               </w:rPr>
               <w:t xml:space="preserve"/>
@@ -4847,28 +4899,28 @@
                 <w:left w:val="none" w:sz="0" w:space="0" w:color="000000"/>
                 <w:right w:val="none" w:sz="0" w:space="0" w:color="000000"/>
               </w:pBdr>
-              <w:spacing w:after="60" w:before="60" w:line="240"/>
-              <w:ind w:left="40" w:right="40" w:firstLine="0" w:firstLineChars="0"/>
-              <w:rPr>
-                <w:rFonts w:ascii="Times New Roman" w:hAnsi="Times New Roman" w:eastAsia="Times New Roman" w:cs="Times New Roman"/>
-                <w:i w:val="false"/>
-                <w:b w:val="false"/>
-                <w:u w:val="none"/>
-                <w:strike w:val="false"/>
-                <w:sz w:val="18"/>
-                <w:szCs w:val="18"/>
-                <w:color w:val="000000"/>
-              </w:rPr>
-            </w:pPr>
-            <w:r>
-              <w:rPr>
-                <w:rFonts w:ascii="Times New Roman" w:hAnsi="Times New Roman" w:eastAsia="Times New Roman" w:cs="Times New Roman"/>
-                <w:i w:val="false"/>
-                <w:b w:val="false"/>
-                <w:u w:val="none"/>
-                <w:strike w:val="false"/>
-                <w:sz w:val="18"/>
-                <w:szCs w:val="18"/>
+              <w:spacing w:after="0" w:before="0" w:line="216"/>
+              <w:ind w:left="40" w:right="40" w:firstLine="0" w:firstLineChars="0"/>
+              <w:rPr>
+                <w:rFonts w:ascii="Times New Roman" w:hAnsi="Times New Roman" w:eastAsia="Times New Roman" w:cs="Times New Roman"/>
+                <w:i w:val="false"/>
+                <w:b w:val="false"/>
+                <w:u w:val="none"/>
+                <w:strike w:val="false"/>
+                <w:sz w:val="20"/>
+                <w:szCs w:val="20"/>
+                <w:color w:val="000000"/>
+              </w:rPr>
+            </w:pPr>
+            <w:r>
+              <w:rPr>
+                <w:rFonts w:ascii="Times New Roman" w:hAnsi="Times New Roman" w:eastAsia="Times New Roman" w:cs="Times New Roman"/>
+                <w:i w:val="false"/>
+                <w:b w:val="false"/>
+                <w:u w:val="none"/>
+                <w:strike w:val="false"/>
+                <w:sz w:val="20"/>
+                <w:szCs w:val="20"/>
                 <w:color w:val="000000"/>
               </w:rPr>
               <w:t xml:space="preserve">-0.081**</w:t>
@@ -4880,8 +4932,8 @@
                 <w:b w:val="false"/>
                 <w:u w:val="none"/>
                 <w:strike w:val="false"/>
-                <w:sz w:val="18"/>
-                <w:szCs w:val="18"/>
+                <w:sz w:val="20"/>
+                <w:szCs w:val="20"/>
                 <w:color w:val="000000"/>
               </w:rPr>
               <w:br/>
@@ -4893,8 +4945,8 @@
                 <w:b w:val="false"/>
                 <w:u w:val="none"/>
                 <w:strike w:val="false"/>
-                <w:sz w:val="18"/>
-                <w:szCs w:val="18"/>
+                <w:sz w:val="20"/>
+                <w:szCs w:val="20"/>
                 <w:color w:val="000000"/>
               </w:rPr>
               <w:t xml:space="preserve">(0.027)</w:t>
@@ -4928,28 +4980,28 @@
                 <w:left w:val="none" w:sz="0" w:space="0" w:color="000000"/>
                 <w:right w:val="none" w:sz="0" w:space="0" w:color="000000"/>
               </w:pBdr>
-              <w:spacing w:after="60" w:before="60" w:line="240"/>
-              <w:ind w:left="40" w:right="40" w:firstLine="0" w:firstLineChars="0"/>
-              <w:rPr>
-                <w:rFonts w:ascii="Times New Roman" w:hAnsi="Times New Roman" w:eastAsia="Times New Roman" w:cs="Times New Roman"/>
-                <w:i w:val="false"/>
-                <w:b w:val="false"/>
-                <w:u w:val="none"/>
-                <w:strike w:val="false"/>
-                <w:sz w:val="18"/>
-                <w:szCs w:val="18"/>
-                <w:color w:val="000000"/>
-              </w:rPr>
-            </w:pPr>
-            <w:r>
-              <w:rPr>
-                <w:rFonts w:ascii="Times New Roman" w:hAnsi="Times New Roman" w:eastAsia="Times New Roman" w:cs="Times New Roman"/>
-                <w:i w:val="false"/>
-                <w:b w:val="false"/>
-                <w:u w:val="none"/>
-                <w:strike w:val="false"/>
-                <w:sz w:val="18"/>
-                <w:szCs w:val="18"/>
+              <w:spacing w:after="0" w:before="0" w:line="216"/>
+              <w:ind w:left="40" w:right="40" w:firstLine="0" w:firstLineChars="0"/>
+              <w:rPr>
+                <w:rFonts w:ascii="Times New Roman" w:hAnsi="Times New Roman" w:eastAsia="Times New Roman" w:cs="Times New Roman"/>
+                <w:i w:val="false"/>
+                <w:b w:val="false"/>
+                <w:u w:val="none"/>
+                <w:strike w:val="false"/>
+                <w:sz w:val="20"/>
+                <w:szCs w:val="20"/>
+                <w:color w:val="000000"/>
+              </w:rPr>
+            </w:pPr>
+            <w:r>
+              <w:rPr>
+                <w:rFonts w:ascii="Times New Roman" w:hAnsi="Times New Roman" w:eastAsia="Times New Roman" w:cs="Times New Roman"/>
+                <w:i w:val="false"/>
+                <w:b w:val="false"/>
+                <w:u w:val="none"/>
+                <w:strike w:val="false"/>
+                <w:sz w:val="20"/>
+                <w:szCs w:val="20"/>
                 <w:color w:val="000000"/>
               </w:rPr>
               <w:t xml:space="preserve">0.720+</w:t>
@@ -4961,8 +5013,8 @@
                 <w:b w:val="false"/>
                 <w:u w:val="none"/>
                 <w:strike w:val="false"/>
-                <w:sz w:val="18"/>
-                <w:szCs w:val="18"/>
+                <w:sz w:val="20"/>
+                <w:szCs w:val="20"/>
                 <w:color w:val="000000"/>
               </w:rPr>
               <w:br/>
@@ -4974,8 +5026,8 @@
                 <w:b w:val="false"/>
                 <w:u w:val="none"/>
                 <w:strike w:val="false"/>
-                <w:sz w:val="18"/>
-                <w:szCs w:val="18"/>
+                <w:sz w:val="20"/>
+                <w:szCs w:val="20"/>
                 <w:color w:val="000000"/>
               </w:rPr>
               <w:t xml:space="preserve">(0.368)</w:t>
@@ -5014,7 +5066,7 @@
                 <w:left w:val="none" w:sz="0" w:space="0" w:color="000000"/>
                 <w:right w:val="none" w:sz="0" w:space="0" w:color="000000"/>
               </w:pBdr>
-              <w:spacing w:after="40" w:before="40" w:line="240"/>
+              <w:spacing w:after="0" w:before="0" w:line="216"/>
               <w:ind w:left="40" w:right="40" w:firstLine="0" w:firstLineChars="0"/>
               <w:rPr>
                 <w:rFonts w:ascii="Times New Roman" w:hAnsi="Times New Roman" w:eastAsia="Times New Roman" w:cs="Times New Roman"/>
@@ -5022,8 +5074,8 @@
                 <w:b w:val="true"/>
                 <w:u w:val="none"/>
                 <w:strike w:val="false"/>
-                <w:sz w:val="18"/>
-                <w:szCs w:val="18"/>
+                <w:sz w:val="20"/>
+                <w:szCs w:val="20"/>
                 <w:color w:val="000000"/>
               </w:rPr>
             </w:pPr>
@@ -5034,8 +5086,8 @@
                 <w:b w:val="true"/>
                 <w:u w:val="none"/>
                 <w:strike w:val="false"/>
-                <w:sz w:val="18"/>
-                <w:szCs w:val="18"/>
+                <w:sz w:val="20"/>
+                <w:szCs w:val="20"/>
                 <w:color w:val="000000"/>
               </w:rPr>
               <w:t xml:space="preserve">Observations</w:t>
@@ -5069,28 +5121,28 @@
                 <w:left w:val="none" w:sz="0" w:space="0" w:color="000000"/>
                 <w:right w:val="none" w:sz="0" w:space="0" w:color="000000"/>
               </w:pBdr>
-              <w:spacing w:after="40" w:before="40" w:line="240"/>
-              <w:ind w:left="40" w:right="40" w:firstLine="0" w:firstLineChars="0"/>
-              <w:rPr>
-                <w:rFonts w:ascii="Times New Roman" w:hAnsi="Times New Roman" w:eastAsia="Times New Roman" w:cs="Times New Roman"/>
-                <w:i w:val="false"/>
-                <w:b w:val="false"/>
-                <w:u w:val="none"/>
-                <w:strike w:val="false"/>
-                <w:sz w:val="18"/>
-                <w:szCs w:val="18"/>
-                <w:color w:val="000000"/>
-              </w:rPr>
-            </w:pPr>
-            <w:r>
-              <w:rPr>
-                <w:rFonts w:ascii="Times New Roman" w:hAnsi="Times New Roman" w:eastAsia="Times New Roman" w:cs="Times New Roman"/>
-                <w:i w:val="false"/>
-                <w:b w:val="false"/>
-                <w:u w:val="none"/>
-                <w:strike w:val="false"/>
-                <w:sz w:val="18"/>
-                <w:szCs w:val="18"/>
+              <w:spacing w:after="0" w:before="0" w:line="216"/>
+              <w:ind w:left="40" w:right="40" w:firstLine="0" w:firstLineChars="0"/>
+              <w:rPr>
+                <w:rFonts w:ascii="Times New Roman" w:hAnsi="Times New Roman" w:eastAsia="Times New Roman" w:cs="Times New Roman"/>
+                <w:i w:val="false"/>
+                <w:b w:val="false"/>
+                <w:u w:val="none"/>
+                <w:strike w:val="false"/>
+                <w:sz w:val="20"/>
+                <w:szCs w:val="20"/>
+                <w:color w:val="000000"/>
+              </w:rPr>
+            </w:pPr>
+            <w:r>
+              <w:rPr>
+                <w:rFonts w:ascii="Times New Roman" w:hAnsi="Times New Roman" w:eastAsia="Times New Roman" w:cs="Times New Roman"/>
+                <w:i w:val="false"/>
+                <w:b w:val="false"/>
+                <w:u w:val="none"/>
+                <w:strike w:val="false"/>
+                <w:sz w:val="20"/>
+                <w:szCs w:val="20"/>
                 <w:color w:val="000000"/>
               </w:rPr>
               <w:t xml:space="preserve">800</w:t>
@@ -5124,28 +5176,28 @@
                 <w:left w:val="none" w:sz="0" w:space="0" w:color="000000"/>
                 <w:right w:val="none" w:sz="0" w:space="0" w:color="000000"/>
               </w:pBdr>
-              <w:spacing w:after="40" w:before="40" w:line="240"/>
-              <w:ind w:left="40" w:right="40" w:firstLine="0" w:firstLineChars="0"/>
-              <w:rPr>
-                <w:rFonts w:ascii="Times New Roman" w:hAnsi="Times New Roman" w:eastAsia="Times New Roman" w:cs="Times New Roman"/>
-                <w:i w:val="false"/>
-                <w:b w:val="false"/>
-                <w:u w:val="none"/>
-                <w:strike w:val="false"/>
-                <w:sz w:val="18"/>
-                <w:szCs w:val="18"/>
-                <w:color w:val="000000"/>
-              </w:rPr>
-            </w:pPr>
-            <w:r>
-              <w:rPr>
-                <w:rFonts w:ascii="Times New Roman" w:hAnsi="Times New Roman" w:eastAsia="Times New Roman" w:cs="Times New Roman"/>
-                <w:i w:val="false"/>
-                <w:b w:val="false"/>
-                <w:u w:val="none"/>
-                <w:strike w:val="false"/>
-                <w:sz w:val="18"/>
-                <w:szCs w:val="18"/>
+              <w:spacing w:after="0" w:before="0" w:line="216"/>
+              <w:ind w:left="40" w:right="40" w:firstLine="0" w:firstLineChars="0"/>
+              <w:rPr>
+                <w:rFonts w:ascii="Times New Roman" w:hAnsi="Times New Roman" w:eastAsia="Times New Roman" w:cs="Times New Roman"/>
+                <w:i w:val="false"/>
+                <w:b w:val="false"/>
+                <w:u w:val="none"/>
+                <w:strike w:val="false"/>
+                <w:sz w:val="20"/>
+                <w:szCs w:val="20"/>
+                <w:color w:val="000000"/>
+              </w:rPr>
+            </w:pPr>
+            <w:r>
+              <w:rPr>
+                <w:rFonts w:ascii="Times New Roman" w:hAnsi="Times New Roman" w:eastAsia="Times New Roman" w:cs="Times New Roman"/>
+                <w:i w:val="false"/>
+                <w:b w:val="false"/>
+                <w:u w:val="none"/>
+                <w:strike w:val="false"/>
+                <w:sz w:val="20"/>
+                <w:szCs w:val="20"/>
                 <w:color w:val="000000"/>
               </w:rPr>
               <w:t xml:space="preserve">800</w:t>
@@ -5179,28 +5231,28 @@
                 <w:left w:val="none" w:sz="0" w:space="0" w:color="000000"/>
                 <w:right w:val="none" w:sz="0" w:space="0" w:color="000000"/>
               </w:pBdr>
-              <w:spacing w:after="40" w:before="40" w:line="240"/>
-              <w:ind w:left="40" w:right="40" w:firstLine="0" w:firstLineChars="0"/>
-              <w:rPr>
-                <w:rFonts w:ascii="Times New Roman" w:hAnsi="Times New Roman" w:eastAsia="Times New Roman" w:cs="Times New Roman"/>
-                <w:i w:val="false"/>
-                <w:b w:val="false"/>
-                <w:u w:val="none"/>
-                <w:strike w:val="false"/>
-                <w:sz w:val="18"/>
-                <w:szCs w:val="18"/>
-                <w:color w:val="000000"/>
-              </w:rPr>
-            </w:pPr>
-            <w:r>
-              <w:rPr>
-                <w:rFonts w:ascii="Times New Roman" w:hAnsi="Times New Roman" w:eastAsia="Times New Roman" w:cs="Times New Roman"/>
-                <w:i w:val="false"/>
-                <w:b w:val="false"/>
-                <w:u w:val="none"/>
-                <w:strike w:val="false"/>
-                <w:sz w:val="18"/>
-                <w:szCs w:val="18"/>
+              <w:spacing w:after="0" w:before="0" w:line="216"/>
+              <w:ind w:left="40" w:right="40" w:firstLine="0" w:firstLineChars="0"/>
+              <w:rPr>
+                <w:rFonts w:ascii="Times New Roman" w:hAnsi="Times New Roman" w:eastAsia="Times New Roman" w:cs="Times New Roman"/>
+                <w:i w:val="false"/>
+                <w:b w:val="false"/>
+                <w:u w:val="none"/>
+                <w:strike w:val="false"/>
+                <w:sz w:val="20"/>
+                <w:szCs w:val="20"/>
+                <w:color w:val="000000"/>
+              </w:rPr>
+            </w:pPr>
+            <w:r>
+              <w:rPr>
+                <w:rFonts w:ascii="Times New Roman" w:hAnsi="Times New Roman" w:eastAsia="Times New Roman" w:cs="Times New Roman"/>
+                <w:i w:val="false"/>
+                <w:b w:val="false"/>
+                <w:u w:val="none"/>
+                <w:strike w:val="false"/>
+                <w:sz w:val="20"/>
+                <w:szCs w:val="20"/>
                 <w:color w:val="000000"/>
               </w:rPr>
               <w:t xml:space="preserve">600</w:t>
@@ -5234,28 +5286,28 @@
                 <w:left w:val="none" w:sz="0" w:space="0" w:color="000000"/>
                 <w:right w:val="none" w:sz="0" w:space="0" w:color="000000"/>
               </w:pBdr>
-              <w:spacing w:after="40" w:before="40" w:line="240"/>
-              <w:ind w:left="40" w:right="40" w:firstLine="0" w:firstLineChars="0"/>
-              <w:rPr>
-                <w:rFonts w:ascii="Times New Roman" w:hAnsi="Times New Roman" w:eastAsia="Times New Roman" w:cs="Times New Roman"/>
-                <w:i w:val="false"/>
-                <w:b w:val="false"/>
-                <w:u w:val="none"/>
-                <w:strike w:val="false"/>
-                <w:sz w:val="18"/>
-                <w:szCs w:val="18"/>
-                <w:color w:val="000000"/>
-              </w:rPr>
-            </w:pPr>
-            <w:r>
-              <w:rPr>
-                <w:rFonts w:ascii="Times New Roman" w:hAnsi="Times New Roman" w:eastAsia="Times New Roman" w:cs="Times New Roman"/>
-                <w:i w:val="false"/>
-                <w:b w:val="false"/>
-                <w:u w:val="none"/>
-                <w:strike w:val="false"/>
-                <w:sz w:val="18"/>
-                <w:szCs w:val="18"/>
+              <w:spacing w:after="0" w:before="0" w:line="216"/>
+              <w:ind w:left="40" w:right="40" w:firstLine="0" w:firstLineChars="0"/>
+              <w:rPr>
+                <w:rFonts w:ascii="Times New Roman" w:hAnsi="Times New Roman" w:eastAsia="Times New Roman" w:cs="Times New Roman"/>
+                <w:i w:val="false"/>
+                <w:b w:val="false"/>
+                <w:u w:val="none"/>
+                <w:strike w:val="false"/>
+                <w:sz w:val="20"/>
+                <w:szCs w:val="20"/>
+                <w:color w:val="000000"/>
+              </w:rPr>
+            </w:pPr>
+            <w:r>
+              <w:rPr>
+                <w:rFonts w:ascii="Times New Roman" w:hAnsi="Times New Roman" w:eastAsia="Times New Roman" w:cs="Times New Roman"/>
+                <w:i w:val="false"/>
+                <w:b w:val="false"/>
+                <w:u w:val="none"/>
+                <w:strike w:val="false"/>
+                <w:sz w:val="20"/>
+                <w:szCs w:val="20"/>
                 <w:color w:val="000000"/>
               </w:rPr>
               <w:t xml:space="preserve">600</w:t>
@@ -5289,28 +5341,28 @@
                 <w:left w:val="none" w:sz="0" w:space="0" w:color="000000"/>
                 <w:right w:val="none" w:sz="0" w:space="0" w:color="000000"/>
               </w:pBdr>
-              <w:spacing w:after="40" w:before="40" w:line="240"/>
-              <w:ind w:left="40" w:right="40" w:firstLine="0" w:firstLineChars="0"/>
-              <w:rPr>
-                <w:rFonts w:ascii="Times New Roman" w:hAnsi="Times New Roman" w:eastAsia="Times New Roman" w:cs="Times New Roman"/>
-                <w:i w:val="false"/>
-                <w:b w:val="false"/>
-                <w:u w:val="none"/>
-                <w:strike w:val="false"/>
-                <w:sz w:val="18"/>
-                <w:szCs w:val="18"/>
-                <w:color w:val="000000"/>
-              </w:rPr>
-            </w:pPr>
-            <w:r>
-              <w:rPr>
-                <w:rFonts w:ascii="Times New Roman" w:hAnsi="Times New Roman" w:eastAsia="Times New Roman" w:cs="Times New Roman"/>
-                <w:i w:val="false"/>
-                <w:b w:val="false"/>
-                <w:u w:val="none"/>
-                <w:strike w:val="false"/>
-                <w:sz w:val="18"/>
-                <w:szCs w:val="18"/>
+              <w:spacing w:after="0" w:before="0" w:line="216"/>
+              <w:ind w:left="40" w:right="40" w:firstLine="0" w:firstLineChars="0"/>
+              <w:rPr>
+                <w:rFonts w:ascii="Times New Roman" w:hAnsi="Times New Roman" w:eastAsia="Times New Roman" w:cs="Times New Roman"/>
+                <w:i w:val="false"/>
+                <w:b w:val="false"/>
+                <w:u w:val="none"/>
+                <w:strike w:val="false"/>
+                <w:sz w:val="20"/>
+                <w:szCs w:val="20"/>
+                <w:color w:val="000000"/>
+              </w:rPr>
+            </w:pPr>
+            <w:r>
+              <w:rPr>
+                <w:rFonts w:ascii="Times New Roman" w:hAnsi="Times New Roman" w:eastAsia="Times New Roman" w:cs="Times New Roman"/>
+                <w:i w:val="false"/>
+                <w:b w:val="false"/>
+                <w:u w:val="none"/>
+                <w:strike w:val="false"/>
+                <w:sz w:val="20"/>
+                <w:szCs w:val="20"/>
                 <w:color w:val="000000"/>
               </w:rPr>
               <w:t xml:space="preserve">800</w:t>
@@ -5344,28 +5396,28 @@
                 <w:left w:val="none" w:sz="0" w:space="0" w:color="000000"/>
                 <w:right w:val="none" w:sz="0" w:space="0" w:color="000000"/>
               </w:pBdr>
-              <w:spacing w:after="40" w:before="40" w:line="240"/>
-              <w:ind w:left="40" w:right="40" w:firstLine="0" w:firstLineChars="0"/>
-              <w:rPr>
-                <w:rFonts w:ascii="Times New Roman" w:hAnsi="Times New Roman" w:eastAsia="Times New Roman" w:cs="Times New Roman"/>
-                <w:i w:val="false"/>
-                <w:b w:val="false"/>
-                <w:u w:val="none"/>
-                <w:strike w:val="false"/>
-                <w:sz w:val="18"/>
-                <w:szCs w:val="18"/>
-                <w:color w:val="000000"/>
-              </w:rPr>
-            </w:pPr>
-            <w:r>
-              <w:rPr>
-                <w:rFonts w:ascii="Times New Roman" w:hAnsi="Times New Roman" w:eastAsia="Times New Roman" w:cs="Times New Roman"/>
-                <w:i w:val="false"/>
-                <w:b w:val="false"/>
-                <w:u w:val="none"/>
-                <w:strike w:val="false"/>
-                <w:sz w:val="18"/>
-                <w:szCs w:val="18"/>
+              <w:spacing w:after="0" w:before="0" w:line="216"/>
+              <w:ind w:left="40" w:right="40" w:firstLine="0" w:firstLineChars="0"/>
+              <w:rPr>
+                <w:rFonts w:ascii="Times New Roman" w:hAnsi="Times New Roman" w:eastAsia="Times New Roman" w:cs="Times New Roman"/>
+                <w:i w:val="false"/>
+                <w:b w:val="false"/>
+                <w:u w:val="none"/>
+                <w:strike w:val="false"/>
+                <w:sz w:val="20"/>
+                <w:szCs w:val="20"/>
+                <w:color w:val="000000"/>
+              </w:rPr>
+            </w:pPr>
+            <w:r>
+              <w:rPr>
+                <w:rFonts w:ascii="Times New Roman" w:hAnsi="Times New Roman" w:eastAsia="Times New Roman" w:cs="Times New Roman"/>
+                <w:i w:val="false"/>
+                <w:b w:val="false"/>
+                <w:u w:val="none"/>
+                <w:strike w:val="false"/>
+                <w:sz w:val="20"/>
+                <w:szCs w:val="20"/>
                 <w:color w:val="000000"/>
               </w:rPr>
               <w:t xml:space="preserve">800</w:t>
@@ -5404,7 +5456,7 @@
                 <w:left w:val="none" w:sz="0" w:space="0" w:color="000000"/>
                 <w:right w:val="none" w:sz="0" w:space="0" w:color="000000"/>
               </w:pBdr>
-              <w:spacing w:after="40" w:before="40" w:line="240"/>
+              <w:spacing w:after="0" w:before="0" w:line="216"/>
               <w:ind w:left="40" w:right="40" w:firstLine="0" w:firstLineChars="0"/>
               <w:rPr>
                 <w:rFonts w:ascii="Times New Roman" w:hAnsi="Times New Roman" w:eastAsia="Times New Roman" w:cs="Times New Roman"/>
@@ -5412,8 +5464,8 @@
                 <w:b w:val="true"/>
                 <w:u w:val="none"/>
                 <w:strike w:val="false"/>
-                <w:sz w:val="18"/>
-                <w:szCs w:val="18"/>
+                <w:sz w:val="20"/>
+                <w:szCs w:val="20"/>
                 <w:color w:val="000000"/>
               </w:rPr>
             </w:pPr>
@@ -5424,8 +5476,8 @@
                 <w:b w:val="true"/>
                 <w:u w:val="none"/>
                 <w:strike w:val="false"/>
-                <w:sz w:val="18"/>
-                <w:szCs w:val="18"/>
+                <w:sz w:val="20"/>
+                <w:szCs w:val="20"/>
                 <w:color w:val="000000"/>
               </w:rPr>
               <w:t xml:space="preserve">R²</w:t>
@@ -5459,28 +5511,28 @@
                 <w:left w:val="none" w:sz="0" w:space="0" w:color="000000"/>
                 <w:right w:val="none" w:sz="0" w:space="0" w:color="000000"/>
               </w:pBdr>
-              <w:spacing w:after="40" w:before="40" w:line="240"/>
-              <w:ind w:left="40" w:right="40" w:firstLine="0" w:firstLineChars="0"/>
-              <w:rPr>
-                <w:rFonts w:ascii="Times New Roman" w:hAnsi="Times New Roman" w:eastAsia="Times New Roman" w:cs="Times New Roman"/>
-                <w:i w:val="false"/>
-                <w:b w:val="false"/>
-                <w:u w:val="none"/>
-                <w:strike w:val="false"/>
-                <w:sz w:val="18"/>
-                <w:szCs w:val="18"/>
-                <w:color w:val="000000"/>
-              </w:rPr>
-            </w:pPr>
-            <w:r>
-              <w:rPr>
-                <w:rFonts w:ascii="Times New Roman" w:hAnsi="Times New Roman" w:eastAsia="Times New Roman" w:cs="Times New Roman"/>
-                <w:i w:val="false"/>
-                <w:b w:val="false"/>
-                <w:u w:val="none"/>
-                <w:strike w:val="false"/>
-                <w:sz w:val="18"/>
-                <w:szCs w:val="18"/>
+              <w:spacing w:after="0" w:before="0" w:line="216"/>
+              <w:ind w:left="40" w:right="40" w:firstLine="0" w:firstLineChars="0"/>
+              <w:rPr>
+                <w:rFonts w:ascii="Times New Roman" w:hAnsi="Times New Roman" w:eastAsia="Times New Roman" w:cs="Times New Roman"/>
+                <w:i w:val="false"/>
+                <w:b w:val="false"/>
+                <w:u w:val="none"/>
+                <w:strike w:val="false"/>
+                <w:sz w:val="20"/>
+                <w:szCs w:val="20"/>
+                <w:color w:val="000000"/>
+              </w:rPr>
+            </w:pPr>
+            <w:r>
+              <w:rPr>
+                <w:rFonts w:ascii="Times New Roman" w:hAnsi="Times New Roman" w:eastAsia="Times New Roman" w:cs="Times New Roman"/>
+                <w:i w:val="false"/>
+                <w:b w:val="false"/>
+                <w:u w:val="none"/>
+                <w:strike w:val="false"/>
+                <w:sz w:val="20"/>
+                <w:szCs w:val="20"/>
                 <w:color w:val="000000"/>
               </w:rPr>
               <w:t xml:space="preserve">.082</w:t>
@@ -5514,28 +5566,28 @@
                 <w:left w:val="none" w:sz="0" w:space="0" w:color="000000"/>
                 <w:right w:val="none" w:sz="0" w:space="0" w:color="000000"/>
               </w:pBdr>
-              <w:spacing w:after="40" w:before="40" w:line="240"/>
-              <w:ind w:left="40" w:right="40" w:firstLine="0" w:firstLineChars="0"/>
-              <w:rPr>
-                <w:rFonts w:ascii="Times New Roman" w:hAnsi="Times New Roman" w:eastAsia="Times New Roman" w:cs="Times New Roman"/>
-                <w:i w:val="false"/>
-                <w:b w:val="false"/>
-                <w:u w:val="none"/>
-                <w:strike w:val="false"/>
-                <w:sz w:val="18"/>
-                <w:szCs w:val="18"/>
-                <w:color w:val="000000"/>
-              </w:rPr>
-            </w:pPr>
-            <w:r>
-              <w:rPr>
-                <w:rFonts w:ascii="Times New Roman" w:hAnsi="Times New Roman" w:eastAsia="Times New Roman" w:cs="Times New Roman"/>
-                <w:i w:val="false"/>
-                <w:b w:val="false"/>
-                <w:u w:val="none"/>
-                <w:strike w:val="false"/>
-                <w:sz w:val="18"/>
-                <w:szCs w:val="18"/>
+              <w:spacing w:after="0" w:before="0" w:line="216"/>
+              <w:ind w:left="40" w:right="40" w:firstLine="0" w:firstLineChars="0"/>
+              <w:rPr>
+                <w:rFonts w:ascii="Times New Roman" w:hAnsi="Times New Roman" w:eastAsia="Times New Roman" w:cs="Times New Roman"/>
+                <w:i w:val="false"/>
+                <w:b w:val="false"/>
+                <w:u w:val="none"/>
+                <w:strike w:val="false"/>
+                <w:sz w:val="20"/>
+                <w:szCs w:val="20"/>
+                <w:color w:val="000000"/>
+              </w:rPr>
+            </w:pPr>
+            <w:r>
+              <w:rPr>
+                <w:rFonts w:ascii="Times New Roman" w:hAnsi="Times New Roman" w:eastAsia="Times New Roman" w:cs="Times New Roman"/>
+                <w:i w:val="false"/>
+                <w:b w:val="false"/>
+                <w:u w:val="none"/>
+                <w:strike w:val="false"/>
+                <w:sz w:val="20"/>
+                <w:szCs w:val="20"/>
                 <w:color w:val="000000"/>
               </w:rPr>
               <w:t xml:space="preserve">.096</w:t>
@@ -5569,28 +5621,28 @@
                 <w:left w:val="none" w:sz="0" w:space="0" w:color="000000"/>
                 <w:right w:val="none" w:sz="0" w:space="0" w:color="000000"/>
               </w:pBdr>
-              <w:spacing w:after="40" w:before="40" w:line="240"/>
-              <w:ind w:left="40" w:right="40" w:firstLine="0" w:firstLineChars="0"/>
-              <w:rPr>
-                <w:rFonts w:ascii="Times New Roman" w:hAnsi="Times New Roman" w:eastAsia="Times New Roman" w:cs="Times New Roman"/>
-                <w:i w:val="false"/>
-                <w:b w:val="false"/>
-                <w:u w:val="none"/>
-                <w:strike w:val="false"/>
-                <w:sz w:val="18"/>
-                <w:szCs w:val="18"/>
-                <w:color w:val="000000"/>
-              </w:rPr>
-            </w:pPr>
-            <w:r>
-              <w:rPr>
-                <w:rFonts w:ascii="Times New Roman" w:hAnsi="Times New Roman" w:eastAsia="Times New Roman" w:cs="Times New Roman"/>
-                <w:i w:val="false"/>
-                <w:b w:val="false"/>
-                <w:u w:val="none"/>
-                <w:strike w:val="false"/>
-                <w:sz w:val="18"/>
-                <w:szCs w:val="18"/>
+              <w:spacing w:after="0" w:before="0" w:line="216"/>
+              <w:ind w:left="40" w:right="40" w:firstLine="0" w:firstLineChars="0"/>
+              <w:rPr>
+                <w:rFonts w:ascii="Times New Roman" w:hAnsi="Times New Roman" w:eastAsia="Times New Roman" w:cs="Times New Roman"/>
+                <w:i w:val="false"/>
+                <w:b w:val="false"/>
+                <w:u w:val="none"/>
+                <w:strike w:val="false"/>
+                <w:sz w:val="20"/>
+                <w:szCs w:val="20"/>
+                <w:color w:val="000000"/>
+              </w:rPr>
+            </w:pPr>
+            <w:r>
+              <w:rPr>
+                <w:rFonts w:ascii="Times New Roman" w:hAnsi="Times New Roman" w:eastAsia="Times New Roman" w:cs="Times New Roman"/>
+                <w:i w:val="false"/>
+                <w:b w:val="false"/>
+                <w:u w:val="none"/>
+                <w:strike w:val="false"/>
+                <w:sz w:val="20"/>
+                <w:szCs w:val="20"/>
                 <w:color w:val="000000"/>
               </w:rPr>
               <w:t xml:space="preserve">.040</w:t>
@@ -5624,28 +5676,28 @@
                 <w:left w:val="none" w:sz="0" w:space="0" w:color="000000"/>
                 <w:right w:val="none" w:sz="0" w:space="0" w:color="000000"/>
               </w:pBdr>
-              <w:spacing w:after="40" w:before="40" w:line="240"/>
-              <w:ind w:left="40" w:right="40" w:firstLine="0" w:firstLineChars="0"/>
-              <w:rPr>
-                <w:rFonts w:ascii="Times New Roman" w:hAnsi="Times New Roman" w:eastAsia="Times New Roman" w:cs="Times New Roman"/>
-                <w:i w:val="false"/>
-                <w:b w:val="false"/>
-                <w:u w:val="none"/>
-                <w:strike w:val="false"/>
-                <w:sz w:val="18"/>
-                <w:szCs w:val="18"/>
-                <w:color w:val="000000"/>
-              </w:rPr>
-            </w:pPr>
-            <w:r>
-              <w:rPr>
-                <w:rFonts w:ascii="Times New Roman" w:hAnsi="Times New Roman" w:eastAsia="Times New Roman" w:cs="Times New Roman"/>
-                <w:i w:val="false"/>
-                <w:b w:val="false"/>
-                <w:u w:val="none"/>
-                <w:strike w:val="false"/>
-                <w:sz w:val="18"/>
-                <w:szCs w:val="18"/>
+              <w:spacing w:after="0" w:before="0" w:line="216"/>
+              <w:ind w:left="40" w:right="40" w:firstLine="0" w:firstLineChars="0"/>
+              <w:rPr>
+                <w:rFonts w:ascii="Times New Roman" w:hAnsi="Times New Roman" w:eastAsia="Times New Roman" w:cs="Times New Roman"/>
+                <w:i w:val="false"/>
+                <w:b w:val="false"/>
+                <w:u w:val="none"/>
+                <w:strike w:val="false"/>
+                <w:sz w:val="20"/>
+                <w:szCs w:val="20"/>
+                <w:color w:val="000000"/>
+              </w:rPr>
+            </w:pPr>
+            <w:r>
+              <w:rPr>
+                <w:rFonts w:ascii="Times New Roman" w:hAnsi="Times New Roman" w:eastAsia="Times New Roman" w:cs="Times New Roman"/>
+                <w:i w:val="false"/>
+                <w:b w:val="false"/>
+                <w:u w:val="none"/>
+                <w:strike w:val="false"/>
+                <w:sz w:val="20"/>
+                <w:szCs w:val="20"/>
                 <w:color w:val="000000"/>
               </w:rPr>
               <w:t xml:space="preserve">.115</w:t>
@@ -5679,28 +5731,28 @@
                 <w:left w:val="none" w:sz="0" w:space="0" w:color="000000"/>
                 <w:right w:val="none" w:sz="0" w:space="0" w:color="000000"/>
               </w:pBdr>
-              <w:spacing w:after="40" w:before="40" w:line="240"/>
-              <w:ind w:left="40" w:right="40" w:firstLine="0" w:firstLineChars="0"/>
-              <w:rPr>
-                <w:rFonts w:ascii="Times New Roman" w:hAnsi="Times New Roman" w:eastAsia="Times New Roman" w:cs="Times New Roman"/>
-                <w:i w:val="false"/>
-                <w:b w:val="false"/>
-                <w:u w:val="none"/>
-                <w:strike w:val="false"/>
-                <w:sz w:val="18"/>
-                <w:szCs w:val="18"/>
-                <w:color w:val="000000"/>
-              </w:rPr>
-            </w:pPr>
-            <w:r>
-              <w:rPr>
-                <w:rFonts w:ascii="Times New Roman" w:hAnsi="Times New Roman" w:eastAsia="Times New Roman" w:cs="Times New Roman"/>
-                <w:i w:val="false"/>
-                <w:b w:val="false"/>
-                <w:u w:val="none"/>
-                <w:strike w:val="false"/>
-                <w:sz w:val="18"/>
-                <w:szCs w:val="18"/>
+              <w:spacing w:after="0" w:before="0" w:line="216"/>
+              <w:ind w:left="40" w:right="40" w:firstLine="0" w:firstLineChars="0"/>
+              <w:rPr>
+                <w:rFonts w:ascii="Times New Roman" w:hAnsi="Times New Roman" w:eastAsia="Times New Roman" w:cs="Times New Roman"/>
+                <w:i w:val="false"/>
+                <w:b w:val="false"/>
+                <w:u w:val="none"/>
+                <w:strike w:val="false"/>
+                <w:sz w:val="20"/>
+                <w:szCs w:val="20"/>
+                <w:color w:val="000000"/>
+              </w:rPr>
+            </w:pPr>
+            <w:r>
+              <w:rPr>
+                <w:rFonts w:ascii="Times New Roman" w:hAnsi="Times New Roman" w:eastAsia="Times New Roman" w:cs="Times New Roman"/>
+                <w:i w:val="false"/>
+                <w:b w:val="false"/>
+                <w:u w:val="none"/>
+                <w:strike w:val="false"/>
+                <w:sz w:val="20"/>
+                <w:szCs w:val="20"/>
                 <w:color w:val="000000"/>
               </w:rPr>
               <w:t xml:space="preserve">.603</w:t>
@@ -5734,28 +5786,28 @@
                 <w:left w:val="none" w:sz="0" w:space="0" w:color="000000"/>
                 <w:right w:val="none" w:sz="0" w:space="0" w:color="000000"/>
               </w:pBdr>
-              <w:spacing w:after="40" w:before="40" w:line="240"/>
-              <w:ind w:left="40" w:right="40" w:firstLine="0" w:firstLineChars="0"/>
-              <w:rPr>
-                <w:rFonts w:ascii="Times New Roman" w:hAnsi="Times New Roman" w:eastAsia="Times New Roman" w:cs="Times New Roman"/>
-                <w:i w:val="false"/>
-                <w:b w:val="false"/>
-                <w:u w:val="none"/>
-                <w:strike w:val="false"/>
-                <w:sz w:val="18"/>
-                <w:szCs w:val="18"/>
-                <w:color w:val="000000"/>
-              </w:rPr>
-            </w:pPr>
-            <w:r>
-              <w:rPr>
-                <w:rFonts w:ascii="Times New Roman" w:hAnsi="Times New Roman" w:eastAsia="Times New Roman" w:cs="Times New Roman"/>
-                <w:i w:val="false"/>
-                <w:b w:val="false"/>
-                <w:u w:val="none"/>
-                <w:strike w:val="false"/>
-                <w:sz w:val="18"/>
-                <w:szCs w:val="18"/>
+              <w:spacing w:after="0" w:before="0" w:line="216"/>
+              <w:ind w:left="40" w:right="40" w:firstLine="0" w:firstLineChars="0"/>
+              <w:rPr>
+                <w:rFonts w:ascii="Times New Roman" w:hAnsi="Times New Roman" w:eastAsia="Times New Roman" w:cs="Times New Roman"/>
+                <w:i w:val="false"/>
+                <w:b w:val="false"/>
+                <w:u w:val="none"/>
+                <w:strike w:val="false"/>
+                <w:sz w:val="20"/>
+                <w:szCs w:val="20"/>
+                <w:color w:val="000000"/>
+              </w:rPr>
+            </w:pPr>
+            <w:r>
+              <w:rPr>
+                <w:rFonts w:ascii="Times New Roman" w:hAnsi="Times New Roman" w:eastAsia="Times New Roman" w:cs="Times New Roman"/>
+                <w:i w:val="false"/>
+                <w:b w:val="false"/>
+                <w:u w:val="none"/>
+                <w:strike w:val="false"/>
+                <w:sz w:val="20"/>
+                <w:szCs w:val="20"/>
                 <w:color w:val="000000"/>
               </w:rPr>
               <w:t xml:space="preserve">-</w:t>
@@ -5770,7 +5822,7 @@
         <w:tc>
           <w:tcPr>
             <w:tcBorders>
-              <w:bottom w:val="single" w:sz="6" w:space="0" w:color="000000"/>
+              <w:bottom w:val="none" w:sz="0" w:space="0" w:color="000000"/>
               <w:top w:val="none" w:sz="0" w:space="0" w:color="000000"/>
               <w:left w:val="none" w:sz="0" w:space="0" w:color="000000"/>
               <w:right w:val="none" w:sz="0" w:space="0" w:color="000000"/>
@@ -5794,7 +5846,7 @@
                 <w:left w:val="none" w:sz="0" w:space="0" w:color="000000"/>
                 <w:right w:val="none" w:sz="0" w:space="0" w:color="000000"/>
               </w:pBdr>
-              <w:spacing w:after="40" w:before="40" w:line="240"/>
+              <w:spacing w:after="0" w:before="0" w:line="216"/>
               <w:ind w:left="40" w:right="40" w:firstLine="0" w:firstLineChars="0"/>
               <w:rPr>
                 <w:rFonts w:ascii="Times New Roman" w:hAnsi="Times New Roman" w:eastAsia="Times New Roman" w:cs="Times New Roman"/>
@@ -5802,8 +5854,8 @@
                 <w:b w:val="true"/>
                 <w:u w:val="none"/>
                 <w:strike w:val="false"/>
-                <w:sz w:val="18"/>
-                <w:szCs w:val="18"/>
+                <w:sz w:val="20"/>
+                <w:szCs w:val="20"/>
                 <w:color w:val="000000"/>
               </w:rPr>
             </w:pPr>
@@ -5814,8 +5866,8 @@
                 <w:b w:val="true"/>
                 <w:u w:val="none"/>
                 <w:strike w:val="false"/>
-                <w:sz w:val="18"/>
-                <w:szCs w:val="18"/>
+                <w:sz w:val="20"/>
+                <w:szCs w:val="20"/>
                 <w:color w:val="000000"/>
               </w:rPr>
               <w:t xml:space="preserve">Adjusted R²</w:t>
@@ -5825,7 +5877,7 @@
         <w:tc>
           <w:tcPr>
             <w:tcBorders>
-              <w:bottom w:val="single" w:sz="6" w:space="0" w:color="000000"/>
+              <w:bottom w:val="none" w:sz="0" w:space="0" w:color="000000"/>
               <w:top w:val="none" w:sz="0" w:space="0" w:color="000000"/>
               <w:left w:val="none" w:sz="0" w:space="0" w:color="000000"/>
               <w:right w:val="none" w:sz="0" w:space="0" w:color="000000"/>
@@ -5849,28 +5901,28 @@
                 <w:left w:val="none" w:sz="0" w:space="0" w:color="000000"/>
                 <w:right w:val="none" w:sz="0" w:space="0" w:color="000000"/>
               </w:pBdr>
-              <w:spacing w:after="40" w:before="40" w:line="240"/>
-              <w:ind w:left="40" w:right="40" w:firstLine="0" w:firstLineChars="0"/>
-              <w:rPr>
-                <w:rFonts w:ascii="Times New Roman" w:hAnsi="Times New Roman" w:eastAsia="Times New Roman" w:cs="Times New Roman"/>
-                <w:i w:val="false"/>
-                <w:b w:val="false"/>
-                <w:u w:val="none"/>
-                <w:strike w:val="false"/>
-                <w:sz w:val="18"/>
-                <w:szCs w:val="18"/>
-                <w:color w:val="000000"/>
-              </w:rPr>
-            </w:pPr>
-            <w:r>
-              <w:rPr>
-                <w:rFonts w:ascii="Times New Roman" w:hAnsi="Times New Roman" w:eastAsia="Times New Roman" w:cs="Times New Roman"/>
-                <w:i w:val="false"/>
-                <w:b w:val="false"/>
-                <w:u w:val="none"/>
-                <w:strike w:val="false"/>
-                <w:sz w:val="18"/>
-                <w:szCs w:val="18"/>
+              <w:spacing w:after="0" w:before="0" w:line="216"/>
+              <w:ind w:left="40" w:right="40" w:firstLine="0" w:firstLineChars="0"/>
+              <w:rPr>
+                <w:rFonts w:ascii="Times New Roman" w:hAnsi="Times New Roman" w:eastAsia="Times New Roman" w:cs="Times New Roman"/>
+                <w:i w:val="false"/>
+                <w:b w:val="false"/>
+                <w:u w:val="none"/>
+                <w:strike w:val="false"/>
+                <w:sz w:val="20"/>
+                <w:szCs w:val="20"/>
+                <w:color w:val="000000"/>
+              </w:rPr>
+            </w:pPr>
+            <w:r>
+              <w:rPr>
+                <w:rFonts w:ascii="Times New Roman" w:hAnsi="Times New Roman" w:eastAsia="Times New Roman" w:cs="Times New Roman"/>
+                <w:i w:val="false"/>
+                <w:b w:val="false"/>
+                <w:u w:val="none"/>
+                <w:strike w:val="false"/>
+                <w:sz w:val="20"/>
+                <w:szCs w:val="20"/>
                 <w:color w:val="000000"/>
               </w:rPr>
               <w:t xml:space="preserve">.078</w:t>
@@ -5880,7 +5932,7 @@
         <w:tc>
           <w:tcPr>
             <w:tcBorders>
-              <w:bottom w:val="single" w:sz="6" w:space="0" w:color="000000"/>
+              <w:bottom w:val="none" w:sz="0" w:space="0" w:color="000000"/>
               <w:top w:val="none" w:sz="0" w:space="0" w:color="000000"/>
               <w:left w:val="none" w:sz="0" w:space="0" w:color="000000"/>
               <w:right w:val="none" w:sz="0" w:space="0" w:color="000000"/>
@@ -5904,28 +5956,28 @@
                 <w:left w:val="none" w:sz="0" w:space="0" w:color="000000"/>
                 <w:right w:val="none" w:sz="0" w:space="0" w:color="000000"/>
               </w:pBdr>
-              <w:spacing w:after="40" w:before="40" w:line="240"/>
-              <w:ind w:left="40" w:right="40" w:firstLine="0" w:firstLineChars="0"/>
-              <w:rPr>
-                <w:rFonts w:ascii="Times New Roman" w:hAnsi="Times New Roman" w:eastAsia="Times New Roman" w:cs="Times New Roman"/>
-                <w:i w:val="false"/>
-                <w:b w:val="false"/>
-                <w:u w:val="none"/>
-                <w:strike w:val="false"/>
-                <w:sz w:val="18"/>
-                <w:szCs w:val="18"/>
-                <w:color w:val="000000"/>
-              </w:rPr>
-            </w:pPr>
-            <w:r>
-              <w:rPr>
-                <w:rFonts w:ascii="Times New Roman" w:hAnsi="Times New Roman" w:eastAsia="Times New Roman" w:cs="Times New Roman"/>
-                <w:i w:val="false"/>
-                <w:b w:val="false"/>
-                <w:u w:val="none"/>
-                <w:strike w:val="false"/>
-                <w:sz w:val="18"/>
-                <w:szCs w:val="18"/>
+              <w:spacing w:after="0" w:before="0" w:line="216"/>
+              <w:ind w:left="40" w:right="40" w:firstLine="0" w:firstLineChars="0"/>
+              <w:rPr>
+                <w:rFonts w:ascii="Times New Roman" w:hAnsi="Times New Roman" w:eastAsia="Times New Roman" w:cs="Times New Roman"/>
+                <w:i w:val="false"/>
+                <w:b w:val="false"/>
+                <w:u w:val="none"/>
+                <w:strike w:val="false"/>
+                <w:sz w:val="20"/>
+                <w:szCs w:val="20"/>
+                <w:color w:val="000000"/>
+              </w:rPr>
+            </w:pPr>
+            <w:r>
+              <w:rPr>
+                <w:rFonts w:ascii="Times New Roman" w:hAnsi="Times New Roman" w:eastAsia="Times New Roman" w:cs="Times New Roman"/>
+                <w:i w:val="false"/>
+                <w:b w:val="false"/>
+                <w:u w:val="none"/>
+                <w:strike w:val="false"/>
+                <w:sz w:val="20"/>
+                <w:szCs w:val="20"/>
                 <w:color w:val="000000"/>
               </w:rPr>
               <w:t xml:space="preserve">.092</w:t>
@@ -5935,7 +5987,7 @@
         <w:tc>
           <w:tcPr>
             <w:tcBorders>
-              <w:bottom w:val="single" w:sz="6" w:space="0" w:color="000000"/>
+              <w:bottom w:val="none" w:sz="0" w:space="0" w:color="000000"/>
               <w:top w:val="none" w:sz="0" w:space="0" w:color="000000"/>
               <w:left w:val="none" w:sz="0" w:space="0" w:color="000000"/>
               <w:right w:val="none" w:sz="0" w:space="0" w:color="000000"/>
@@ -5959,28 +6011,28 @@
                 <w:left w:val="none" w:sz="0" w:space="0" w:color="000000"/>
                 <w:right w:val="none" w:sz="0" w:space="0" w:color="000000"/>
               </w:pBdr>
-              <w:spacing w:after="40" w:before="40" w:line="240"/>
-              <w:ind w:left="40" w:right="40" w:firstLine="0" w:firstLineChars="0"/>
-              <w:rPr>
-                <w:rFonts w:ascii="Times New Roman" w:hAnsi="Times New Roman" w:eastAsia="Times New Roman" w:cs="Times New Roman"/>
-                <w:i w:val="false"/>
-                <w:b w:val="false"/>
-                <w:u w:val="none"/>
-                <w:strike w:val="false"/>
-                <w:sz w:val="18"/>
-                <w:szCs w:val="18"/>
-                <w:color w:val="000000"/>
-              </w:rPr>
-            </w:pPr>
-            <w:r>
-              <w:rPr>
-                <w:rFonts w:ascii="Times New Roman" w:hAnsi="Times New Roman" w:eastAsia="Times New Roman" w:cs="Times New Roman"/>
-                <w:i w:val="false"/>
-                <w:b w:val="false"/>
-                <w:u w:val="none"/>
-                <w:strike w:val="false"/>
-                <w:sz w:val="18"/>
-                <w:szCs w:val="18"/>
+              <w:spacing w:after="0" w:before="0" w:line="216"/>
+              <w:ind w:left="40" w:right="40" w:firstLine="0" w:firstLineChars="0"/>
+              <w:rPr>
+                <w:rFonts w:ascii="Times New Roman" w:hAnsi="Times New Roman" w:eastAsia="Times New Roman" w:cs="Times New Roman"/>
+                <w:i w:val="false"/>
+                <w:b w:val="false"/>
+                <w:u w:val="none"/>
+                <w:strike w:val="false"/>
+                <w:sz w:val="20"/>
+                <w:szCs w:val="20"/>
+                <w:color w:val="000000"/>
+              </w:rPr>
+            </w:pPr>
+            <w:r>
+              <w:rPr>
+                <w:rFonts w:ascii="Times New Roman" w:hAnsi="Times New Roman" w:eastAsia="Times New Roman" w:cs="Times New Roman"/>
+                <w:i w:val="false"/>
+                <w:b w:val="false"/>
+                <w:u w:val="none"/>
+                <w:strike w:val="false"/>
+                <w:sz w:val="20"/>
+                <w:szCs w:val="20"/>
                 <w:color w:val="000000"/>
               </w:rPr>
               <w:t xml:space="preserve">.036</w:t>
@@ -5990,7 +6042,7 @@
         <w:tc>
           <w:tcPr>
             <w:tcBorders>
-              <w:bottom w:val="single" w:sz="6" w:space="0" w:color="000000"/>
+              <w:bottom w:val="none" w:sz="0" w:space="0" w:color="000000"/>
               <w:top w:val="none" w:sz="0" w:space="0" w:color="000000"/>
               <w:left w:val="none" w:sz="0" w:space="0" w:color="000000"/>
               <w:right w:val="none" w:sz="0" w:space="0" w:color="000000"/>
@@ -6014,28 +6066,28 @@
                 <w:left w:val="none" w:sz="0" w:space="0" w:color="000000"/>
                 <w:right w:val="none" w:sz="0" w:space="0" w:color="000000"/>
               </w:pBdr>
-              <w:spacing w:after="40" w:before="40" w:line="240"/>
-              <w:ind w:left="40" w:right="40" w:firstLine="0" w:firstLineChars="0"/>
-              <w:rPr>
-                <w:rFonts w:ascii="Times New Roman" w:hAnsi="Times New Roman" w:eastAsia="Times New Roman" w:cs="Times New Roman"/>
-                <w:i w:val="false"/>
-                <w:b w:val="false"/>
-                <w:u w:val="none"/>
-                <w:strike w:val="false"/>
-                <w:sz w:val="18"/>
-                <w:szCs w:val="18"/>
-                <w:color w:val="000000"/>
-              </w:rPr>
-            </w:pPr>
-            <w:r>
-              <w:rPr>
-                <w:rFonts w:ascii="Times New Roman" w:hAnsi="Times New Roman" w:eastAsia="Times New Roman" w:cs="Times New Roman"/>
-                <w:i w:val="false"/>
-                <w:b w:val="false"/>
-                <w:u w:val="none"/>
-                <w:strike w:val="false"/>
-                <w:sz w:val="18"/>
-                <w:szCs w:val="18"/>
+              <w:spacing w:after="0" w:before="0" w:line="216"/>
+              <w:ind w:left="40" w:right="40" w:firstLine="0" w:firstLineChars="0"/>
+              <w:rPr>
+                <w:rFonts w:ascii="Times New Roman" w:hAnsi="Times New Roman" w:eastAsia="Times New Roman" w:cs="Times New Roman"/>
+                <w:i w:val="false"/>
+                <w:b w:val="false"/>
+                <w:u w:val="none"/>
+                <w:strike w:val="false"/>
+                <w:sz w:val="20"/>
+                <w:szCs w:val="20"/>
+                <w:color w:val="000000"/>
+              </w:rPr>
+            </w:pPr>
+            <w:r>
+              <w:rPr>
+                <w:rFonts w:ascii="Times New Roman" w:hAnsi="Times New Roman" w:eastAsia="Times New Roman" w:cs="Times New Roman"/>
+                <w:i w:val="false"/>
+                <w:b w:val="false"/>
+                <w:u w:val="none"/>
+                <w:strike w:val="false"/>
+                <w:sz w:val="20"/>
+                <w:szCs w:val="20"/>
                 <w:color w:val="000000"/>
               </w:rPr>
               <w:t xml:space="preserve">.112</w:t>
@@ -6045,7 +6097,7 @@
         <w:tc>
           <w:tcPr>
             <w:tcBorders>
-              <w:bottom w:val="single" w:sz="6" w:space="0" w:color="000000"/>
+              <w:bottom w:val="none" w:sz="0" w:space="0" w:color="000000"/>
               <w:top w:val="none" w:sz="0" w:space="0" w:color="000000"/>
               <w:left w:val="none" w:sz="0" w:space="0" w:color="000000"/>
               <w:right w:val="none" w:sz="0" w:space="0" w:color="000000"/>
@@ -6069,28 +6121,28 @@
                 <w:left w:val="none" w:sz="0" w:space="0" w:color="000000"/>
                 <w:right w:val="none" w:sz="0" w:space="0" w:color="000000"/>
               </w:pBdr>
-              <w:spacing w:after="40" w:before="40" w:line="240"/>
-              <w:ind w:left="40" w:right="40" w:firstLine="0" w:firstLineChars="0"/>
-              <w:rPr>
-                <w:rFonts w:ascii="Times New Roman" w:hAnsi="Times New Roman" w:eastAsia="Times New Roman" w:cs="Times New Roman"/>
-                <w:i w:val="false"/>
-                <w:b w:val="false"/>
-                <w:u w:val="none"/>
-                <w:strike w:val="false"/>
-                <w:sz w:val="18"/>
-                <w:szCs w:val="18"/>
-                <w:color w:val="000000"/>
-              </w:rPr>
-            </w:pPr>
-            <w:r>
-              <w:rPr>
-                <w:rFonts w:ascii="Times New Roman" w:hAnsi="Times New Roman" w:eastAsia="Times New Roman" w:cs="Times New Roman"/>
-                <w:i w:val="false"/>
-                <w:b w:val="false"/>
-                <w:u w:val="none"/>
-                <w:strike w:val="false"/>
-                <w:sz w:val="18"/>
-                <w:szCs w:val="18"/>
+              <w:spacing w:after="0" w:before="0" w:line="216"/>
+              <w:ind w:left="40" w:right="40" w:firstLine="0" w:firstLineChars="0"/>
+              <w:rPr>
+                <w:rFonts w:ascii="Times New Roman" w:hAnsi="Times New Roman" w:eastAsia="Times New Roman" w:cs="Times New Roman"/>
+                <w:i w:val="false"/>
+                <w:b w:val="false"/>
+                <w:u w:val="none"/>
+                <w:strike w:val="false"/>
+                <w:sz w:val="20"/>
+                <w:szCs w:val="20"/>
+                <w:color w:val="000000"/>
+              </w:rPr>
+            </w:pPr>
+            <w:r>
+              <w:rPr>
+                <w:rFonts w:ascii="Times New Roman" w:hAnsi="Times New Roman" w:eastAsia="Times New Roman" w:cs="Times New Roman"/>
+                <w:i w:val="false"/>
+                <w:b w:val="false"/>
+                <w:u w:val="none"/>
+                <w:strike w:val="false"/>
+                <w:sz w:val="20"/>
+                <w:szCs w:val="20"/>
                 <w:color w:val="000000"/>
               </w:rPr>
               <w:t xml:space="preserve">.601</w:t>
@@ -6100,7 +6152,7 @@
         <w:tc>
           <w:tcPr>
             <w:tcBorders>
-              <w:bottom w:val="single" w:sz="6" w:space="0" w:color="000000"/>
+              <w:bottom w:val="none" w:sz="0" w:space="0" w:color="000000"/>
               <w:top w:val="none" w:sz="0" w:space="0" w:color="000000"/>
               <w:left w:val="none" w:sz="0" w:space="0" w:color="000000"/>
               <w:right w:val="none" w:sz="0" w:space="0" w:color="000000"/>
@@ -6124,28 +6176,28 @@
                 <w:left w:val="none" w:sz="0" w:space="0" w:color="000000"/>
                 <w:right w:val="none" w:sz="0" w:space="0" w:color="000000"/>
               </w:pBdr>
-              <w:spacing w:after="40" w:before="40" w:line="240"/>
-              <w:ind w:left="40" w:right="40" w:firstLine="0" w:firstLineChars="0"/>
-              <w:rPr>
-                <w:rFonts w:ascii="Times New Roman" w:hAnsi="Times New Roman" w:eastAsia="Times New Roman" w:cs="Times New Roman"/>
-                <w:i w:val="false"/>
-                <w:b w:val="false"/>
-                <w:u w:val="none"/>
-                <w:strike w:val="false"/>
-                <w:sz w:val="18"/>
-                <w:szCs w:val="18"/>
-                <w:color w:val="000000"/>
-              </w:rPr>
-            </w:pPr>
-            <w:r>
-              <w:rPr>
-                <w:rFonts w:ascii="Times New Roman" w:hAnsi="Times New Roman" w:eastAsia="Times New Roman" w:cs="Times New Roman"/>
-                <w:i w:val="false"/>
-                <w:b w:val="false"/>
-                <w:u w:val="none"/>
-                <w:strike w:val="false"/>
-                <w:sz w:val="18"/>
-                <w:szCs w:val="18"/>
+              <w:spacing w:after="0" w:before="0" w:line="216"/>
+              <w:ind w:left="40" w:right="40" w:firstLine="0" w:firstLineChars="0"/>
+              <w:rPr>
+                <w:rFonts w:ascii="Times New Roman" w:hAnsi="Times New Roman" w:eastAsia="Times New Roman" w:cs="Times New Roman"/>
+                <w:i w:val="false"/>
+                <w:b w:val="false"/>
+                <w:u w:val="none"/>
+                <w:strike w:val="false"/>
+                <w:sz w:val="20"/>
+                <w:szCs w:val="20"/>
+                <w:color w:val="000000"/>
+              </w:rPr>
+            </w:pPr>
+            <w:r>
+              <w:rPr>
+                <w:rFonts w:ascii="Times New Roman" w:hAnsi="Times New Roman" w:eastAsia="Times New Roman" w:cs="Times New Roman"/>
+                <w:i w:val="false"/>
+                <w:b w:val="false"/>
+                <w:u w:val="none"/>
+                <w:strike w:val="false"/>
+                <w:sz w:val="20"/>
+                <w:szCs w:val="20"/>
                 <w:color w:val="000000"/>
               </w:rPr>
               <w:t xml:space="preserve">-</w:t>
@@ -6159,6 +6211,396 @@
         </w:trPr>
         <w:tc>
           <w:tcPr>
+            <w:tcBorders>
+              <w:bottom w:val="single" w:sz="6" w:space="0" w:color="000000"/>
+              <w:top w:val="none" w:sz="0" w:space="0" w:color="000000"/>
+              <w:left w:val="none" w:sz="0" w:space="0" w:color="000000"/>
+              <w:right w:val="none" w:sz="0" w:space="0" w:color="000000"/>
+            </w:tcBorders>
+            <w:shd w:val="clear" w:color="auto" w:fill="FFFFFF"/>
+            <w:tcMar>
+              <w:top w:w="0" w:type="dxa"/>
+              <w:bottom w:w="0" w:type="dxa"/>
+              <w:left w:w="0" w:type="dxa"/>
+              <w:right w:w="0" w:type="dxa"/>
+            </w:tcMar>
+            <w:vAlign w:val="center"/>
+          </w:tcPr>
+          <w:p>
+            <w:pPr>
+              <w:pStyle w:val="Normal"/>
+              <w:jc w:val="left"/>
+              <w:pBdr>
+                <w:bottom w:val="none" w:sz="0" w:space="0" w:color="000000"/>
+                <w:top w:val="none" w:sz="0" w:space="0" w:color="000000"/>
+                <w:left w:val="none" w:sz="0" w:space="0" w:color="000000"/>
+                <w:right w:val="none" w:sz="0" w:space="0" w:color="000000"/>
+              </w:pBdr>
+              <w:spacing w:after="0" w:before="0" w:line="216"/>
+              <w:ind w:left="40" w:right="40" w:firstLine="0" w:firstLineChars="0"/>
+              <w:rPr>
+                <w:rFonts w:ascii="Times New Roman" w:hAnsi="Times New Roman" w:eastAsia="Times New Roman" w:cs="Times New Roman"/>
+                <w:i w:val="false"/>
+                <w:b w:val="true"/>
+                <w:u w:val="none"/>
+                <w:strike w:val="false"/>
+                <w:sz w:val="20"/>
+                <w:szCs w:val="20"/>
+                <w:color w:val="000000"/>
+              </w:rPr>
+            </w:pPr>
+            <w:r>
+              <w:rPr>
+                <w:rFonts w:ascii="Times New Roman" w:hAnsi="Times New Roman" w:eastAsia="Times New Roman" w:cs="Times New Roman"/>
+                <w:i w:val="false"/>
+                <w:b w:val="true"/>
+                <w:u w:val="none"/>
+                <w:strike w:val="false"/>
+                <w:sz w:val="20"/>
+                <w:szCs w:val="20"/>
+                <w:color w:val="000000"/>
+              </w:rPr>
+              <w:t xml:space="preserve">McFadden R²</w:t>
+            </w:r>
+          </w:p>
+        </w:tc>
+        <w:tc>
+          <w:tcPr>
+            <w:tcBorders>
+              <w:bottom w:val="single" w:sz="6" w:space="0" w:color="000000"/>
+              <w:top w:val="none" w:sz="0" w:space="0" w:color="000000"/>
+              <w:left w:val="none" w:sz="0" w:space="0" w:color="000000"/>
+              <w:right w:val="none" w:sz="0" w:space="0" w:color="000000"/>
+            </w:tcBorders>
+            <w:shd w:val="clear" w:color="auto" w:fill="FFFFFF"/>
+            <w:tcMar>
+              <w:top w:w="0" w:type="dxa"/>
+              <w:bottom w:w="0" w:type="dxa"/>
+              <w:left w:w="0" w:type="dxa"/>
+              <w:right w:w="0" w:type="dxa"/>
+            </w:tcMar>
+            <w:vAlign w:val="center"/>
+          </w:tcPr>
+          <w:p>
+            <w:pPr>
+              <w:pStyle w:val="Normal"/>
+              <w:jc w:val="center"/>
+              <w:pBdr>
+                <w:bottom w:val="none" w:sz="0" w:space="0" w:color="000000"/>
+                <w:top w:val="none" w:sz="0" w:space="0" w:color="000000"/>
+                <w:left w:val="none" w:sz="0" w:space="0" w:color="000000"/>
+                <w:right w:val="none" w:sz="0" w:space="0" w:color="000000"/>
+              </w:pBdr>
+              <w:spacing w:after="0" w:before="0" w:line="216"/>
+              <w:ind w:left="40" w:right="40" w:firstLine="0" w:firstLineChars="0"/>
+              <w:rPr>
+                <w:rFonts w:ascii="Times New Roman" w:hAnsi="Times New Roman" w:eastAsia="Times New Roman" w:cs="Times New Roman"/>
+                <w:i w:val="false"/>
+                <w:b w:val="false"/>
+                <w:u w:val="none"/>
+                <w:strike w:val="false"/>
+                <w:sz w:val="20"/>
+                <w:szCs w:val="20"/>
+                <w:color w:val="000000"/>
+              </w:rPr>
+            </w:pPr>
+            <w:r>
+              <w:rPr>
+                <w:rFonts w:ascii="Times New Roman" w:hAnsi="Times New Roman" w:eastAsia="Times New Roman" w:cs="Times New Roman"/>
+                <w:i w:val="false"/>
+                <w:b w:val="false"/>
+                <w:u w:val="none"/>
+                <w:strike w:val="false"/>
+                <w:sz w:val="20"/>
+                <w:szCs w:val="20"/>
+                <w:color w:val="000000"/>
+              </w:rPr>
+              <w:t xml:space="preserve">-</w:t>
+            </w:r>
+          </w:p>
+        </w:tc>
+        <w:tc>
+          <w:tcPr>
+            <w:tcBorders>
+              <w:bottom w:val="single" w:sz="6" w:space="0" w:color="000000"/>
+              <w:top w:val="none" w:sz="0" w:space="0" w:color="000000"/>
+              <w:left w:val="none" w:sz="0" w:space="0" w:color="000000"/>
+              <w:right w:val="none" w:sz="0" w:space="0" w:color="000000"/>
+            </w:tcBorders>
+            <w:shd w:val="clear" w:color="auto" w:fill="FFFFFF"/>
+            <w:tcMar>
+              <w:top w:w="0" w:type="dxa"/>
+              <w:bottom w:w="0" w:type="dxa"/>
+              <w:left w:w="0" w:type="dxa"/>
+              <w:right w:w="0" w:type="dxa"/>
+            </w:tcMar>
+            <w:vAlign w:val="center"/>
+          </w:tcPr>
+          <w:p>
+            <w:pPr>
+              <w:pStyle w:val="Normal"/>
+              <w:jc w:val="center"/>
+              <w:pBdr>
+                <w:bottom w:val="none" w:sz="0" w:space="0" w:color="000000"/>
+                <w:top w:val="none" w:sz="0" w:space="0" w:color="000000"/>
+                <w:left w:val="none" w:sz="0" w:space="0" w:color="000000"/>
+                <w:right w:val="none" w:sz="0" w:space="0" w:color="000000"/>
+              </w:pBdr>
+              <w:spacing w:after="0" w:before="0" w:line="216"/>
+              <w:ind w:left="40" w:right="40" w:firstLine="0" w:firstLineChars="0"/>
+              <w:rPr>
+                <w:rFonts w:ascii="Times New Roman" w:hAnsi="Times New Roman" w:eastAsia="Times New Roman" w:cs="Times New Roman"/>
+                <w:i w:val="false"/>
+                <w:b w:val="false"/>
+                <w:u w:val="none"/>
+                <w:strike w:val="false"/>
+                <w:sz w:val="20"/>
+                <w:szCs w:val="20"/>
+                <w:color w:val="000000"/>
+              </w:rPr>
+            </w:pPr>
+            <w:r>
+              <w:rPr>
+                <w:rFonts w:ascii="Times New Roman" w:hAnsi="Times New Roman" w:eastAsia="Times New Roman" w:cs="Times New Roman"/>
+                <w:i w:val="false"/>
+                <w:b w:val="false"/>
+                <w:u w:val="none"/>
+                <w:strike w:val="false"/>
+                <w:sz w:val="20"/>
+                <w:szCs w:val="20"/>
+                <w:color w:val="000000"/>
+              </w:rPr>
+              <w:t xml:space="preserve">-</w:t>
+            </w:r>
+          </w:p>
+        </w:tc>
+        <w:tc>
+          <w:tcPr>
+            <w:tcBorders>
+              <w:bottom w:val="single" w:sz="6" w:space="0" w:color="000000"/>
+              <w:top w:val="none" w:sz="0" w:space="0" w:color="000000"/>
+              <w:left w:val="none" w:sz="0" w:space="0" w:color="000000"/>
+              <w:right w:val="none" w:sz="0" w:space="0" w:color="000000"/>
+            </w:tcBorders>
+            <w:shd w:val="clear" w:color="auto" w:fill="FFFFFF"/>
+            <w:tcMar>
+              <w:top w:w="0" w:type="dxa"/>
+              <w:bottom w:w="0" w:type="dxa"/>
+              <w:left w:w="0" w:type="dxa"/>
+              <w:right w:w="0" w:type="dxa"/>
+            </w:tcMar>
+            <w:vAlign w:val="center"/>
+          </w:tcPr>
+          <w:p>
+            <w:pPr>
+              <w:pStyle w:val="Normal"/>
+              <w:jc w:val="center"/>
+              <w:pBdr>
+                <w:bottom w:val="none" w:sz="0" w:space="0" w:color="000000"/>
+                <w:top w:val="none" w:sz="0" w:space="0" w:color="000000"/>
+                <w:left w:val="none" w:sz="0" w:space="0" w:color="000000"/>
+                <w:right w:val="none" w:sz="0" w:space="0" w:color="000000"/>
+              </w:pBdr>
+              <w:spacing w:after="0" w:before="0" w:line="216"/>
+              <w:ind w:left="40" w:right="40" w:firstLine="0" w:firstLineChars="0"/>
+              <w:rPr>
+                <w:rFonts w:ascii="Times New Roman" w:hAnsi="Times New Roman" w:eastAsia="Times New Roman" w:cs="Times New Roman"/>
+                <w:i w:val="false"/>
+                <w:b w:val="false"/>
+                <w:u w:val="none"/>
+                <w:strike w:val="false"/>
+                <w:sz w:val="20"/>
+                <w:szCs w:val="20"/>
+                <w:color w:val="000000"/>
+              </w:rPr>
+            </w:pPr>
+            <w:r>
+              <w:rPr>
+                <w:rFonts w:ascii="Times New Roman" w:hAnsi="Times New Roman" w:eastAsia="Times New Roman" w:cs="Times New Roman"/>
+                <w:i w:val="false"/>
+                <w:b w:val="false"/>
+                <w:u w:val="none"/>
+                <w:strike w:val="false"/>
+                <w:sz w:val="20"/>
+                <w:szCs w:val="20"/>
+                <w:color w:val="000000"/>
+              </w:rPr>
+              <w:t xml:space="preserve">-</w:t>
+            </w:r>
+          </w:p>
+        </w:tc>
+        <w:tc>
+          <w:tcPr>
+            <w:tcBorders>
+              <w:bottom w:val="single" w:sz="6" w:space="0" w:color="000000"/>
+              <w:top w:val="none" w:sz="0" w:space="0" w:color="000000"/>
+              <w:left w:val="none" w:sz="0" w:space="0" w:color="000000"/>
+              <w:right w:val="none" w:sz="0" w:space="0" w:color="000000"/>
+            </w:tcBorders>
+            <w:shd w:val="clear" w:color="auto" w:fill="FFFFFF"/>
+            <w:tcMar>
+              <w:top w:w="0" w:type="dxa"/>
+              <w:bottom w:w="0" w:type="dxa"/>
+              <w:left w:w="0" w:type="dxa"/>
+              <w:right w:w="0" w:type="dxa"/>
+            </w:tcMar>
+            <w:vAlign w:val="center"/>
+          </w:tcPr>
+          <w:p>
+            <w:pPr>
+              <w:pStyle w:val="Normal"/>
+              <w:jc w:val="center"/>
+              <w:pBdr>
+                <w:bottom w:val="none" w:sz="0" w:space="0" w:color="000000"/>
+                <w:top w:val="none" w:sz="0" w:space="0" w:color="000000"/>
+                <w:left w:val="none" w:sz="0" w:space="0" w:color="000000"/>
+                <w:right w:val="none" w:sz="0" w:space="0" w:color="000000"/>
+              </w:pBdr>
+              <w:spacing w:after="0" w:before="0" w:line="216"/>
+              <w:ind w:left="40" w:right="40" w:firstLine="0" w:firstLineChars="0"/>
+              <w:rPr>
+                <w:rFonts w:ascii="Times New Roman" w:hAnsi="Times New Roman" w:eastAsia="Times New Roman" w:cs="Times New Roman"/>
+                <w:i w:val="false"/>
+                <w:b w:val="false"/>
+                <w:u w:val="none"/>
+                <w:strike w:val="false"/>
+                <w:sz w:val="20"/>
+                <w:szCs w:val="20"/>
+                <w:color w:val="000000"/>
+              </w:rPr>
+            </w:pPr>
+            <w:r>
+              <w:rPr>
+                <w:rFonts w:ascii="Times New Roman" w:hAnsi="Times New Roman" w:eastAsia="Times New Roman" w:cs="Times New Roman"/>
+                <w:i w:val="false"/>
+                <w:b w:val="false"/>
+                <w:u w:val="none"/>
+                <w:strike w:val="false"/>
+                <w:sz w:val="20"/>
+                <w:szCs w:val="20"/>
+                <w:color w:val="000000"/>
+              </w:rPr>
+              <w:t xml:space="preserve">-</w:t>
+            </w:r>
+          </w:p>
+        </w:tc>
+        <w:tc>
+          <w:tcPr>
+            <w:tcBorders>
+              <w:bottom w:val="single" w:sz="6" w:space="0" w:color="000000"/>
+              <w:top w:val="none" w:sz="0" w:space="0" w:color="000000"/>
+              <w:left w:val="none" w:sz="0" w:space="0" w:color="000000"/>
+              <w:right w:val="none" w:sz="0" w:space="0" w:color="000000"/>
+            </w:tcBorders>
+            <w:shd w:val="clear" w:color="auto" w:fill="FFFFFF"/>
+            <w:tcMar>
+              <w:top w:w="0" w:type="dxa"/>
+              <w:bottom w:w="0" w:type="dxa"/>
+              <w:left w:w="0" w:type="dxa"/>
+              <w:right w:w="0" w:type="dxa"/>
+            </w:tcMar>
+            <w:vAlign w:val="center"/>
+          </w:tcPr>
+          <w:p>
+            <w:pPr>
+              <w:pStyle w:val="Normal"/>
+              <w:jc w:val="center"/>
+              <w:pBdr>
+                <w:bottom w:val="none" w:sz="0" w:space="0" w:color="000000"/>
+                <w:top w:val="none" w:sz="0" w:space="0" w:color="000000"/>
+                <w:left w:val="none" w:sz="0" w:space="0" w:color="000000"/>
+                <w:right w:val="none" w:sz="0" w:space="0" w:color="000000"/>
+              </w:pBdr>
+              <w:spacing w:after="0" w:before="0" w:line="216"/>
+              <w:ind w:left="40" w:right="40" w:firstLine="0" w:firstLineChars="0"/>
+              <w:rPr>
+                <w:rFonts w:ascii="Times New Roman" w:hAnsi="Times New Roman" w:eastAsia="Times New Roman" w:cs="Times New Roman"/>
+                <w:i w:val="false"/>
+                <w:b w:val="false"/>
+                <w:u w:val="none"/>
+                <w:strike w:val="false"/>
+                <w:sz w:val="20"/>
+                <w:szCs w:val="20"/>
+                <w:color w:val="000000"/>
+              </w:rPr>
+            </w:pPr>
+            <w:r>
+              <w:rPr>
+                <w:rFonts w:ascii="Times New Roman" w:hAnsi="Times New Roman" w:eastAsia="Times New Roman" w:cs="Times New Roman"/>
+                <w:i w:val="false"/>
+                <w:b w:val="false"/>
+                <w:u w:val="none"/>
+                <w:strike w:val="false"/>
+                <w:sz w:val="20"/>
+                <w:szCs w:val="20"/>
+                <w:color w:val="000000"/>
+              </w:rPr>
+              <w:t xml:space="preserve">-</w:t>
+            </w:r>
+          </w:p>
+        </w:tc>
+        <w:tc>
+          <w:tcPr>
+            <w:tcBorders>
+              <w:bottom w:val="single" w:sz="6" w:space="0" w:color="000000"/>
+              <w:top w:val="none" w:sz="0" w:space="0" w:color="000000"/>
+              <w:left w:val="none" w:sz="0" w:space="0" w:color="000000"/>
+              <w:right w:val="none" w:sz="0" w:space="0" w:color="000000"/>
+            </w:tcBorders>
+            <w:shd w:val="clear" w:color="auto" w:fill="FFFFFF"/>
+            <w:tcMar>
+              <w:top w:w="0" w:type="dxa"/>
+              <w:bottom w:w="0" w:type="dxa"/>
+              <w:left w:w="0" w:type="dxa"/>
+              <w:right w:w="0" w:type="dxa"/>
+            </w:tcMar>
+            <w:vAlign w:val="center"/>
+          </w:tcPr>
+          <w:p>
+            <w:pPr>
+              <w:pStyle w:val="Normal"/>
+              <w:jc w:val="center"/>
+              <w:pBdr>
+                <w:bottom w:val="none" w:sz="0" w:space="0" w:color="000000"/>
+                <w:top w:val="none" w:sz="0" w:space="0" w:color="000000"/>
+                <w:left w:val="none" w:sz="0" w:space="0" w:color="000000"/>
+                <w:right w:val="none" w:sz="0" w:space="0" w:color="000000"/>
+              </w:pBdr>
+              <w:spacing w:after="0" w:before="0" w:line="216"/>
+              <w:ind w:left="40" w:right="40" w:firstLine="0" w:firstLineChars="0"/>
+              <w:rPr>
+                <w:rFonts w:ascii="Times New Roman" w:hAnsi="Times New Roman" w:eastAsia="Times New Roman" w:cs="Times New Roman"/>
+                <w:i w:val="false"/>
+                <w:b w:val="false"/>
+                <w:u w:val="none"/>
+                <w:strike w:val="false"/>
+                <w:sz w:val="20"/>
+                <w:szCs w:val="20"/>
+                <w:color w:val="000000"/>
+              </w:rPr>
+            </w:pPr>
+            <w:r>
+              <w:rPr>
+                <w:rFonts w:ascii="Times New Roman" w:hAnsi="Times New Roman" w:eastAsia="Times New Roman" w:cs="Times New Roman"/>
+                <w:i w:val="false"/>
+                <w:b w:val="false"/>
+                <w:u w:val="none"/>
+                <w:strike w:val="false"/>
+                <w:sz w:val="20"/>
+                <w:szCs w:val="20"/>
+                <w:color w:val="000000"/>
+              </w:rPr>
+              <w:t xml:space="preserve">.098</w:t>
+            </w:r>
+          </w:p>
+        </w:tc>
+      </w:tr>
+      <w:tr>
+        <w:trPr>
+          <w:trHeight w:val="360" w:hRule="auto"/>
+        </w:trPr>
+        <w:tc>
+          <w:tcPr>
             <w:gridSpan w:val="7"/>
             <w:tcBorders>
               <w:bottom w:val="none" w:sz="0" w:space="0" w:color="000000"/>
@@ -6185,28 +6627,28 @@
                 <w:left w:val="none" w:sz="0" w:space="0" w:color="000000"/>
                 <w:right w:val="none" w:sz="0" w:space="0" w:color="000000"/>
               </w:pBdr>
-              <w:spacing w:after="40" w:before="40" w:line="240"/>
-              <w:ind w:left="40" w:right="40" w:firstLine="0" w:firstLineChars="0"/>
-              <w:rPr>
-                <w:rFonts w:ascii="Times New Roman" w:hAnsi="Times New Roman" w:eastAsia="Times New Roman" w:cs="Times New Roman"/>
-                <w:i w:val="false"/>
-                <w:b w:val="false"/>
-                <w:u w:val="none"/>
-                <w:strike w:val="false"/>
-                <w:sz w:val="16"/>
-                <w:szCs w:val="16"/>
-                <w:color w:val="000000"/>
-              </w:rPr>
-            </w:pPr>
-            <w:r>
-              <w:rPr>
-                <w:rFonts w:ascii="Times New Roman" w:hAnsi="Times New Roman" w:eastAsia="Times New Roman" w:cs="Times New Roman"/>
-                <w:i w:val="false"/>
-                <w:b w:val="false"/>
-                <w:u w:val="none"/>
-                <w:strike w:val="false"/>
-                <w:sz w:val="16"/>
-                <w:szCs w:val="16"/>
+              <w:spacing w:after="0" w:before="0" w:line="216"/>
+              <w:ind w:left="40" w:right="40" w:firstLine="0" w:firstLineChars="0"/>
+              <w:rPr>
+                <w:rFonts w:ascii="Times New Roman" w:hAnsi="Times New Roman" w:eastAsia="Times New Roman" w:cs="Times New Roman"/>
+                <w:i w:val="false"/>
+                <w:b w:val="false"/>
+                <w:u w:val="none"/>
+                <w:strike w:val="false"/>
+                <w:sz w:val="20"/>
+                <w:szCs w:val="20"/>
+                <w:color w:val="000000"/>
+              </w:rPr>
+            </w:pPr>
+            <w:r>
+              <w:rPr>
+                <w:rFonts w:ascii="Times New Roman" w:hAnsi="Times New Roman" w:eastAsia="Times New Roman" w:cs="Times New Roman"/>
+                <w:i w:val="false"/>
+                <w:b w:val="false"/>
+                <w:u w:val="none"/>
+                <w:strike w:val="false"/>
+                <w:sz w:val="20"/>
+                <w:szCs w:val="20"/>
                 <w:color w:val="000000"/>
               </w:rPr>
               <w:t xml:space="preserve">Note: HC3 standard errors in parentheses. + p &lt; .10, * p &lt; .05, ** p &lt; .01, *** p &lt; .001.</w:t>
